--- a/List_ezhednevnoj_raboty_studenta.docx
+++ b/List_ezhednevnoj_raboty_studenta.docx
@@ -1976,8 +1976,10 @@
               <w:rPr>
                 <w:rFonts w:ascii="Times New Roman" w:eastAsia="Times New Roman" w:hAnsi="Times New Roman"/>
                 <w:b/>
-                <w:sz w:val="24"/>
-                <w:szCs w:val="24"/>
+                <w:noProof/>
+                <w:sz w:val="24"/>
+                <w:szCs w:val="24"/>
+                <w:lang w:eastAsia="ru-RU"/>
               </w:rPr>
               <w:drawing>
                 <wp:inline distT="0" distB="0" distL="0" distR="0" wp14:anchorId="698B6276" wp14:editId="31380D28">
@@ -2580,8 +2582,10 @@
                 <w:bCs/>
                 <w:i/>
                 <w:iCs/>
-                <w:sz w:val="24"/>
-                <w:szCs w:val="24"/>
+                <w:noProof/>
+                <w:sz w:val="24"/>
+                <w:szCs w:val="24"/>
+                <w:lang w:eastAsia="ru-RU"/>
               </w:rPr>
               <w:drawing>
                 <wp:inline distT="0" distB="0" distL="0" distR="0" wp14:anchorId="61A3E3F3" wp14:editId="3D672ED2">
@@ -2731,20 +2735,7 @@
                 <w:sz w:val="24"/>
                 <w:szCs w:val="24"/>
               </w:rPr>
-              <w:t>Сегодня я продолжил работать над</w:t>
-            </w:r>
-            <w:bookmarkStart w:id="0" w:name="_GoBack"/>
-            <w:bookmarkEnd w:id="0"/>
-            <w:r>
-              <w:rPr>
-                <w:rFonts w:ascii="Times New Roman" w:hAnsi="Times New Roman"/>
-                <w:bCs/>
-                <w:i/>
-                <w:iCs/>
-                <w:sz w:val="24"/>
-                <w:szCs w:val="24"/>
-              </w:rPr>
-              <w:t xml:space="preserve"> сайтом по теме 3 Разработать веб‑приложение в соответствии с техническим заданием.</w:t>
+              <w:t>Сегодня я продолжил работать над сайтом по теме 3 Разработать веб‑приложение в соответствии с техническим заданием.</w:t>
             </w:r>
             <w:r>
               <w:t xml:space="preserve"> </w:t>
@@ -3585,8 +3576,10 @@
             <w:r>
               <w:rPr>
                 <w:rFonts w:ascii="Times New Roman" w:eastAsia="Times New Roman" w:hAnsi="Times New Roman"/>
-                <w:sz w:val="24"/>
-                <w:szCs w:val="24"/>
+                <w:noProof/>
+                <w:sz w:val="24"/>
+                <w:szCs w:val="24"/>
+                <w:lang w:eastAsia="ru-RU"/>
               </w:rPr>
               <w:drawing>
                 <wp:inline distT="0" distB="0" distL="0" distR="0" wp14:anchorId="666FDE9B" wp14:editId="7FC7275F">
@@ -3647,6 +3640,9 @@
         </w:tc>
       </w:tr>
       <w:tr>
+        <w:trPr>
+          <w:trHeight w:val="14307"/>
+        </w:trPr>
         <w:tc>
           <w:tcPr>
             <w:tcW w:w="1526" w:type="dxa"/>
@@ -3664,11 +3660,273 @@
                 <w:szCs w:val="24"/>
               </w:rPr>
             </w:pPr>
+            <w:r>
+              <w:rPr>
+                <w:rFonts w:ascii="Times New Roman" w:hAnsi="Times New Roman"/>
+                <w:sz w:val="24"/>
+                <w:szCs w:val="24"/>
+                <w:lang w:val="en-US"/>
+              </w:rPr>
+              <w:lastRenderedPageBreak/>
+              <w:t>12</w:t>
+            </w:r>
+            <w:r>
+              <w:rPr>
+                <w:rFonts w:ascii="Times New Roman" w:hAnsi="Times New Roman"/>
+                <w:sz w:val="24"/>
+                <w:szCs w:val="24"/>
+                <w:lang w:val="en-US"/>
+              </w:rPr>
+              <w:t>.05.2025</w:t>
+            </w:r>
           </w:p>
         </w:tc>
         <w:tc>
           <w:tcPr>
             <w:tcW w:w="6096" w:type="dxa"/>
+            <w:shd w:val="clear" w:color="auto" w:fill="auto"/>
+          </w:tcPr>
+          <w:p>
+            <w:pPr>
+              <w:pStyle w:val="a6"/>
+              <w:numPr>
+                <w:ilvl w:val="0"/>
+                <w:numId w:val="12"/>
+              </w:numPr>
+              <w:jc w:val="both"/>
+              <w:rPr>
+                <w:rFonts w:ascii="Times New Roman" w:eastAsia="Times New Roman" w:hAnsi="Times New Roman"/>
+                <w:sz w:val="24"/>
+                <w:szCs w:val="24"/>
+              </w:rPr>
+            </w:pPr>
+            <w:r>
+              <w:rPr>
+                <w:rFonts w:ascii="Times New Roman" w:eastAsia="Times New Roman" w:hAnsi="Times New Roman"/>
+                <w:sz w:val="24"/>
+                <w:szCs w:val="24"/>
+              </w:rPr>
+              <w:t xml:space="preserve">Сегодня продолжил работу по теме </w:t>
+            </w:r>
+            <w:r>
+              <w:rPr>
+                <w:rFonts w:ascii="Times New Roman" w:eastAsia="Times New Roman" w:hAnsi="Times New Roman"/>
+                <w:sz w:val="24"/>
+                <w:szCs w:val="24"/>
+              </w:rPr>
+              <w:t>№</w:t>
+            </w:r>
+            <w:r>
+              <w:rPr>
+                <w:rFonts w:ascii="Times New Roman" w:eastAsia="Times New Roman" w:hAnsi="Times New Roman"/>
+                <w:sz w:val="24"/>
+                <w:szCs w:val="24"/>
+              </w:rPr>
+              <w:t>3 «Разработать веб‑приложение в соответствии с техническим заданием».</w:t>
+            </w:r>
+            <w:r>
+              <w:rPr>
+                <w:rFonts w:ascii="Times New Roman" w:eastAsia="Times New Roman" w:hAnsi="Times New Roman"/>
+                <w:sz w:val="24"/>
+                <w:szCs w:val="24"/>
+              </w:rPr>
+              <w:t xml:space="preserve"> </w:t>
+            </w:r>
+            <w:r>
+              <w:rPr>
+                <w:rFonts w:ascii="Times New Roman" w:eastAsia="Times New Roman" w:hAnsi="Times New Roman"/>
+                <w:sz w:val="24"/>
+                <w:szCs w:val="24"/>
+              </w:rPr>
+              <w:t>За этот день я создал несколько ключевых страниц и реализовал основной функционал, который нужен для работы сайта. Начал с раздела услуг (</w:t>
+            </w:r>
+            <w:proofErr w:type="spellStart"/>
+            <w:r>
+              <w:rPr>
+                <w:rFonts w:ascii="Times New Roman" w:eastAsia="Times New Roman" w:hAnsi="Times New Roman"/>
+                <w:sz w:val="24"/>
+                <w:szCs w:val="24"/>
+              </w:rPr>
+              <w:t>services</w:t>
+            </w:r>
+            <w:proofErr w:type="spellEnd"/>
+            <w:r>
+              <w:rPr>
+                <w:rFonts w:ascii="Times New Roman" w:eastAsia="Times New Roman" w:hAnsi="Times New Roman"/>
+                <w:sz w:val="24"/>
+                <w:szCs w:val="24"/>
+              </w:rPr>
+              <w:t>) — сделал страницу списка услуг и страницу отдельной услуги, подключил вывод данных из базы и оформил шаблоны. Затем перешёл к разделу заказов (</w:t>
+            </w:r>
+            <w:proofErr w:type="spellStart"/>
+            <w:r>
+              <w:rPr>
+                <w:rFonts w:ascii="Times New Roman" w:eastAsia="Times New Roman" w:hAnsi="Times New Roman"/>
+                <w:sz w:val="24"/>
+                <w:szCs w:val="24"/>
+              </w:rPr>
+              <w:t>orders</w:t>
+            </w:r>
+            <w:proofErr w:type="spellEnd"/>
+            <w:r>
+              <w:rPr>
+                <w:rFonts w:ascii="Times New Roman" w:eastAsia="Times New Roman" w:hAnsi="Times New Roman"/>
+                <w:sz w:val="24"/>
+                <w:szCs w:val="24"/>
+              </w:rPr>
+              <w:t xml:space="preserve">): создал страницу оформления заявки, страницу успешного оформления и прописал всю логику в контроллере. </w:t>
+            </w:r>
+            <w:proofErr w:type="spellStart"/>
+            <w:r>
+              <w:rPr>
+                <w:rFonts w:ascii="Times New Roman" w:eastAsia="Times New Roman" w:hAnsi="Times New Roman"/>
+                <w:sz w:val="24"/>
+                <w:szCs w:val="24"/>
+              </w:rPr>
+              <w:t>Валидация</w:t>
+            </w:r>
+            <w:proofErr w:type="spellEnd"/>
+            <w:r>
+              <w:rPr>
+                <w:rFonts w:ascii="Times New Roman" w:eastAsia="Times New Roman" w:hAnsi="Times New Roman"/>
+                <w:sz w:val="24"/>
+                <w:szCs w:val="24"/>
+              </w:rPr>
+              <w:t>, сохранение данных и привязка заказа к авторизованному пользователю работают корректно.</w:t>
+            </w:r>
+          </w:p>
+          <w:p>
+            <w:pPr>
+              <w:pStyle w:val="a6"/>
+              <w:numPr>
+                <w:ilvl w:val="0"/>
+                <w:numId w:val="12"/>
+              </w:numPr>
+              <w:jc w:val="both"/>
+              <w:rPr>
+                <w:rFonts w:ascii="Times New Roman" w:eastAsia="Times New Roman" w:hAnsi="Times New Roman"/>
+                <w:sz w:val="24"/>
+                <w:szCs w:val="24"/>
+              </w:rPr>
+            </w:pPr>
+            <w:r>
+              <w:rPr>
+                <w:rFonts w:ascii="Times New Roman" w:eastAsia="Times New Roman" w:hAnsi="Times New Roman"/>
+                <w:sz w:val="24"/>
+                <w:szCs w:val="24"/>
+              </w:rPr>
+              <w:t>После этого занялся авторизацией и регистрацией. Реализовал формы входа и регистрации, добавил обработку ошибок, проверку данных и автоматический вход после регистрации. Настроил перенаправления: администратор попадает в админ‑панель, обычный пользователь — в личный кабинет.</w:t>
+            </w:r>
+          </w:p>
+          <w:p>
+            <w:pPr>
+              <w:pStyle w:val="a6"/>
+              <w:numPr>
+                <w:ilvl w:val="0"/>
+                <w:numId w:val="12"/>
+              </w:numPr>
+              <w:jc w:val="both"/>
+              <w:rPr>
+                <w:rFonts w:ascii="Times New Roman" w:eastAsia="Times New Roman" w:hAnsi="Times New Roman"/>
+                <w:sz w:val="24"/>
+                <w:szCs w:val="24"/>
+              </w:rPr>
+            </w:pPr>
+            <w:r>
+              <w:rPr>
+                <w:rFonts w:ascii="Times New Roman" w:eastAsia="Times New Roman" w:hAnsi="Times New Roman"/>
+                <w:sz w:val="24"/>
+                <w:szCs w:val="24"/>
+              </w:rPr>
+              <w:t xml:space="preserve">Также создал главную страницу профиля пользователя и сделал для неё отдельный </w:t>
+            </w:r>
+            <w:proofErr w:type="spellStart"/>
+            <w:r>
+              <w:rPr>
+                <w:rFonts w:ascii="Times New Roman" w:eastAsia="Times New Roman" w:hAnsi="Times New Roman"/>
+                <w:sz w:val="24"/>
+                <w:szCs w:val="24"/>
+              </w:rPr>
+              <w:t>лэйаут</w:t>
+            </w:r>
+            <w:proofErr w:type="spellEnd"/>
+            <w:r>
+              <w:rPr>
+                <w:rFonts w:ascii="Times New Roman" w:eastAsia="Times New Roman" w:hAnsi="Times New Roman"/>
+                <w:sz w:val="24"/>
+                <w:szCs w:val="24"/>
+              </w:rPr>
+              <w:t>, чтобы отделить внешний вид пользовательской панели от публичной части сайта. В личном кабинете выводятся последние заказы, данные пользователя и ссылки на профиль и историю заказов. Добавил возможность обновления профиля и подписки на новости.</w:t>
+            </w:r>
+          </w:p>
+          <w:p>
+            <w:pPr>
+              <w:pStyle w:val="a6"/>
+              <w:numPr>
+                <w:ilvl w:val="0"/>
+                <w:numId w:val="12"/>
+              </w:numPr>
+              <w:jc w:val="both"/>
+              <w:rPr>
+                <w:rFonts w:ascii="Times New Roman" w:eastAsia="Times New Roman" w:hAnsi="Times New Roman"/>
+                <w:sz w:val="24"/>
+                <w:szCs w:val="24"/>
+              </w:rPr>
+            </w:pPr>
+            <w:r>
+              <w:rPr>
+                <w:rFonts w:ascii="Times New Roman" w:eastAsia="Times New Roman" w:hAnsi="Times New Roman"/>
+                <w:sz w:val="24"/>
+                <w:szCs w:val="24"/>
+              </w:rPr>
+              <w:t>Весь функционал протестировал — формы работают, маршруты связаны, данные корректно сохраняются в базе.</w:t>
+            </w:r>
+          </w:p>
+          <w:p>
+            <w:pPr>
+              <w:pStyle w:val="a6"/>
+              <w:numPr>
+                <w:ilvl w:val="0"/>
+                <w:numId w:val="12"/>
+              </w:numPr>
+              <w:jc w:val="both"/>
+              <w:rPr>
+                <w:rFonts w:ascii="Times New Roman" w:eastAsia="Times New Roman" w:hAnsi="Times New Roman"/>
+                <w:sz w:val="24"/>
+                <w:szCs w:val="24"/>
+              </w:rPr>
+            </w:pPr>
+            <w:r>
+              <w:rPr>
+                <w:rFonts w:ascii="Times New Roman" w:eastAsia="Times New Roman" w:hAnsi="Times New Roman"/>
+                <w:sz w:val="24"/>
+                <w:szCs w:val="24"/>
+              </w:rPr>
+              <w:t xml:space="preserve">Итог дня: реализованы услуги, заказы, авторизация, регистрация и личный кабинет с отдельным </w:t>
+            </w:r>
+            <w:proofErr w:type="spellStart"/>
+            <w:r>
+              <w:rPr>
+                <w:rFonts w:ascii="Times New Roman" w:eastAsia="Times New Roman" w:hAnsi="Times New Roman"/>
+                <w:sz w:val="24"/>
+                <w:szCs w:val="24"/>
+              </w:rPr>
+              <w:t>лэйаутом</w:t>
+            </w:r>
+            <w:proofErr w:type="spellEnd"/>
+            <w:r>
+              <w:rPr>
+                <w:rFonts w:ascii="Times New Roman" w:eastAsia="Times New Roman" w:hAnsi="Times New Roman"/>
+                <w:sz w:val="24"/>
+                <w:szCs w:val="24"/>
+              </w:rPr>
+              <w:t>.</w:t>
+            </w:r>
+          </w:p>
+        </w:tc>
+        <w:tc>
+          <w:tcPr>
+            <w:tcW w:w="1842" w:type="dxa"/>
             <w:shd w:val="clear" w:color="auto" w:fill="auto"/>
           </w:tcPr>
           <w:p>
@@ -3685,9 +3943,52 @@
             </w:pPr>
           </w:p>
         </w:tc>
-        <w:tc>
-          <w:tcPr>
-            <w:tcW w:w="1842" w:type="dxa"/>
+      </w:tr>
+    </w:tbl>
+    <w:p>
+      <w:pPr>
+        <w:widowControl w:val="0"/>
+        <w:suppressAutoHyphens/>
+        <w:jc w:val="center"/>
+        <w:rPr>
+          <w:rFonts w:ascii="Times New Roman" w:eastAsia="Times New Roman" w:hAnsi="Times New Roman"/>
+          <w:b/>
+          <w:sz w:val="24"/>
+          <w:szCs w:val="24"/>
+        </w:rPr>
+        <w:sectPr>
+          <w:pgSz w:w="11906" w:h="16838"/>
+          <w:pgMar w:top="1134" w:right="850" w:bottom="1134" w:left="1701" w:header="0" w:footer="708" w:gutter="0"/>
+          <w:cols w:space="708"/>
+          <w:docGrid w:linePitch="360"/>
+        </w:sectPr>
+      </w:pPr>
+    </w:p>
+    <w:tbl>
+      <w:tblPr>
+        <w:tblW w:w="9464" w:type="dxa"/>
+        <w:tblBorders>
+          <w:top w:val="single" w:sz="4" w:space="0" w:color="auto"/>
+          <w:left w:val="single" w:sz="4" w:space="0" w:color="auto"/>
+          <w:bottom w:val="single" w:sz="4" w:space="0" w:color="auto"/>
+          <w:right w:val="single" w:sz="4" w:space="0" w:color="auto"/>
+          <w:insideH w:val="single" w:sz="4" w:space="0" w:color="auto"/>
+          <w:insideV w:val="single" w:sz="4" w:space="0" w:color="auto"/>
+        </w:tblBorders>
+        <w:tblLook w:val="04A0" w:firstRow="1" w:lastRow="0" w:firstColumn="1" w:lastColumn="0" w:noHBand="0" w:noVBand="1"/>
+      </w:tblPr>
+      <w:tblGrid>
+        <w:gridCol w:w="1526"/>
+        <w:gridCol w:w="6096"/>
+        <w:gridCol w:w="1842"/>
+      </w:tblGrid>
+      <w:tr>
+        <w:trPr>
+          <w:trHeight w:val="14591"/>
+        </w:trPr>
+        <w:tc>
+          <w:tcPr>
+            <w:tcW w:w="1526" w:type="dxa"/>
             <w:shd w:val="clear" w:color="auto" w:fill="auto"/>
           </w:tcPr>
           <w:p>
@@ -3702,13 +4003,400 @@
                 <w:szCs w:val="24"/>
               </w:rPr>
             </w:pPr>
-          </w:p>
-        </w:tc>
-      </w:tr>
-      <w:tr>
-        <w:tc>
-          <w:tcPr>
-            <w:tcW w:w="1526" w:type="dxa"/>
+            <w:r>
+              <w:rPr>
+                <w:rFonts w:ascii="Times New Roman" w:hAnsi="Times New Roman"/>
+                <w:sz w:val="24"/>
+                <w:szCs w:val="24"/>
+                <w:lang w:val="en-US"/>
+              </w:rPr>
+              <w:lastRenderedPageBreak/>
+              <w:t>13</w:t>
+            </w:r>
+            <w:r>
+              <w:rPr>
+                <w:rFonts w:ascii="Times New Roman" w:hAnsi="Times New Roman"/>
+                <w:sz w:val="24"/>
+                <w:szCs w:val="24"/>
+                <w:lang w:val="en-US"/>
+              </w:rPr>
+              <w:t>.05.2025</w:t>
+            </w:r>
+          </w:p>
+        </w:tc>
+        <w:tc>
+          <w:tcPr>
+            <w:tcW w:w="6096" w:type="dxa"/>
+            <w:shd w:val="clear" w:color="auto" w:fill="auto"/>
+          </w:tcPr>
+          <w:p>
+            <w:pPr>
+              <w:pStyle w:val="a6"/>
+              <w:numPr>
+                <w:ilvl w:val="0"/>
+                <w:numId w:val="14"/>
+              </w:numPr>
+              <w:jc w:val="both"/>
+              <w:rPr>
+                <w:rFonts w:ascii="Times New Roman" w:eastAsia="Times New Roman" w:hAnsi="Times New Roman"/>
+                <w:sz w:val="24"/>
+                <w:szCs w:val="24"/>
+              </w:rPr>
+            </w:pPr>
+            <w:r>
+              <w:rPr>
+                <w:rFonts w:ascii="Times New Roman" w:eastAsia="Times New Roman" w:hAnsi="Times New Roman"/>
+                <w:sz w:val="24"/>
+                <w:szCs w:val="24"/>
+              </w:rPr>
+              <w:t xml:space="preserve">Сегодня продолжил работу по теме </w:t>
+            </w:r>
+            <w:r>
+              <w:rPr>
+                <w:rFonts w:ascii="Times New Roman" w:eastAsia="Times New Roman" w:hAnsi="Times New Roman"/>
+                <w:sz w:val="24"/>
+                <w:szCs w:val="24"/>
+              </w:rPr>
+              <w:t>№</w:t>
+            </w:r>
+            <w:r>
+              <w:rPr>
+                <w:rFonts w:ascii="Times New Roman" w:eastAsia="Times New Roman" w:hAnsi="Times New Roman"/>
+                <w:sz w:val="24"/>
+                <w:szCs w:val="24"/>
+              </w:rPr>
+              <w:t>3 «Разработать веб‑приложение в соответствии с техническим заданием».</w:t>
+            </w:r>
+            <w:r>
+              <w:t xml:space="preserve"> </w:t>
+            </w:r>
+            <w:r>
+              <w:rPr>
+                <w:rFonts w:ascii="Times New Roman" w:eastAsia="Times New Roman" w:hAnsi="Times New Roman"/>
+                <w:sz w:val="24"/>
+                <w:szCs w:val="24"/>
+              </w:rPr>
+              <w:t xml:space="preserve">Сегодня я занимался доработкой личного кабинета и начал создавать основные страницы административной панели. В личном кабинете добавил недостающие страницы: историю заказов, страницу просмотра конкретного заказа, страницу редактирования профиля и страницу управления подпиской. Все эти разделы связал с контроллером </w:t>
+            </w:r>
+            <w:proofErr w:type="spellStart"/>
+            <w:r>
+              <w:rPr>
+                <w:rFonts w:ascii="Times New Roman" w:eastAsia="Times New Roman" w:hAnsi="Times New Roman"/>
+                <w:sz w:val="24"/>
+                <w:szCs w:val="24"/>
+              </w:rPr>
+              <w:t>DashboardController</w:t>
+            </w:r>
+            <w:proofErr w:type="spellEnd"/>
+            <w:r>
+              <w:rPr>
+                <w:rFonts w:ascii="Times New Roman" w:eastAsia="Times New Roman" w:hAnsi="Times New Roman"/>
+                <w:sz w:val="24"/>
+                <w:szCs w:val="24"/>
+              </w:rPr>
+              <w:t xml:space="preserve">, настроил маршруты и оформил шаблоны в едином стиле нового </w:t>
+            </w:r>
+            <w:proofErr w:type="spellStart"/>
+            <w:r>
+              <w:rPr>
+                <w:rFonts w:ascii="Times New Roman" w:eastAsia="Times New Roman" w:hAnsi="Times New Roman"/>
+                <w:sz w:val="24"/>
+                <w:szCs w:val="24"/>
+              </w:rPr>
+              <w:t>лэйаута</w:t>
+            </w:r>
+            <w:proofErr w:type="spellEnd"/>
+            <w:r>
+              <w:rPr>
+                <w:rFonts w:ascii="Times New Roman" w:eastAsia="Times New Roman" w:hAnsi="Times New Roman"/>
+                <w:sz w:val="24"/>
+                <w:szCs w:val="24"/>
+              </w:rPr>
+              <w:t xml:space="preserve"> для пользователя.</w:t>
+            </w:r>
+          </w:p>
+          <w:p>
+            <w:pPr>
+              <w:pStyle w:val="a6"/>
+              <w:numPr>
+                <w:ilvl w:val="0"/>
+                <w:numId w:val="14"/>
+              </w:numPr>
+              <w:jc w:val="both"/>
+              <w:rPr>
+                <w:rFonts w:ascii="Times New Roman" w:eastAsia="Times New Roman" w:hAnsi="Times New Roman"/>
+                <w:sz w:val="24"/>
+                <w:szCs w:val="24"/>
+              </w:rPr>
+            </w:pPr>
+            <w:r>
+              <w:rPr>
+                <w:rFonts w:ascii="Times New Roman" w:eastAsia="Times New Roman" w:hAnsi="Times New Roman"/>
+                <w:sz w:val="24"/>
+                <w:szCs w:val="24"/>
+              </w:rPr>
+              <w:t xml:space="preserve">После завершения пользовательской части перешёл к </w:t>
+            </w:r>
+            <w:proofErr w:type="spellStart"/>
+            <w:r>
+              <w:rPr>
+                <w:rFonts w:ascii="Times New Roman" w:eastAsia="Times New Roman" w:hAnsi="Times New Roman"/>
+                <w:sz w:val="24"/>
+                <w:szCs w:val="24"/>
+              </w:rPr>
+              <w:t>админке</w:t>
+            </w:r>
+            <w:proofErr w:type="spellEnd"/>
+            <w:r>
+              <w:rPr>
+                <w:rFonts w:ascii="Times New Roman" w:eastAsia="Times New Roman" w:hAnsi="Times New Roman"/>
+                <w:sz w:val="24"/>
+                <w:szCs w:val="24"/>
+              </w:rPr>
+              <w:t xml:space="preserve">. Создал главную страницу административной панели, где выводится статистика: количество услуг, новые заказы, ожидающие </w:t>
+            </w:r>
+            <w:proofErr w:type="spellStart"/>
+            <w:r>
+              <w:rPr>
+                <w:rFonts w:ascii="Times New Roman" w:eastAsia="Times New Roman" w:hAnsi="Times New Roman"/>
+                <w:sz w:val="24"/>
+                <w:szCs w:val="24"/>
+              </w:rPr>
+              <w:t>модерации</w:t>
+            </w:r>
+            <w:proofErr w:type="spellEnd"/>
+            <w:r>
+              <w:rPr>
+                <w:rFonts w:ascii="Times New Roman" w:eastAsia="Times New Roman" w:hAnsi="Times New Roman"/>
+                <w:sz w:val="24"/>
+                <w:szCs w:val="24"/>
+              </w:rPr>
+              <w:t xml:space="preserve"> отзывы и общее число пользователей. Также реализовал вывод последних заказов, чтобы администратор мог быстро видеть свежие заявки.</w:t>
+            </w:r>
+          </w:p>
+          <w:p>
+            <w:pPr>
+              <w:pStyle w:val="a6"/>
+              <w:numPr>
+                <w:ilvl w:val="0"/>
+                <w:numId w:val="14"/>
+              </w:numPr>
+              <w:jc w:val="both"/>
+              <w:rPr>
+                <w:rFonts w:ascii="Times New Roman" w:eastAsia="Times New Roman" w:hAnsi="Times New Roman"/>
+                <w:sz w:val="24"/>
+                <w:szCs w:val="24"/>
+              </w:rPr>
+            </w:pPr>
+            <w:r>
+              <w:rPr>
+                <w:rFonts w:ascii="Times New Roman" w:eastAsia="Times New Roman" w:hAnsi="Times New Roman"/>
+                <w:sz w:val="24"/>
+                <w:szCs w:val="24"/>
+              </w:rPr>
+              <w:t xml:space="preserve">Далее сделал раздел услуг в </w:t>
+            </w:r>
+            <w:proofErr w:type="spellStart"/>
+            <w:r>
+              <w:rPr>
+                <w:rFonts w:ascii="Times New Roman" w:eastAsia="Times New Roman" w:hAnsi="Times New Roman"/>
+                <w:sz w:val="24"/>
+                <w:szCs w:val="24"/>
+              </w:rPr>
+              <w:t>админке</w:t>
+            </w:r>
+            <w:proofErr w:type="spellEnd"/>
+            <w:r>
+              <w:rPr>
+                <w:rFonts w:ascii="Times New Roman" w:eastAsia="Times New Roman" w:hAnsi="Times New Roman"/>
+                <w:sz w:val="24"/>
+                <w:szCs w:val="24"/>
+              </w:rPr>
+              <w:t xml:space="preserve">: страницу списка услуг, страницу создания новой услуги, страницу редактирования и удаление. Настроил загрузку изображений, валидацию данных и сортировку услуг. Всё это оформил в отдельных </w:t>
+            </w:r>
+            <w:proofErr w:type="spellStart"/>
+            <w:r>
+              <w:rPr>
+                <w:rFonts w:ascii="Times New Roman" w:eastAsia="Times New Roman" w:hAnsi="Times New Roman"/>
+                <w:sz w:val="24"/>
+                <w:szCs w:val="24"/>
+              </w:rPr>
+              <w:t>Blade</w:t>
+            </w:r>
+            <w:proofErr w:type="spellEnd"/>
+            <w:r>
+              <w:rPr>
+                <w:rFonts w:ascii="Times New Roman" w:eastAsia="Times New Roman" w:hAnsi="Times New Roman"/>
+                <w:sz w:val="24"/>
+                <w:szCs w:val="24"/>
+              </w:rPr>
+              <w:t>‑шаблонах.</w:t>
+            </w:r>
+          </w:p>
+          <w:p>
+            <w:pPr>
+              <w:pStyle w:val="a6"/>
+              <w:numPr>
+                <w:ilvl w:val="0"/>
+                <w:numId w:val="14"/>
+              </w:numPr>
+              <w:jc w:val="both"/>
+              <w:rPr>
+                <w:rFonts w:ascii="Times New Roman" w:eastAsia="Times New Roman" w:hAnsi="Times New Roman"/>
+                <w:sz w:val="24"/>
+                <w:szCs w:val="24"/>
+              </w:rPr>
+            </w:pPr>
+            <w:r>
+              <w:rPr>
+                <w:rFonts w:ascii="Times New Roman" w:eastAsia="Times New Roman" w:hAnsi="Times New Roman"/>
+                <w:sz w:val="24"/>
+                <w:szCs w:val="24"/>
+              </w:rPr>
+              <w:t>Следующим шагом создал раздел заказов: страницу списка всех заказов, страницу просмотра конкретного заказа и возможность менять статус заказа. Добавил простую кнопку для отправки уведомления клиенту (пока без реальной логики отправки).</w:t>
+            </w:r>
+          </w:p>
+          <w:p>
+            <w:pPr>
+              <w:pStyle w:val="a6"/>
+              <w:numPr>
+                <w:ilvl w:val="0"/>
+                <w:numId w:val="14"/>
+              </w:numPr>
+              <w:jc w:val="both"/>
+              <w:rPr>
+                <w:rFonts w:ascii="Times New Roman" w:eastAsia="Times New Roman" w:hAnsi="Times New Roman"/>
+                <w:sz w:val="24"/>
+                <w:szCs w:val="24"/>
+              </w:rPr>
+            </w:pPr>
+            <w:r>
+              <w:rPr>
+                <w:rFonts w:ascii="Times New Roman" w:eastAsia="Times New Roman" w:hAnsi="Times New Roman"/>
+                <w:sz w:val="24"/>
+                <w:szCs w:val="24"/>
+              </w:rPr>
+              <w:t>Также сделал раздел пользователей: страницу списка пользователей с количеством заказов, страницу просмотра профиля пользователя и возможность менять роль (</w:t>
+            </w:r>
+            <w:proofErr w:type="spellStart"/>
+            <w:r>
+              <w:rPr>
+                <w:rFonts w:ascii="Times New Roman" w:eastAsia="Times New Roman" w:hAnsi="Times New Roman"/>
+                <w:sz w:val="24"/>
+                <w:szCs w:val="24"/>
+              </w:rPr>
+              <w:t>user</w:t>
+            </w:r>
+            <w:proofErr w:type="spellEnd"/>
+            <w:r>
+              <w:rPr>
+                <w:rFonts w:ascii="Times New Roman" w:eastAsia="Times New Roman" w:hAnsi="Times New Roman"/>
+                <w:sz w:val="24"/>
+                <w:szCs w:val="24"/>
+              </w:rPr>
+              <w:t xml:space="preserve">, </w:t>
+            </w:r>
+            <w:proofErr w:type="spellStart"/>
+            <w:r>
+              <w:rPr>
+                <w:rFonts w:ascii="Times New Roman" w:eastAsia="Times New Roman" w:hAnsi="Times New Roman"/>
+                <w:sz w:val="24"/>
+                <w:szCs w:val="24"/>
+              </w:rPr>
+              <w:t>manager</w:t>
+            </w:r>
+            <w:proofErr w:type="spellEnd"/>
+            <w:r>
+              <w:rPr>
+                <w:rFonts w:ascii="Times New Roman" w:eastAsia="Times New Roman" w:hAnsi="Times New Roman"/>
+                <w:sz w:val="24"/>
+                <w:szCs w:val="24"/>
+              </w:rPr>
+              <w:t xml:space="preserve">, </w:t>
+            </w:r>
+            <w:proofErr w:type="spellStart"/>
+            <w:r>
+              <w:rPr>
+                <w:rFonts w:ascii="Times New Roman" w:eastAsia="Times New Roman" w:hAnsi="Times New Roman"/>
+                <w:sz w:val="24"/>
+                <w:szCs w:val="24"/>
+              </w:rPr>
+              <w:t>admin</w:t>
+            </w:r>
+            <w:proofErr w:type="spellEnd"/>
+            <w:r>
+              <w:rPr>
+                <w:rFonts w:ascii="Times New Roman" w:eastAsia="Times New Roman" w:hAnsi="Times New Roman"/>
+                <w:sz w:val="24"/>
+                <w:szCs w:val="24"/>
+              </w:rPr>
+              <w:t xml:space="preserve">). Все методы реализованы в </w:t>
+            </w:r>
+            <w:proofErr w:type="spellStart"/>
+            <w:r>
+              <w:rPr>
+                <w:rFonts w:ascii="Times New Roman" w:eastAsia="Times New Roman" w:hAnsi="Times New Roman"/>
+                <w:sz w:val="24"/>
+                <w:szCs w:val="24"/>
+              </w:rPr>
+              <w:t>AdminController</w:t>
+            </w:r>
+            <w:proofErr w:type="spellEnd"/>
+            <w:r>
+              <w:rPr>
+                <w:rFonts w:ascii="Times New Roman" w:eastAsia="Times New Roman" w:hAnsi="Times New Roman"/>
+                <w:sz w:val="24"/>
+                <w:szCs w:val="24"/>
+              </w:rPr>
+              <w:t xml:space="preserve">, а шаблоны — в папке </w:t>
+            </w:r>
+            <w:proofErr w:type="spellStart"/>
+            <w:r>
+              <w:rPr>
+                <w:rFonts w:ascii="Times New Roman" w:eastAsia="Times New Roman" w:hAnsi="Times New Roman"/>
+                <w:sz w:val="24"/>
+                <w:szCs w:val="24"/>
+              </w:rPr>
+              <w:t>admin</w:t>
+            </w:r>
+            <w:proofErr w:type="spellEnd"/>
+            <w:r>
+              <w:rPr>
+                <w:rFonts w:ascii="Times New Roman" w:eastAsia="Times New Roman" w:hAnsi="Times New Roman"/>
+                <w:sz w:val="24"/>
+                <w:szCs w:val="24"/>
+              </w:rPr>
+              <w:t>.</w:t>
+            </w:r>
+          </w:p>
+          <w:p>
+            <w:pPr>
+              <w:pStyle w:val="a6"/>
+              <w:numPr>
+                <w:ilvl w:val="0"/>
+                <w:numId w:val="14"/>
+              </w:numPr>
+              <w:jc w:val="both"/>
+              <w:rPr>
+                <w:rFonts w:ascii="Times New Roman" w:eastAsia="Times New Roman" w:hAnsi="Times New Roman"/>
+                <w:b/>
+                <w:sz w:val="24"/>
+                <w:szCs w:val="24"/>
+              </w:rPr>
+            </w:pPr>
+            <w:r>
+              <w:rPr>
+                <w:rFonts w:ascii="Times New Roman" w:eastAsia="Times New Roman" w:hAnsi="Times New Roman"/>
+                <w:sz w:val="24"/>
+                <w:szCs w:val="24"/>
+              </w:rPr>
+              <w:t>Все изменения протестировал — маршруты работают, данные корректно загружаются, роли проверяются.</w:t>
+            </w:r>
+          </w:p>
+        </w:tc>
+        <w:tc>
+          <w:tcPr>
+            <w:tcW w:w="1842" w:type="dxa"/>
             <w:shd w:val="clear" w:color="auto" w:fill="auto"/>
           </w:tcPr>
           <w:p>
@@ -3725,45 +4413,45 @@
             </w:pPr>
           </w:p>
         </w:tc>
-        <w:tc>
-          <w:tcPr>
-            <w:tcW w:w="6096" w:type="dxa"/>
-            <w:shd w:val="clear" w:color="auto" w:fill="auto"/>
-          </w:tcPr>
-          <w:p>
-            <w:pPr>
-              <w:widowControl w:val="0"/>
-              <w:suppressAutoHyphens/>
-              <w:jc w:val="center"/>
-              <w:rPr>
-                <w:rFonts w:ascii="Times New Roman" w:eastAsia="Times New Roman" w:hAnsi="Times New Roman"/>
-                <w:b/>
-                <w:sz w:val="24"/>
-                <w:szCs w:val="24"/>
-              </w:rPr>
-            </w:pPr>
-          </w:p>
-        </w:tc>
-        <w:tc>
-          <w:tcPr>
-            <w:tcW w:w="1842" w:type="dxa"/>
-            <w:shd w:val="clear" w:color="auto" w:fill="auto"/>
-          </w:tcPr>
-          <w:p>
-            <w:pPr>
-              <w:widowControl w:val="0"/>
-              <w:suppressAutoHyphens/>
-              <w:jc w:val="center"/>
-              <w:rPr>
-                <w:rFonts w:ascii="Times New Roman" w:eastAsia="Times New Roman" w:hAnsi="Times New Roman"/>
-                <w:b/>
-                <w:sz w:val="24"/>
-                <w:szCs w:val="24"/>
-              </w:rPr>
-            </w:pPr>
-          </w:p>
-        </w:tc>
       </w:tr>
+    </w:tbl>
+    <w:p>
+      <w:pPr>
+        <w:widowControl w:val="0"/>
+        <w:suppressAutoHyphens/>
+        <w:jc w:val="center"/>
+        <w:rPr>
+          <w:rFonts w:ascii="Times New Roman" w:eastAsia="Times New Roman" w:hAnsi="Times New Roman"/>
+          <w:b/>
+          <w:sz w:val="24"/>
+          <w:szCs w:val="24"/>
+        </w:rPr>
+        <w:sectPr>
+          <w:pgSz w:w="11906" w:h="16838"/>
+          <w:pgMar w:top="1134" w:right="850" w:bottom="1134" w:left="1701" w:header="0" w:footer="708" w:gutter="0"/>
+          <w:cols w:space="708"/>
+          <w:docGrid w:linePitch="360"/>
+        </w:sectPr>
+      </w:pPr>
+    </w:p>
+    <w:tbl>
+      <w:tblPr>
+        <w:tblW w:w="9464" w:type="dxa"/>
+        <w:tblBorders>
+          <w:top w:val="single" w:sz="4" w:space="0" w:color="auto"/>
+          <w:left w:val="single" w:sz="4" w:space="0" w:color="auto"/>
+          <w:bottom w:val="single" w:sz="4" w:space="0" w:color="auto"/>
+          <w:right w:val="single" w:sz="4" w:space="0" w:color="auto"/>
+          <w:insideH w:val="single" w:sz="4" w:space="0" w:color="auto"/>
+          <w:insideV w:val="single" w:sz="4" w:space="0" w:color="auto"/>
+        </w:tblBorders>
+        <w:tblLook w:val="04A0" w:firstRow="1" w:lastRow="0" w:firstColumn="1" w:lastColumn="0" w:noHBand="0" w:noVBand="1"/>
+      </w:tblPr>
+      <w:tblGrid>
+        <w:gridCol w:w="1526"/>
+        <w:gridCol w:w="6096"/>
+        <w:gridCol w:w="1842"/>
+      </w:tblGrid>
       <w:tr>
         <w:tc>
           <w:tcPr>
@@ -5154,6 +5842,8 @@
           <w:lang w:val="en-US"/>
         </w:rPr>
       </w:pPr>
+      <w:bookmarkStart w:id="0" w:name="_GoBack"/>
+      <w:bookmarkEnd w:id="0"/>
     </w:p>
     <w:sectPr>
       <w:pgSz w:w="11906" w:h="16838"/>
@@ -5297,6 +5987,119 @@
 <file path=word/numbering.xml><?xml version="1.0" encoding="utf-8"?>
 <w:numbering xmlns:wpc="http://schemas.microsoft.com/office/word/2010/wordprocessingCanvas" xmlns:cx="http://schemas.microsoft.com/office/drawing/2014/chartex" xmlns:cx1="http://schemas.microsoft.com/office/drawing/2015/9/8/chartex" xmlns:mc="http://schemas.openxmlformats.org/markup-compatibility/2006" xmlns:o="urn:schemas-microsoft-com:office:office" xmlns:r="http://schemas.openxmlformats.org/officeDocument/2006/relationships" xmlns:m="http://schemas.openxmlformats.org/officeDocument/2006/math" xmlns:v="urn:schemas-microsoft-com:vml" xmlns:wp14="http://schemas.microsoft.com/office/word/2010/wordprocessingDrawing" xmlns:wp="http://schemas.openxmlformats.org/drawingml/2006/wordprocessingDrawing" xmlns:w10="urn:schemas-microsoft-com:office:word" xmlns:w="http://schemas.openxmlformats.org/wordprocessingml/2006/main" xmlns:w14="http://schemas.microsoft.com/office/word/2010/wordml" xmlns:w15="http://schemas.microsoft.com/office/word/2012/wordml" xmlns:w16se="http://schemas.microsoft.com/office/word/2015/wordml/symex" xmlns:wpg="http://schemas.microsoft.com/office/word/2010/wordprocessingGroup" xmlns:wpi="http://schemas.microsoft.com/office/word/2010/wordprocessingInk" xmlns:wne="http://schemas.microsoft.com/office/word/2006/wordml" xmlns:wps="http://schemas.microsoft.com/office/word/2010/wordprocessingShape" mc:Ignorable="w14 w15 w16se wp14">
   <w:abstractNum w:abstractNumId="0" w15:restartNumberingAfterBreak="0">
+    <w:nsid w:val="0B8E03CF"/>
+    <w:multiLevelType w:val="multilevel"/>
+    <w:tmpl w:val="D03E7BC8"/>
+    <w:lvl w:ilvl="0">
+      <w:start w:val="1"/>
+      <w:numFmt w:val="decimal"/>
+      <w:lvlText w:val="%1."/>
+      <w:lvlJc w:val="left"/>
+      <w:pPr>
+        <w:tabs>
+          <w:tab w:val="num" w:pos="720"/>
+        </w:tabs>
+        <w:ind w:left="720" w:hanging="360"/>
+      </w:pPr>
+    </w:lvl>
+    <w:lvl w:ilvl="1" w:tentative="1">
+      <w:start w:val="1"/>
+      <w:numFmt w:val="decimal"/>
+      <w:lvlText w:val="%2."/>
+      <w:lvlJc w:val="left"/>
+      <w:pPr>
+        <w:tabs>
+          <w:tab w:val="num" w:pos="1440"/>
+        </w:tabs>
+        <w:ind w:left="1440" w:hanging="360"/>
+      </w:pPr>
+    </w:lvl>
+    <w:lvl w:ilvl="2" w:tentative="1">
+      <w:start w:val="1"/>
+      <w:numFmt w:val="decimal"/>
+      <w:lvlText w:val="%3."/>
+      <w:lvlJc w:val="left"/>
+      <w:pPr>
+        <w:tabs>
+          <w:tab w:val="num" w:pos="2160"/>
+        </w:tabs>
+        <w:ind w:left="2160" w:hanging="360"/>
+      </w:pPr>
+    </w:lvl>
+    <w:lvl w:ilvl="3" w:tentative="1">
+      <w:start w:val="1"/>
+      <w:numFmt w:val="decimal"/>
+      <w:lvlText w:val="%4."/>
+      <w:lvlJc w:val="left"/>
+      <w:pPr>
+        <w:tabs>
+          <w:tab w:val="num" w:pos="2880"/>
+        </w:tabs>
+        <w:ind w:left="2880" w:hanging="360"/>
+      </w:pPr>
+    </w:lvl>
+    <w:lvl w:ilvl="4" w:tentative="1">
+      <w:start w:val="1"/>
+      <w:numFmt w:val="decimal"/>
+      <w:lvlText w:val="%5."/>
+      <w:lvlJc w:val="left"/>
+      <w:pPr>
+        <w:tabs>
+          <w:tab w:val="num" w:pos="3600"/>
+        </w:tabs>
+        <w:ind w:left="3600" w:hanging="360"/>
+      </w:pPr>
+    </w:lvl>
+    <w:lvl w:ilvl="5" w:tentative="1">
+      <w:start w:val="1"/>
+      <w:numFmt w:val="decimal"/>
+      <w:lvlText w:val="%6."/>
+      <w:lvlJc w:val="left"/>
+      <w:pPr>
+        <w:tabs>
+          <w:tab w:val="num" w:pos="4320"/>
+        </w:tabs>
+        <w:ind w:left="4320" w:hanging="360"/>
+      </w:pPr>
+    </w:lvl>
+    <w:lvl w:ilvl="6" w:tentative="1">
+      <w:start w:val="1"/>
+      <w:numFmt w:val="decimal"/>
+      <w:lvlText w:val="%7."/>
+      <w:lvlJc w:val="left"/>
+      <w:pPr>
+        <w:tabs>
+          <w:tab w:val="num" w:pos="5040"/>
+        </w:tabs>
+        <w:ind w:left="5040" w:hanging="360"/>
+      </w:pPr>
+    </w:lvl>
+    <w:lvl w:ilvl="7" w:tentative="1">
+      <w:start w:val="1"/>
+      <w:numFmt w:val="decimal"/>
+      <w:lvlText w:val="%8."/>
+      <w:lvlJc w:val="left"/>
+      <w:pPr>
+        <w:tabs>
+          <w:tab w:val="num" w:pos="5760"/>
+        </w:tabs>
+        <w:ind w:left="5760" w:hanging="360"/>
+      </w:pPr>
+    </w:lvl>
+    <w:lvl w:ilvl="8" w:tentative="1">
+      <w:start w:val="1"/>
+      <w:numFmt w:val="decimal"/>
+      <w:lvlText w:val="%9."/>
+      <w:lvlJc w:val="left"/>
+      <w:pPr>
+        <w:tabs>
+          <w:tab w:val="num" w:pos="6480"/>
+        </w:tabs>
+        <w:ind w:left="6480" w:hanging="360"/>
+      </w:pPr>
+    </w:lvl>
+  </w:abstractNum>
+  <w:abstractNum w:abstractNumId="1" w15:restartNumberingAfterBreak="0">
     <w:nsid w:val="15BD1761"/>
     <w:multiLevelType w:val="multilevel"/>
     <w:tmpl w:val="D03E7BC8"/>
@@ -5409,7 +6212,7 @@
       </w:pPr>
     </w:lvl>
   </w:abstractNum>
-  <w:abstractNum w:abstractNumId="1" w15:restartNumberingAfterBreak="0">
+  <w:abstractNum w:abstractNumId="2" w15:restartNumberingAfterBreak="0">
     <w:nsid w:val="17E73EE2"/>
     <w:multiLevelType w:val="multilevel"/>
     <w:tmpl w:val="39DC2546"/>
@@ -5558,7 +6361,7 @@
       </w:rPr>
     </w:lvl>
   </w:abstractNum>
-  <w:abstractNum w:abstractNumId="2" w15:restartNumberingAfterBreak="0">
+  <w:abstractNum w:abstractNumId="3" w15:restartNumberingAfterBreak="0">
     <w:nsid w:val="265D6D51"/>
     <w:multiLevelType w:val="multilevel"/>
     <w:tmpl w:val="D03E7BC8"/>
@@ -5671,7 +6474,7 @@
       </w:pPr>
     </w:lvl>
   </w:abstractNum>
-  <w:abstractNum w:abstractNumId="3" w15:restartNumberingAfterBreak="0">
+  <w:abstractNum w:abstractNumId="4" w15:restartNumberingAfterBreak="0">
     <w:nsid w:val="332135B0"/>
     <w:multiLevelType w:val="multilevel"/>
     <w:tmpl w:val="D03E7BC8"/>
@@ -5784,7 +6587,7 @@
       </w:pPr>
     </w:lvl>
   </w:abstractNum>
-  <w:abstractNum w:abstractNumId="4" w15:restartNumberingAfterBreak="0">
+  <w:abstractNum w:abstractNumId="5" w15:restartNumberingAfterBreak="0">
     <w:nsid w:val="452C6486"/>
     <w:multiLevelType w:val="multilevel"/>
     <w:tmpl w:val="D03E7BC8"/>
@@ -5897,7 +6700,7 @@
       </w:pPr>
     </w:lvl>
   </w:abstractNum>
-  <w:abstractNum w:abstractNumId="5" w15:restartNumberingAfterBreak="0">
+  <w:abstractNum w:abstractNumId="6" w15:restartNumberingAfterBreak="0">
     <w:nsid w:val="46893E85"/>
     <w:multiLevelType w:val="multilevel"/>
     <w:tmpl w:val="D03E7BC8"/>
@@ -6010,7 +6813,120 @@
       </w:pPr>
     </w:lvl>
   </w:abstractNum>
-  <w:abstractNum w:abstractNumId="6" w15:restartNumberingAfterBreak="0">
+  <w:abstractNum w:abstractNumId="7" w15:restartNumberingAfterBreak="0">
+    <w:nsid w:val="57E42173"/>
+    <w:multiLevelType w:val="multilevel"/>
+    <w:tmpl w:val="D03E7BC8"/>
+    <w:lvl w:ilvl="0">
+      <w:start w:val="1"/>
+      <w:numFmt w:val="decimal"/>
+      <w:lvlText w:val="%1."/>
+      <w:lvlJc w:val="left"/>
+      <w:pPr>
+        <w:tabs>
+          <w:tab w:val="num" w:pos="720"/>
+        </w:tabs>
+        <w:ind w:left="720" w:hanging="360"/>
+      </w:pPr>
+    </w:lvl>
+    <w:lvl w:ilvl="1" w:tentative="1">
+      <w:start w:val="1"/>
+      <w:numFmt w:val="decimal"/>
+      <w:lvlText w:val="%2."/>
+      <w:lvlJc w:val="left"/>
+      <w:pPr>
+        <w:tabs>
+          <w:tab w:val="num" w:pos="1440"/>
+        </w:tabs>
+        <w:ind w:left="1440" w:hanging="360"/>
+      </w:pPr>
+    </w:lvl>
+    <w:lvl w:ilvl="2" w:tentative="1">
+      <w:start w:val="1"/>
+      <w:numFmt w:val="decimal"/>
+      <w:lvlText w:val="%3."/>
+      <w:lvlJc w:val="left"/>
+      <w:pPr>
+        <w:tabs>
+          <w:tab w:val="num" w:pos="2160"/>
+        </w:tabs>
+        <w:ind w:left="2160" w:hanging="360"/>
+      </w:pPr>
+    </w:lvl>
+    <w:lvl w:ilvl="3" w:tentative="1">
+      <w:start w:val="1"/>
+      <w:numFmt w:val="decimal"/>
+      <w:lvlText w:val="%4."/>
+      <w:lvlJc w:val="left"/>
+      <w:pPr>
+        <w:tabs>
+          <w:tab w:val="num" w:pos="2880"/>
+        </w:tabs>
+        <w:ind w:left="2880" w:hanging="360"/>
+      </w:pPr>
+    </w:lvl>
+    <w:lvl w:ilvl="4" w:tentative="1">
+      <w:start w:val="1"/>
+      <w:numFmt w:val="decimal"/>
+      <w:lvlText w:val="%5."/>
+      <w:lvlJc w:val="left"/>
+      <w:pPr>
+        <w:tabs>
+          <w:tab w:val="num" w:pos="3600"/>
+        </w:tabs>
+        <w:ind w:left="3600" w:hanging="360"/>
+      </w:pPr>
+    </w:lvl>
+    <w:lvl w:ilvl="5" w:tentative="1">
+      <w:start w:val="1"/>
+      <w:numFmt w:val="decimal"/>
+      <w:lvlText w:val="%6."/>
+      <w:lvlJc w:val="left"/>
+      <w:pPr>
+        <w:tabs>
+          <w:tab w:val="num" w:pos="4320"/>
+        </w:tabs>
+        <w:ind w:left="4320" w:hanging="360"/>
+      </w:pPr>
+    </w:lvl>
+    <w:lvl w:ilvl="6" w:tentative="1">
+      <w:start w:val="1"/>
+      <w:numFmt w:val="decimal"/>
+      <w:lvlText w:val="%7."/>
+      <w:lvlJc w:val="left"/>
+      <w:pPr>
+        <w:tabs>
+          <w:tab w:val="num" w:pos="5040"/>
+        </w:tabs>
+        <w:ind w:left="5040" w:hanging="360"/>
+      </w:pPr>
+    </w:lvl>
+    <w:lvl w:ilvl="7" w:tentative="1">
+      <w:start w:val="1"/>
+      <w:numFmt w:val="decimal"/>
+      <w:lvlText w:val="%8."/>
+      <w:lvlJc w:val="left"/>
+      <w:pPr>
+        <w:tabs>
+          <w:tab w:val="num" w:pos="5760"/>
+        </w:tabs>
+        <w:ind w:left="5760" w:hanging="360"/>
+      </w:pPr>
+    </w:lvl>
+    <w:lvl w:ilvl="8" w:tentative="1">
+      <w:start w:val="1"/>
+      <w:numFmt w:val="decimal"/>
+      <w:lvlText w:val="%9."/>
+      <w:lvlJc w:val="left"/>
+      <w:pPr>
+        <w:tabs>
+          <w:tab w:val="num" w:pos="6480"/>
+        </w:tabs>
+        <w:ind w:left="6480" w:hanging="360"/>
+      </w:pPr>
+    </w:lvl>
+  </w:abstractNum>
+  <w:abstractNum w:abstractNumId="8" w15:restartNumberingAfterBreak="0">
     <w:nsid w:val="59223C8B"/>
     <w:multiLevelType w:val="multilevel"/>
     <w:tmpl w:val="D03E7BC8"/>
@@ -6123,7 +7039,120 @@
       </w:pPr>
     </w:lvl>
   </w:abstractNum>
-  <w:abstractNum w:abstractNumId="7" w15:restartNumberingAfterBreak="0">
+  <w:abstractNum w:abstractNumId="9" w15:restartNumberingAfterBreak="0">
+    <w:nsid w:val="5AA838E7"/>
+    <w:multiLevelType w:val="multilevel"/>
+    <w:tmpl w:val="D03E7BC8"/>
+    <w:lvl w:ilvl="0">
+      <w:start w:val="1"/>
+      <w:numFmt w:val="decimal"/>
+      <w:lvlText w:val="%1."/>
+      <w:lvlJc w:val="left"/>
+      <w:pPr>
+        <w:tabs>
+          <w:tab w:val="num" w:pos="720"/>
+        </w:tabs>
+        <w:ind w:left="720" w:hanging="360"/>
+      </w:pPr>
+    </w:lvl>
+    <w:lvl w:ilvl="1" w:tentative="1">
+      <w:start w:val="1"/>
+      <w:numFmt w:val="decimal"/>
+      <w:lvlText w:val="%2."/>
+      <w:lvlJc w:val="left"/>
+      <w:pPr>
+        <w:tabs>
+          <w:tab w:val="num" w:pos="1440"/>
+        </w:tabs>
+        <w:ind w:left="1440" w:hanging="360"/>
+      </w:pPr>
+    </w:lvl>
+    <w:lvl w:ilvl="2" w:tentative="1">
+      <w:start w:val="1"/>
+      <w:numFmt w:val="decimal"/>
+      <w:lvlText w:val="%3."/>
+      <w:lvlJc w:val="left"/>
+      <w:pPr>
+        <w:tabs>
+          <w:tab w:val="num" w:pos="2160"/>
+        </w:tabs>
+        <w:ind w:left="2160" w:hanging="360"/>
+      </w:pPr>
+    </w:lvl>
+    <w:lvl w:ilvl="3" w:tentative="1">
+      <w:start w:val="1"/>
+      <w:numFmt w:val="decimal"/>
+      <w:lvlText w:val="%4."/>
+      <w:lvlJc w:val="left"/>
+      <w:pPr>
+        <w:tabs>
+          <w:tab w:val="num" w:pos="2880"/>
+        </w:tabs>
+        <w:ind w:left="2880" w:hanging="360"/>
+      </w:pPr>
+    </w:lvl>
+    <w:lvl w:ilvl="4" w:tentative="1">
+      <w:start w:val="1"/>
+      <w:numFmt w:val="decimal"/>
+      <w:lvlText w:val="%5."/>
+      <w:lvlJc w:val="left"/>
+      <w:pPr>
+        <w:tabs>
+          <w:tab w:val="num" w:pos="3600"/>
+        </w:tabs>
+        <w:ind w:left="3600" w:hanging="360"/>
+      </w:pPr>
+    </w:lvl>
+    <w:lvl w:ilvl="5" w:tentative="1">
+      <w:start w:val="1"/>
+      <w:numFmt w:val="decimal"/>
+      <w:lvlText w:val="%6."/>
+      <w:lvlJc w:val="left"/>
+      <w:pPr>
+        <w:tabs>
+          <w:tab w:val="num" w:pos="4320"/>
+        </w:tabs>
+        <w:ind w:left="4320" w:hanging="360"/>
+      </w:pPr>
+    </w:lvl>
+    <w:lvl w:ilvl="6" w:tentative="1">
+      <w:start w:val="1"/>
+      <w:numFmt w:val="decimal"/>
+      <w:lvlText w:val="%7."/>
+      <w:lvlJc w:val="left"/>
+      <w:pPr>
+        <w:tabs>
+          <w:tab w:val="num" w:pos="5040"/>
+        </w:tabs>
+        <w:ind w:left="5040" w:hanging="360"/>
+      </w:pPr>
+    </w:lvl>
+    <w:lvl w:ilvl="7" w:tentative="1">
+      <w:start w:val="1"/>
+      <w:numFmt w:val="decimal"/>
+      <w:lvlText w:val="%8."/>
+      <w:lvlJc w:val="left"/>
+      <w:pPr>
+        <w:tabs>
+          <w:tab w:val="num" w:pos="5760"/>
+        </w:tabs>
+        <w:ind w:left="5760" w:hanging="360"/>
+      </w:pPr>
+    </w:lvl>
+    <w:lvl w:ilvl="8" w:tentative="1">
+      <w:start w:val="1"/>
+      <w:numFmt w:val="decimal"/>
+      <w:lvlText w:val="%9."/>
+      <w:lvlJc w:val="left"/>
+      <w:pPr>
+        <w:tabs>
+          <w:tab w:val="num" w:pos="6480"/>
+        </w:tabs>
+        <w:ind w:left="6480" w:hanging="360"/>
+      </w:pPr>
+    </w:lvl>
+  </w:abstractNum>
+  <w:abstractNum w:abstractNumId="10" w15:restartNumberingAfterBreak="0">
     <w:nsid w:val="61F82ED0"/>
     <w:multiLevelType w:val="multilevel"/>
     <w:tmpl w:val="D03E7BC8"/>
@@ -6236,7 +7265,7 @@
       </w:pPr>
     </w:lvl>
   </w:abstractNum>
-  <w:abstractNum w:abstractNumId="8" w15:restartNumberingAfterBreak="0">
+  <w:abstractNum w:abstractNumId="11" w15:restartNumberingAfterBreak="0">
     <w:nsid w:val="65605E92"/>
     <w:multiLevelType w:val="multilevel"/>
     <w:tmpl w:val="D03E7BC8"/>
@@ -6349,7 +7378,7 @@
       </w:pPr>
     </w:lvl>
   </w:abstractNum>
-  <w:abstractNum w:abstractNumId="9" w15:restartNumberingAfterBreak="0">
+  <w:abstractNum w:abstractNumId="12" w15:restartNumberingAfterBreak="0">
     <w:nsid w:val="6C9E4230"/>
     <w:multiLevelType w:val="multilevel"/>
     <w:tmpl w:val="D03E7BC8"/>
@@ -6462,35 +7491,160 @@
       </w:pPr>
     </w:lvl>
   </w:abstractNum>
+  <w:abstractNum w:abstractNumId="13" w15:restartNumberingAfterBreak="0">
+    <w:nsid w:val="6EE221B5"/>
+    <w:multiLevelType w:val="multilevel"/>
+    <w:tmpl w:val="D03E7BC8"/>
+    <w:lvl w:ilvl="0">
+      <w:start w:val="1"/>
+      <w:numFmt w:val="decimal"/>
+      <w:lvlText w:val="%1."/>
+      <w:lvlJc w:val="left"/>
+      <w:pPr>
+        <w:tabs>
+          <w:tab w:val="num" w:pos="720"/>
+        </w:tabs>
+        <w:ind w:left="720" w:hanging="360"/>
+      </w:pPr>
+    </w:lvl>
+    <w:lvl w:ilvl="1" w:tentative="1">
+      <w:start w:val="1"/>
+      <w:numFmt w:val="decimal"/>
+      <w:lvlText w:val="%2."/>
+      <w:lvlJc w:val="left"/>
+      <w:pPr>
+        <w:tabs>
+          <w:tab w:val="num" w:pos="1440"/>
+        </w:tabs>
+        <w:ind w:left="1440" w:hanging="360"/>
+      </w:pPr>
+    </w:lvl>
+    <w:lvl w:ilvl="2" w:tentative="1">
+      <w:start w:val="1"/>
+      <w:numFmt w:val="decimal"/>
+      <w:lvlText w:val="%3."/>
+      <w:lvlJc w:val="left"/>
+      <w:pPr>
+        <w:tabs>
+          <w:tab w:val="num" w:pos="2160"/>
+        </w:tabs>
+        <w:ind w:left="2160" w:hanging="360"/>
+      </w:pPr>
+    </w:lvl>
+    <w:lvl w:ilvl="3" w:tentative="1">
+      <w:start w:val="1"/>
+      <w:numFmt w:val="decimal"/>
+      <w:lvlText w:val="%4."/>
+      <w:lvlJc w:val="left"/>
+      <w:pPr>
+        <w:tabs>
+          <w:tab w:val="num" w:pos="2880"/>
+        </w:tabs>
+        <w:ind w:left="2880" w:hanging="360"/>
+      </w:pPr>
+    </w:lvl>
+    <w:lvl w:ilvl="4" w:tentative="1">
+      <w:start w:val="1"/>
+      <w:numFmt w:val="decimal"/>
+      <w:lvlText w:val="%5."/>
+      <w:lvlJc w:val="left"/>
+      <w:pPr>
+        <w:tabs>
+          <w:tab w:val="num" w:pos="3600"/>
+        </w:tabs>
+        <w:ind w:left="3600" w:hanging="360"/>
+      </w:pPr>
+    </w:lvl>
+    <w:lvl w:ilvl="5" w:tentative="1">
+      <w:start w:val="1"/>
+      <w:numFmt w:val="decimal"/>
+      <w:lvlText w:val="%6."/>
+      <w:lvlJc w:val="left"/>
+      <w:pPr>
+        <w:tabs>
+          <w:tab w:val="num" w:pos="4320"/>
+        </w:tabs>
+        <w:ind w:left="4320" w:hanging="360"/>
+      </w:pPr>
+    </w:lvl>
+    <w:lvl w:ilvl="6" w:tentative="1">
+      <w:start w:val="1"/>
+      <w:numFmt w:val="decimal"/>
+      <w:lvlText w:val="%7."/>
+      <w:lvlJc w:val="left"/>
+      <w:pPr>
+        <w:tabs>
+          <w:tab w:val="num" w:pos="5040"/>
+        </w:tabs>
+        <w:ind w:left="5040" w:hanging="360"/>
+      </w:pPr>
+    </w:lvl>
+    <w:lvl w:ilvl="7" w:tentative="1">
+      <w:start w:val="1"/>
+      <w:numFmt w:val="decimal"/>
+      <w:lvlText w:val="%8."/>
+      <w:lvlJc w:val="left"/>
+      <w:pPr>
+        <w:tabs>
+          <w:tab w:val="num" w:pos="5760"/>
+        </w:tabs>
+        <w:ind w:left="5760" w:hanging="360"/>
+      </w:pPr>
+    </w:lvl>
+    <w:lvl w:ilvl="8" w:tentative="1">
+      <w:start w:val="1"/>
+      <w:numFmt w:val="decimal"/>
+      <w:lvlText w:val="%9."/>
+      <w:lvlJc w:val="left"/>
+      <w:pPr>
+        <w:tabs>
+          <w:tab w:val="num" w:pos="6480"/>
+        </w:tabs>
+        <w:ind w:left="6480" w:hanging="360"/>
+      </w:pPr>
+    </w:lvl>
+  </w:abstractNum>
   <w:num w:numId="1">
+    <w:abstractNumId w:val="8"/>
+  </w:num>
+  <w:num w:numId="2">
     <w:abstractNumId w:val="6"/>
   </w:num>
-  <w:num w:numId="2">
+  <w:num w:numId="3">
+    <w:abstractNumId w:val="3"/>
+  </w:num>
+  <w:num w:numId="4">
+    <w:abstractNumId w:val="2"/>
+  </w:num>
+  <w:num w:numId="5">
+    <w:abstractNumId w:val="12"/>
+  </w:num>
+  <w:num w:numId="6">
+    <w:abstractNumId w:val="11"/>
+  </w:num>
+  <w:num w:numId="7">
     <w:abstractNumId w:val="5"/>
   </w:num>
-  <w:num w:numId="3">
-    <w:abstractNumId w:val="2"/>
+  <w:num w:numId="8">
+    <w:abstractNumId w:val="4"/>
   </w:num>
-  <w:num w:numId="4">
+  <w:num w:numId="9">
+    <w:abstractNumId w:val="10"/>
+  </w:num>
+  <w:num w:numId="10">
     <w:abstractNumId w:val="1"/>
   </w:num>
-  <w:num w:numId="5">
-    <w:abstractNumId w:val="9"/>
-  </w:num>
-  <w:num w:numId="6">
-    <w:abstractNumId w:val="8"/>
-  </w:num>
-  <w:num w:numId="7">
-    <w:abstractNumId w:val="4"/>
-  </w:num>
-  <w:num w:numId="8">
-    <w:abstractNumId w:val="3"/>
-  </w:num>
-  <w:num w:numId="9">
+  <w:num w:numId="11">
     <w:abstractNumId w:val="7"/>
   </w:num>
-  <w:num w:numId="10">
+  <w:num w:numId="12">
+    <w:abstractNumId w:val="13"/>
+  </w:num>
+  <w:num w:numId="13">
     <w:abstractNumId w:val="0"/>
+  </w:num>
+  <w:num w:numId="14">
+    <w:abstractNumId w:val="9"/>
   </w:num>
 </w:numbering>
 </file>
@@ -6899,6 +8053,7 @@
   <w:style w:type="character" w:default="1" w:styleId="a0">
     <w:name w:val="Default Paragraph Font"/>
     <w:uiPriority w:val="1"/>
+    <w:semiHidden/>
     <w:unhideWhenUsed/>
   </w:style>
   <w:style w:type="table" w:default="1" w:styleId="a1">

--- a/List_ezhednevnoj_raboty_studenta.docx
+++ b/List_ezhednevnoj_raboty_studenta.docx
@@ -1380,9 +1380,9 @@
         <w:tblLook w:val="04A0" w:firstRow="1" w:lastRow="0" w:firstColumn="1" w:lastColumn="0" w:noHBand="0" w:noVBand="1"/>
       </w:tblPr>
       <w:tblGrid>
-        <w:gridCol w:w="1526"/>
-        <w:gridCol w:w="6096"/>
-        <w:gridCol w:w="1842"/>
+        <w:gridCol w:w="1447"/>
+        <w:gridCol w:w="6729"/>
+        <w:gridCol w:w="1288"/>
       </w:tblGrid>
       <w:tr>
         <w:trPr>
@@ -1390,7 +1390,7 @@
         </w:trPr>
         <w:tc>
           <w:tcPr>
-            <w:tcW w:w="1526" w:type="dxa"/>
+            <w:tcW w:w="1447" w:type="dxa"/>
             <w:shd w:val="clear" w:color="auto" w:fill="auto"/>
           </w:tcPr>
           <w:p>
@@ -1399,8 +1399,7 @@
               <w:suppressAutoHyphens/>
               <w:jc w:val="center"/>
               <w:rPr>
-                <w:rFonts w:ascii="Times New Roman" w:eastAsia="Times New Roman" w:hAnsi="Times New Roman"/>
-                <w:b/>
+                <w:rFonts w:ascii="Times New Roman" w:hAnsi="Times New Roman"/>
                 <w:sz w:val="24"/>
                 <w:szCs w:val="24"/>
               </w:rPr>
@@ -1436,7 +1435,7 @@
         </w:tc>
         <w:tc>
           <w:tcPr>
-            <w:tcW w:w="6096" w:type="dxa"/>
+            <w:tcW w:w="6729" w:type="dxa"/>
             <w:shd w:val="clear" w:color="auto" w:fill="auto"/>
           </w:tcPr>
           <w:p>
@@ -1449,164 +1448,92 @@
               <w:jc w:val="both"/>
               <w:rPr>
                 <w:rFonts w:ascii="Times New Roman" w:hAnsi="Times New Roman"/>
-                <w:bCs/>
-                <w:i/>
-                <w:iCs/>
-                <w:sz w:val="24"/>
-                <w:szCs w:val="24"/>
-              </w:rPr>
-            </w:pPr>
-            <w:r>
-              <w:rPr>
-                <w:rFonts w:ascii="Times New Roman" w:hAnsi="Times New Roman"/>
-                <w:bCs/>
-                <w:i/>
-                <w:iCs/>
-                <w:sz w:val="24"/>
-                <w:szCs w:val="24"/>
-              </w:rPr>
-              <w:t xml:space="preserve">Сегодня приступил к теме </w:t>
+                <w:i/>
+                <w:iCs/>
+                <w:sz w:val="24"/>
+                <w:szCs w:val="24"/>
+              </w:rPr>
+            </w:pPr>
+            <w:r>
+              <w:rPr>
+                <w:rFonts w:ascii="Times New Roman" w:hAnsi="Times New Roman"/>
+                <w:i/>
+                <w:iCs/>
+                <w:sz w:val="24"/>
+                <w:szCs w:val="24"/>
+              </w:rPr>
+              <w:t>Сегодня я начал работу по теме</w:t>
             </w:r>
             <w:r>
               <w:rPr>
                 <w:rFonts w:ascii="Times New Roman" w:hAnsi="Times New Roman"/>
                 <w:b/>
-                <w:bCs/>
-                <w:i/>
-                <w:iCs/>
-                <w:sz w:val="24"/>
-                <w:szCs w:val="24"/>
-              </w:rPr>
-              <w:t>3 Разработать веб‑приложение в соответствии с техническим заданием</w:t>
-            </w:r>
-            <w:r>
-              <w:rPr>
-                <w:rFonts w:ascii="Times New Roman" w:hAnsi="Times New Roman"/>
-                <w:bCs/>
-                <w:i/>
-                <w:iCs/>
-                <w:sz w:val="24"/>
-                <w:szCs w:val="24"/>
-              </w:rPr>
-              <w:t>.</w:t>
-            </w:r>
-            <w:r>
-              <w:rPr>
-                <w:rFonts w:ascii="Times New Roman" w:hAnsi="Times New Roman"/>
-                <w:bCs/>
-                <w:i/>
-                <w:iCs/>
-                <w:sz w:val="24"/>
-                <w:szCs w:val="24"/>
+                <w:i/>
+                <w:iCs/>
+                <w:sz w:val="24"/>
+                <w:szCs w:val="24"/>
+              </w:rPr>
+              <w:t xml:space="preserve"> №3 «Разработать веб‑приложение в соответствии с техническим заданием».</w:t>
+            </w:r>
+            <w:r>
+              <w:rPr>
+                <w:b/>
               </w:rPr>
               <w:t xml:space="preserve"> </w:t>
             </w:r>
             <w:r>
               <w:rPr>
                 <w:rFonts w:ascii="Times New Roman" w:hAnsi="Times New Roman"/>
-                <w:bCs/>
-                <w:i/>
-                <w:iCs/>
-                <w:sz w:val="24"/>
-                <w:szCs w:val="24"/>
-              </w:rPr>
-              <w:t xml:space="preserve">Полностью составили список страниц сайта и на его основе прописали маршруты в </w:t>
-            </w:r>
-            <w:proofErr w:type="spellStart"/>
-            <w:r>
-              <w:rPr>
-                <w:rFonts w:ascii="Times New Roman" w:hAnsi="Times New Roman"/>
-                <w:bCs/>
-                <w:i/>
-                <w:iCs/>
-                <w:sz w:val="24"/>
-                <w:szCs w:val="24"/>
-              </w:rPr>
-              <w:t>routes</w:t>
-            </w:r>
-            <w:proofErr w:type="spellEnd"/>
-            <w:r>
-              <w:rPr>
-                <w:rFonts w:ascii="Times New Roman" w:hAnsi="Times New Roman"/>
-                <w:bCs/>
-                <w:i/>
-                <w:iCs/>
-                <w:sz w:val="24"/>
-                <w:szCs w:val="24"/>
-              </w:rPr>
-              <w:t>/</w:t>
-            </w:r>
-            <w:proofErr w:type="spellStart"/>
-            <w:r>
-              <w:rPr>
-                <w:rFonts w:ascii="Times New Roman" w:hAnsi="Times New Roman"/>
-                <w:bCs/>
-                <w:i/>
-                <w:iCs/>
-                <w:sz w:val="24"/>
-                <w:szCs w:val="24"/>
-              </w:rPr>
-              <w:t>web.php</w:t>
-            </w:r>
-            <w:proofErr w:type="spellEnd"/>
-            <w:r>
-              <w:rPr>
-                <w:rFonts w:ascii="Times New Roman" w:hAnsi="Times New Roman"/>
-                <w:bCs/>
-                <w:i/>
-                <w:iCs/>
-                <w:sz w:val="24"/>
-                <w:szCs w:val="24"/>
-              </w:rPr>
-              <w:t xml:space="preserve">. В список вошли: главная, </w:t>
-            </w:r>
-            <w:proofErr w:type="gramStart"/>
-            <w:r>
-              <w:rPr>
-                <w:rFonts w:ascii="Times New Roman" w:hAnsi="Times New Roman"/>
-                <w:bCs/>
-                <w:i/>
-                <w:iCs/>
-                <w:sz w:val="24"/>
-                <w:szCs w:val="24"/>
-              </w:rPr>
-              <w:t>О</w:t>
-            </w:r>
-            <w:proofErr w:type="gramEnd"/>
-            <w:r>
-              <w:rPr>
-                <w:rFonts w:ascii="Times New Roman" w:hAnsi="Times New Roman"/>
-                <w:bCs/>
-                <w:i/>
-                <w:iCs/>
-                <w:sz w:val="24"/>
-                <w:szCs w:val="24"/>
-              </w:rPr>
-              <w:t xml:space="preserve"> компании, Контакты, каталог услуг и карточки услуг, страница оформления заявки и страница успеха, раздел статей и отдельные статьи, раздел отзывов с возможностью добавления, личный кабинет пользователя (профиль, история заявок), пользовательская панель (</w:t>
-            </w:r>
-            <w:proofErr w:type="spellStart"/>
-            <w:r>
-              <w:rPr>
-                <w:rFonts w:ascii="Times New Roman" w:hAnsi="Times New Roman"/>
-                <w:bCs/>
-                <w:i/>
-                <w:iCs/>
-                <w:sz w:val="24"/>
-                <w:szCs w:val="24"/>
-              </w:rPr>
-              <w:t>dashboard</w:t>
-            </w:r>
-            <w:proofErr w:type="spellEnd"/>
-            <w:r>
-              <w:rPr>
-                <w:rFonts w:ascii="Times New Roman" w:hAnsi="Times New Roman"/>
-                <w:bCs/>
-                <w:i/>
-                <w:iCs/>
-                <w:sz w:val="24"/>
-                <w:szCs w:val="24"/>
-              </w:rPr>
-              <w:t>) и административная панель с управлением услугами, заявками, статьями, отзывами, настройками, пользователями и статистикой.</w:t>
+                <w:i/>
+                <w:iCs/>
+                <w:sz w:val="24"/>
+                <w:szCs w:val="24"/>
+              </w:rPr>
+              <w:t>Сначала прошёлся по публичной части сайта. Для главной страницы уточнил требования к блоку «</w:t>
+            </w:r>
+            <w:proofErr w:type="spellStart"/>
+            <w:r>
+              <w:rPr>
+                <w:rFonts w:ascii="Times New Roman" w:hAnsi="Times New Roman"/>
+                <w:i/>
+                <w:iCs/>
+                <w:sz w:val="24"/>
+                <w:szCs w:val="24"/>
+              </w:rPr>
+              <w:t>hero</w:t>
+            </w:r>
+            <w:proofErr w:type="spellEnd"/>
+            <w:r>
+              <w:rPr>
+                <w:rFonts w:ascii="Times New Roman" w:hAnsi="Times New Roman"/>
+                <w:i/>
+                <w:iCs/>
+                <w:sz w:val="24"/>
+                <w:szCs w:val="24"/>
+              </w:rPr>
+              <w:t xml:space="preserve">», карточкам услуг, преимуществам, отзывам и промо‑блоку. Для страницы «О компании» описал структуру текста, блоки с лицензиями и опытом работы. Для раздела «Услуги» расписал, что каждая услуга должна иметь описание, цену, фото. Для страницы оформления заявки уточнил обязательные поля, валидацию и логику привязки к пользователю. Также описал требования к разделам статей и отзывов, включая пагинацию, </w:t>
+            </w:r>
+            <w:proofErr w:type="spellStart"/>
+            <w:r>
+              <w:rPr>
+                <w:rFonts w:ascii="Times New Roman" w:hAnsi="Times New Roman"/>
+                <w:i/>
+                <w:iCs/>
+                <w:sz w:val="24"/>
+                <w:szCs w:val="24"/>
+              </w:rPr>
+              <w:t>модерацию</w:t>
+            </w:r>
+            <w:proofErr w:type="spellEnd"/>
+            <w:r>
+              <w:rPr>
+                <w:rFonts w:ascii="Times New Roman" w:hAnsi="Times New Roman"/>
+                <w:i/>
+                <w:iCs/>
+                <w:sz w:val="24"/>
+                <w:szCs w:val="24"/>
+              </w:rPr>
+              <w:t xml:space="preserve"> и структуру карточек.</w:t>
             </w:r>
           </w:p>
           <w:p>
@@ -1619,239 +1546,21 @@
               <w:jc w:val="both"/>
               <w:rPr>
                 <w:rFonts w:ascii="Times New Roman" w:hAnsi="Times New Roman"/>
-                <w:bCs/>
-                <w:i/>
-                <w:iCs/>
-                <w:sz w:val="24"/>
-                <w:szCs w:val="24"/>
-              </w:rPr>
-            </w:pPr>
-            <w:r>
-              <w:rPr>
-                <w:rFonts w:ascii="Times New Roman" w:hAnsi="Times New Roman"/>
-                <w:bCs/>
-                <w:i/>
-                <w:iCs/>
-                <w:sz w:val="24"/>
-                <w:szCs w:val="24"/>
-              </w:rPr>
-              <w:t xml:space="preserve">На основе утверждённого списка страниц мы определили необходимые контроллеры и методы, проставили имена маршрутов для удобной генерации ссылок и добавили в </w:t>
-            </w:r>
-            <w:proofErr w:type="spellStart"/>
-            <w:r>
-              <w:rPr>
-                <w:rFonts w:ascii="Times New Roman" w:hAnsi="Times New Roman"/>
-                <w:bCs/>
-                <w:i/>
-                <w:iCs/>
-                <w:sz w:val="24"/>
-                <w:szCs w:val="24"/>
-              </w:rPr>
-              <w:t>репозиторий</w:t>
-            </w:r>
-            <w:proofErr w:type="spellEnd"/>
-            <w:r>
-              <w:rPr>
-                <w:rFonts w:ascii="Times New Roman" w:hAnsi="Times New Roman"/>
-                <w:bCs/>
-                <w:i/>
-                <w:iCs/>
-                <w:sz w:val="24"/>
-                <w:szCs w:val="24"/>
-              </w:rPr>
-              <w:t xml:space="preserve"> TODO‑комментарии для дальнейшей реализации. Все изменения </w:t>
-            </w:r>
-            <w:proofErr w:type="spellStart"/>
-            <w:r>
-              <w:rPr>
-                <w:rFonts w:ascii="Times New Roman" w:hAnsi="Times New Roman"/>
-                <w:bCs/>
-                <w:i/>
-                <w:iCs/>
-                <w:sz w:val="24"/>
-                <w:szCs w:val="24"/>
-              </w:rPr>
-              <w:t>закоммичены</w:t>
-            </w:r>
-            <w:proofErr w:type="spellEnd"/>
-            <w:r>
-              <w:rPr>
-                <w:rFonts w:ascii="Times New Roman" w:hAnsi="Times New Roman"/>
-                <w:bCs/>
-                <w:i/>
-                <w:iCs/>
-                <w:sz w:val="24"/>
-                <w:szCs w:val="24"/>
-              </w:rPr>
-              <w:t xml:space="preserve"> в </w:t>
-            </w:r>
-            <w:proofErr w:type="spellStart"/>
-            <w:r>
-              <w:rPr>
-                <w:rFonts w:ascii="Times New Roman" w:hAnsi="Times New Roman"/>
-                <w:bCs/>
-                <w:i/>
-                <w:iCs/>
-                <w:sz w:val="24"/>
-                <w:szCs w:val="24"/>
-              </w:rPr>
-              <w:t>репозиторий</w:t>
-            </w:r>
-            <w:proofErr w:type="spellEnd"/>
-            <w:r>
-              <w:rPr>
-                <w:rFonts w:ascii="Times New Roman" w:hAnsi="Times New Roman"/>
-                <w:bCs/>
-                <w:i/>
-                <w:iCs/>
-                <w:sz w:val="24"/>
-                <w:szCs w:val="24"/>
-              </w:rPr>
-              <w:t xml:space="preserve"> с пометкой «</w:t>
-            </w:r>
-            <w:proofErr w:type="spellStart"/>
-            <w:r>
-              <w:rPr>
-                <w:rFonts w:ascii="Times New Roman" w:hAnsi="Times New Roman"/>
-                <w:bCs/>
-                <w:i/>
-                <w:iCs/>
-                <w:sz w:val="24"/>
-                <w:szCs w:val="24"/>
-              </w:rPr>
-              <w:t>routes</w:t>
-            </w:r>
-            <w:proofErr w:type="spellEnd"/>
-            <w:r>
-              <w:rPr>
-                <w:rFonts w:ascii="Times New Roman" w:hAnsi="Times New Roman"/>
-                <w:bCs/>
-                <w:i/>
-                <w:iCs/>
-                <w:sz w:val="24"/>
-                <w:szCs w:val="24"/>
-              </w:rPr>
-              <w:t xml:space="preserve">: </w:t>
-            </w:r>
-            <w:proofErr w:type="spellStart"/>
-            <w:r>
-              <w:rPr>
-                <w:rFonts w:ascii="Times New Roman" w:hAnsi="Times New Roman"/>
-                <w:bCs/>
-                <w:i/>
-                <w:iCs/>
-                <w:sz w:val="24"/>
-                <w:szCs w:val="24"/>
-              </w:rPr>
-              <w:t>add</w:t>
-            </w:r>
-            <w:proofErr w:type="spellEnd"/>
-            <w:r>
-              <w:rPr>
-                <w:rFonts w:ascii="Times New Roman" w:hAnsi="Times New Roman"/>
-                <w:bCs/>
-                <w:i/>
-                <w:iCs/>
-                <w:sz w:val="24"/>
-                <w:szCs w:val="24"/>
-              </w:rPr>
-              <w:t xml:space="preserve"> </w:t>
-            </w:r>
-            <w:proofErr w:type="spellStart"/>
-            <w:r>
-              <w:rPr>
-                <w:rFonts w:ascii="Times New Roman" w:hAnsi="Times New Roman"/>
-                <w:bCs/>
-                <w:i/>
-                <w:iCs/>
-                <w:sz w:val="24"/>
-                <w:szCs w:val="24"/>
-              </w:rPr>
-              <w:t>site</w:t>
-            </w:r>
-            <w:proofErr w:type="spellEnd"/>
-            <w:r>
-              <w:rPr>
-                <w:rFonts w:ascii="Times New Roman" w:hAnsi="Times New Roman"/>
-                <w:bCs/>
-                <w:i/>
-                <w:iCs/>
-                <w:sz w:val="24"/>
-                <w:szCs w:val="24"/>
-              </w:rPr>
-              <w:t xml:space="preserve"> </w:t>
-            </w:r>
-            <w:proofErr w:type="spellStart"/>
-            <w:r>
-              <w:rPr>
-                <w:rFonts w:ascii="Times New Roman" w:hAnsi="Times New Roman"/>
-                <w:bCs/>
-                <w:i/>
-                <w:iCs/>
-                <w:sz w:val="24"/>
-                <w:szCs w:val="24"/>
-              </w:rPr>
-              <w:t>and</w:t>
-            </w:r>
-            <w:proofErr w:type="spellEnd"/>
-            <w:r>
-              <w:rPr>
-                <w:rFonts w:ascii="Times New Roman" w:hAnsi="Times New Roman"/>
-                <w:bCs/>
-                <w:i/>
-                <w:iCs/>
-                <w:sz w:val="24"/>
-                <w:szCs w:val="24"/>
-              </w:rPr>
-              <w:t xml:space="preserve"> </w:t>
-            </w:r>
-            <w:proofErr w:type="spellStart"/>
-            <w:r>
-              <w:rPr>
-                <w:rFonts w:ascii="Times New Roman" w:hAnsi="Times New Roman"/>
-                <w:bCs/>
-                <w:i/>
-                <w:iCs/>
-                <w:sz w:val="24"/>
-                <w:szCs w:val="24"/>
-              </w:rPr>
-              <w:t>admin</w:t>
-            </w:r>
-            <w:proofErr w:type="spellEnd"/>
-            <w:r>
-              <w:rPr>
-                <w:rFonts w:ascii="Times New Roman" w:hAnsi="Times New Roman"/>
-                <w:bCs/>
-                <w:i/>
-                <w:iCs/>
-                <w:sz w:val="24"/>
-                <w:szCs w:val="24"/>
-              </w:rPr>
-              <w:t xml:space="preserve"> </w:t>
-            </w:r>
-            <w:proofErr w:type="spellStart"/>
-            <w:r>
-              <w:rPr>
-                <w:rFonts w:ascii="Times New Roman" w:hAnsi="Times New Roman"/>
-                <w:bCs/>
-                <w:i/>
-                <w:iCs/>
-                <w:sz w:val="24"/>
-                <w:szCs w:val="24"/>
-              </w:rPr>
-              <w:t>routes</w:t>
-            </w:r>
-            <w:proofErr w:type="spellEnd"/>
-            <w:r>
-              <w:rPr>
-                <w:rFonts w:ascii="Times New Roman" w:hAnsi="Times New Roman"/>
-                <w:bCs/>
-                <w:i/>
-                <w:iCs/>
-                <w:sz w:val="24"/>
-                <w:szCs w:val="24"/>
-              </w:rPr>
-              <w:t>».</w:t>
+                <w:i/>
+                <w:iCs/>
+                <w:sz w:val="24"/>
+                <w:szCs w:val="24"/>
+              </w:rPr>
+            </w:pPr>
+            <w:r>
+              <w:rPr>
+                <w:rFonts w:ascii="Times New Roman" w:hAnsi="Times New Roman"/>
+                <w:i/>
+                <w:iCs/>
+                <w:sz w:val="24"/>
+                <w:szCs w:val="24"/>
+              </w:rPr>
+              <w:t>После этого перешёл к личному кабинету. Подробно расписал функционал главной страницы профиля, историю заказов, просмотр конкретного заказа, редактирование профиля и управление подпиской. Уточнил, какие данные должны отображаться, какие действия доступны пользователю и какие проверки нужны.</w:t>
             </w:r>
           </w:p>
           <w:p>
@@ -1864,47 +1573,43 @@
               <w:jc w:val="both"/>
               <w:rPr>
                 <w:rFonts w:ascii="Times New Roman" w:hAnsi="Times New Roman"/>
-                <w:bCs/>
-                <w:i/>
-                <w:iCs/>
-                <w:sz w:val="24"/>
-                <w:szCs w:val="24"/>
-              </w:rPr>
-            </w:pPr>
-            <w:r>
-              <w:rPr>
-                <w:rFonts w:ascii="Times New Roman" w:hAnsi="Times New Roman"/>
-                <w:bCs/>
-                <w:i/>
-                <w:iCs/>
-                <w:sz w:val="24"/>
-                <w:szCs w:val="24"/>
-              </w:rPr>
-              <w:t xml:space="preserve">Итог дня: список страниц утверждён, маршруты прописаны и сохранены в </w:t>
-            </w:r>
-            <w:proofErr w:type="spellStart"/>
-            <w:r>
-              <w:rPr>
-                <w:rFonts w:ascii="Times New Roman" w:hAnsi="Times New Roman"/>
-                <w:bCs/>
-                <w:i/>
-                <w:iCs/>
-                <w:sz w:val="24"/>
-                <w:szCs w:val="24"/>
-              </w:rPr>
-              <w:t>репозитории</w:t>
-            </w:r>
-            <w:proofErr w:type="spellEnd"/>
-            <w:r>
-              <w:rPr>
-                <w:rFonts w:ascii="Times New Roman" w:hAnsi="Times New Roman"/>
-                <w:bCs/>
-                <w:i/>
-                <w:iCs/>
-                <w:sz w:val="24"/>
-                <w:szCs w:val="24"/>
-              </w:rPr>
-              <w:t>.</w:t>
+                <w:i/>
+                <w:iCs/>
+                <w:sz w:val="24"/>
+                <w:szCs w:val="24"/>
+              </w:rPr>
+            </w:pPr>
+            <w:r>
+              <w:rPr>
+                <w:rFonts w:ascii="Times New Roman" w:hAnsi="Times New Roman"/>
+                <w:i/>
+                <w:iCs/>
+                <w:sz w:val="24"/>
+                <w:szCs w:val="24"/>
+              </w:rPr>
+              <w:t xml:space="preserve">Отдельно проработал административную панель. Для раздела услуг описал CRUD‑операции, требования к загрузке изображений, сортировке и статусам активности. Для заказов — просмотр, изменение статуса, фильтрацию и уведомления. Для статей и отзывов — </w:t>
+            </w:r>
+            <w:proofErr w:type="spellStart"/>
+            <w:r>
+              <w:rPr>
+                <w:rFonts w:ascii="Times New Roman" w:hAnsi="Times New Roman"/>
+                <w:i/>
+                <w:iCs/>
+                <w:sz w:val="24"/>
+                <w:szCs w:val="24"/>
+              </w:rPr>
+              <w:t>модерацию</w:t>
+            </w:r>
+            <w:proofErr w:type="spellEnd"/>
+            <w:r>
+              <w:rPr>
+                <w:rFonts w:ascii="Times New Roman" w:hAnsi="Times New Roman"/>
+                <w:i/>
+                <w:iCs/>
+                <w:sz w:val="24"/>
+                <w:szCs w:val="24"/>
+              </w:rPr>
+              <w:t>, публикацию, редактирование и удаление. Для пользователей — просмотр профиля, изменение роли и статистику заказов. Также добавил требования к разделу статистики и настройкам сайта.</w:t>
             </w:r>
           </w:p>
           <w:p>
@@ -1917,49 +1622,127 @@
               <w:jc w:val="both"/>
               <w:rPr>
                 <w:rFonts w:ascii="Times New Roman" w:hAnsi="Times New Roman"/>
-                <w:bCs/>
-                <w:i/>
-                <w:iCs/>
-                <w:sz w:val="24"/>
-                <w:szCs w:val="24"/>
-              </w:rPr>
-            </w:pPr>
-            <w:r>
-              <w:rPr>
-                <w:rFonts w:ascii="Times New Roman" w:hAnsi="Times New Roman"/>
-                <w:bCs/>
-                <w:i/>
-                <w:iCs/>
-                <w:sz w:val="24"/>
-                <w:szCs w:val="24"/>
-              </w:rPr>
-              <w:t xml:space="preserve">План на завтра: начать реализацию контроллеров и моделей для услуг и заявок, подготовить миграции и фабрики для тестовых данных; </w:t>
-            </w:r>
-            <w:proofErr w:type="spellStart"/>
-            <w:r>
-              <w:rPr>
-                <w:rFonts w:ascii="Times New Roman" w:hAnsi="Times New Roman"/>
-                <w:bCs/>
-                <w:i/>
-                <w:iCs/>
-                <w:sz w:val="24"/>
-                <w:szCs w:val="24"/>
-              </w:rPr>
-              <w:t>одногруппник</w:t>
-            </w:r>
-            <w:proofErr w:type="spellEnd"/>
-            <w:r>
-              <w:rPr>
-                <w:rFonts w:ascii="Times New Roman" w:hAnsi="Times New Roman"/>
-                <w:bCs/>
-                <w:i/>
-                <w:iCs/>
-                <w:sz w:val="24"/>
-                <w:szCs w:val="24"/>
-              </w:rPr>
-              <w:t xml:space="preserve"> продолжит верстку основных шаблонов.</w:t>
-            </w:r>
-          </w:p>
+                <w:i/>
+                <w:iCs/>
+                <w:sz w:val="24"/>
+                <w:szCs w:val="24"/>
+              </w:rPr>
+            </w:pPr>
+            <w:r>
+              <w:rPr>
+                <w:rFonts w:ascii="Times New Roman" w:hAnsi="Times New Roman"/>
+                <w:i/>
+                <w:iCs/>
+                <w:sz w:val="24"/>
+                <w:szCs w:val="24"/>
+              </w:rPr>
+              <w:t>В итоге получилось расширенное и структурированное ТЗ, которое полностью соответствует маршрутам приложения и охватывает весь функционал. Документ получился более подробным, чем первоначальный вариант, и теперь его можно использовать как основу для разработки и тестирования.</w:t>
+            </w:r>
+          </w:p>
+          <w:p>
+            <w:pPr>
+              <w:pStyle w:val="a6"/>
+              <w:numPr>
+                <w:ilvl w:val="0"/>
+                <w:numId w:val="6"/>
+              </w:numPr>
+              <w:jc w:val="both"/>
+              <w:rPr>
+                <w:rFonts w:ascii="Times New Roman" w:hAnsi="Times New Roman"/>
+                <w:i/>
+                <w:iCs/>
+                <w:sz w:val="24"/>
+                <w:szCs w:val="24"/>
+              </w:rPr>
+            </w:pPr>
+            <w:r>
+              <w:rPr>
+                <w:rFonts w:ascii="Times New Roman" w:hAnsi="Times New Roman"/>
+                <w:i/>
+                <w:iCs/>
+                <w:sz w:val="24"/>
+                <w:szCs w:val="24"/>
+              </w:rPr>
+              <w:t>Итог дня: детализированное ТЗ составлено, структура сайта полностью описана.</w:t>
+            </w:r>
+          </w:p>
+          <w:p>
+            <w:pPr>
+              <w:pStyle w:val="a6"/>
+              <w:numPr>
+                <w:ilvl w:val="0"/>
+                <w:numId w:val="6"/>
+              </w:numPr>
+              <w:jc w:val="both"/>
+              <w:rPr>
+                <w:rFonts w:ascii="Times New Roman" w:hAnsi="Times New Roman"/>
+                <w:b/>
+                <w:i/>
+                <w:iCs/>
+                <w:sz w:val="24"/>
+                <w:szCs w:val="24"/>
+              </w:rPr>
+            </w:pPr>
+            <w:r>
+              <w:rPr>
+                <w:rFonts w:ascii="Times New Roman" w:hAnsi="Times New Roman"/>
+                <w:i/>
+                <w:iCs/>
+                <w:sz w:val="24"/>
+                <w:szCs w:val="24"/>
+              </w:rPr>
+              <w:t xml:space="preserve">План на завтра: распределить задачи между мной и </w:t>
+            </w:r>
+            <w:proofErr w:type="spellStart"/>
+            <w:r>
+              <w:rPr>
+                <w:rFonts w:ascii="Times New Roman" w:hAnsi="Times New Roman"/>
+                <w:i/>
+                <w:iCs/>
+                <w:sz w:val="24"/>
+                <w:szCs w:val="24"/>
+              </w:rPr>
+              <w:t>одногруппником</w:t>
+            </w:r>
+            <w:proofErr w:type="spellEnd"/>
+            <w:r>
+              <w:rPr>
+                <w:rFonts w:ascii="Times New Roman" w:hAnsi="Times New Roman"/>
+                <w:i/>
+                <w:iCs/>
+                <w:sz w:val="24"/>
+                <w:szCs w:val="24"/>
+              </w:rPr>
+              <w:t>, составить план разработки по</w:t>
+            </w:r>
+            <w:r>
+              <w:rPr>
+                <w:rFonts w:ascii="Times New Roman" w:hAnsi="Times New Roman"/>
+                <w:b/>
+                <w:i/>
+                <w:iCs/>
+                <w:sz w:val="24"/>
+                <w:szCs w:val="24"/>
+              </w:rPr>
+              <w:t xml:space="preserve"> </w:t>
+            </w:r>
+            <w:r>
+              <w:rPr>
+                <w:rFonts w:ascii="Times New Roman" w:hAnsi="Times New Roman"/>
+                <w:i/>
+                <w:iCs/>
+                <w:sz w:val="24"/>
+                <w:szCs w:val="24"/>
+              </w:rPr>
+              <w:t>этапам и определить приоритеты.</w:t>
+            </w:r>
+          </w:p>
+        </w:tc>
+        <w:tc>
+          <w:tcPr>
+            <w:tcW w:w="1288" w:type="dxa"/>
+            <w:shd w:val="clear" w:color="auto" w:fill="auto"/>
+          </w:tcPr>
           <w:p>
             <w:pPr>
               <w:widowControl w:val="0"/>
@@ -1972,6 +1755,1037 @@
                 <w:szCs w:val="24"/>
               </w:rPr>
             </w:pPr>
+          </w:p>
+        </w:tc>
+      </w:tr>
+      <w:tr>
+        <w:trPr>
+          <w:trHeight w:val="14449"/>
+        </w:trPr>
+        <w:tc>
+          <w:tcPr>
+            <w:tcW w:w="1447" w:type="dxa"/>
+            <w:shd w:val="clear" w:color="auto" w:fill="auto"/>
+          </w:tcPr>
+          <w:p>
+            <w:pPr>
+              <w:widowControl w:val="0"/>
+              <w:suppressAutoHyphens/>
+              <w:jc w:val="center"/>
+              <w:rPr>
+                <w:rFonts w:ascii="Times New Roman" w:hAnsi="Times New Roman"/>
+                <w:sz w:val="24"/>
+                <w:szCs w:val="24"/>
+              </w:rPr>
+            </w:pPr>
+            <w:r>
+              <w:rPr>
+                <w:rFonts w:ascii="Times New Roman" w:hAnsi="Times New Roman"/>
+                <w:sz w:val="24"/>
+                <w:szCs w:val="24"/>
+                <w:lang w:val="en-US"/>
+              </w:rPr>
+              <w:lastRenderedPageBreak/>
+              <w:t>0</w:t>
+            </w:r>
+            <w:r>
+              <w:rPr>
+                <w:rFonts w:ascii="Times New Roman" w:hAnsi="Times New Roman"/>
+                <w:sz w:val="24"/>
+                <w:szCs w:val="24"/>
+              </w:rPr>
+              <w:t>7</w:t>
+            </w:r>
+            <w:r>
+              <w:rPr>
+                <w:rFonts w:ascii="Times New Roman" w:hAnsi="Times New Roman"/>
+                <w:sz w:val="24"/>
+                <w:szCs w:val="24"/>
+                <w:lang w:val="en-US"/>
+              </w:rPr>
+              <w:t>.05.2025</w:t>
+            </w:r>
+          </w:p>
+        </w:tc>
+        <w:tc>
+          <w:tcPr>
+            <w:tcW w:w="6729" w:type="dxa"/>
+            <w:shd w:val="clear" w:color="auto" w:fill="auto"/>
+          </w:tcPr>
+          <w:p>
+            <w:pPr>
+              <w:pStyle w:val="a6"/>
+              <w:numPr>
+                <w:ilvl w:val="0"/>
+                <w:numId w:val="16"/>
+              </w:numPr>
+              <w:jc w:val="both"/>
+              <w:rPr>
+                <w:rFonts w:ascii="Times New Roman" w:hAnsi="Times New Roman"/>
+                <w:i/>
+                <w:iCs/>
+                <w:sz w:val="24"/>
+                <w:szCs w:val="24"/>
+              </w:rPr>
+            </w:pPr>
+            <w:r>
+              <w:rPr>
+                <w:rFonts w:ascii="Times New Roman" w:hAnsi="Times New Roman"/>
+                <w:i/>
+                <w:iCs/>
+                <w:sz w:val="24"/>
+                <w:szCs w:val="24"/>
+              </w:rPr>
+              <w:t>Сегодня я продолжил работу по теме</w:t>
+            </w:r>
+            <w:r>
+              <w:rPr>
+                <w:rFonts w:ascii="Times New Roman" w:hAnsi="Times New Roman"/>
+                <w:b/>
+                <w:i/>
+                <w:iCs/>
+                <w:sz w:val="24"/>
+                <w:szCs w:val="24"/>
+              </w:rPr>
+              <w:t xml:space="preserve"> №3 «Разработать веб‑приложение в соответствии с техническим заданием».</w:t>
+            </w:r>
+            <w:r>
+              <w:rPr>
+                <w:b/>
+              </w:rPr>
+              <w:t xml:space="preserve"> </w:t>
+            </w:r>
+            <w:r>
+              <w:rPr>
+                <w:rFonts w:ascii="Times New Roman" w:hAnsi="Times New Roman"/>
+                <w:i/>
+                <w:iCs/>
+                <w:sz w:val="24"/>
+                <w:szCs w:val="24"/>
+              </w:rPr>
+              <w:t xml:space="preserve">Сегодня занимался распределением задач между мной и моим </w:t>
+            </w:r>
+            <w:proofErr w:type="spellStart"/>
+            <w:r>
+              <w:rPr>
+                <w:rFonts w:ascii="Times New Roman" w:hAnsi="Times New Roman"/>
+                <w:i/>
+                <w:iCs/>
+                <w:sz w:val="24"/>
+                <w:szCs w:val="24"/>
+              </w:rPr>
+              <w:t>одногруппником</w:t>
+            </w:r>
+            <w:proofErr w:type="spellEnd"/>
+            <w:r>
+              <w:rPr>
+                <w:rFonts w:ascii="Times New Roman" w:hAnsi="Times New Roman"/>
+                <w:i/>
+                <w:iCs/>
+                <w:sz w:val="24"/>
+                <w:szCs w:val="24"/>
+              </w:rPr>
+              <w:t>, чтобы чётко определить, кто за какие части проекта отвечает. Основой для распределения стали готовые маршруты, структура контроллеров и объём работ, который уже сформировался после детального ТЗ. Мы решили разделить проект так, чтобы каждый занимался своей зоной ответственности и не пересекался с задачами другого.</w:t>
+            </w:r>
+          </w:p>
+          <w:p>
+            <w:pPr>
+              <w:pStyle w:val="a6"/>
+              <w:numPr>
+                <w:ilvl w:val="0"/>
+                <w:numId w:val="16"/>
+              </w:numPr>
+              <w:jc w:val="both"/>
+              <w:rPr>
+                <w:rFonts w:ascii="Times New Roman" w:hAnsi="Times New Roman"/>
+                <w:i/>
+                <w:iCs/>
+                <w:sz w:val="24"/>
+                <w:szCs w:val="24"/>
+              </w:rPr>
+            </w:pPr>
+            <w:r>
+              <w:rPr>
+                <w:rFonts w:ascii="Times New Roman" w:hAnsi="Times New Roman"/>
+                <w:i/>
+                <w:iCs/>
+                <w:sz w:val="24"/>
+                <w:szCs w:val="24"/>
+              </w:rPr>
+              <w:t>Сначала я выписал все основные разделы сайта: публичные страницы, личный кабинет, административная панель, а также вспомогательные элементы вроде авторизации, регистрации и обработки заявок. После этого мы обсудили, кто какие части будет делать, исходя из сложности и логики проекта.</w:t>
+            </w:r>
+          </w:p>
+          <w:p>
+            <w:pPr>
+              <w:pStyle w:val="a6"/>
+              <w:numPr>
+                <w:ilvl w:val="0"/>
+                <w:numId w:val="16"/>
+              </w:numPr>
+              <w:jc w:val="both"/>
+              <w:rPr>
+                <w:rFonts w:ascii="Times New Roman" w:hAnsi="Times New Roman"/>
+                <w:i/>
+                <w:iCs/>
+                <w:sz w:val="24"/>
+                <w:szCs w:val="24"/>
+              </w:rPr>
+            </w:pPr>
+            <w:r>
+              <w:rPr>
+                <w:rFonts w:ascii="Times New Roman" w:hAnsi="Times New Roman"/>
+                <w:i/>
+                <w:iCs/>
+                <w:sz w:val="24"/>
+                <w:szCs w:val="24"/>
+              </w:rPr>
+              <w:t>В итоге распределение получилось следующим:</w:t>
+            </w:r>
+          </w:p>
+          <w:p>
+            <w:pPr>
+              <w:pStyle w:val="a6"/>
+              <w:numPr>
+                <w:ilvl w:val="0"/>
+                <w:numId w:val="16"/>
+              </w:numPr>
+              <w:jc w:val="both"/>
+              <w:rPr>
+                <w:rFonts w:ascii="Times New Roman" w:hAnsi="Times New Roman"/>
+                <w:i/>
+                <w:iCs/>
+                <w:sz w:val="24"/>
+                <w:szCs w:val="24"/>
+              </w:rPr>
+            </w:pPr>
+            <w:r>
+              <w:rPr>
+                <w:rFonts w:ascii="Times New Roman" w:hAnsi="Times New Roman"/>
+                <w:i/>
+                <w:iCs/>
+                <w:sz w:val="24"/>
+                <w:szCs w:val="24"/>
+              </w:rPr>
+              <w:t>Моя часть сайта</w:t>
+            </w:r>
+            <w:r>
+              <w:rPr>
+                <w:rFonts w:ascii="Times New Roman" w:hAnsi="Times New Roman"/>
+                <w:i/>
+                <w:iCs/>
+                <w:sz w:val="24"/>
+                <w:szCs w:val="24"/>
+              </w:rPr>
+              <w:t>:</w:t>
+            </w:r>
+          </w:p>
+          <w:p>
+            <w:pPr>
+              <w:pStyle w:val="a6"/>
+              <w:numPr>
+                <w:ilvl w:val="0"/>
+                <w:numId w:val="16"/>
+              </w:numPr>
+              <w:jc w:val="both"/>
+              <w:rPr>
+                <w:rFonts w:ascii="Times New Roman" w:hAnsi="Times New Roman"/>
+                <w:i/>
+                <w:iCs/>
+                <w:sz w:val="24"/>
+                <w:szCs w:val="24"/>
+              </w:rPr>
+            </w:pPr>
+            <w:r>
+              <w:rPr>
+                <w:rFonts w:ascii="Times New Roman" w:hAnsi="Times New Roman"/>
+                <w:i/>
+                <w:iCs/>
+                <w:sz w:val="24"/>
+                <w:szCs w:val="24"/>
+              </w:rPr>
+              <w:t>Главная страница сайта с полным функционалом и стилями.</w:t>
+            </w:r>
+          </w:p>
+          <w:p>
+            <w:pPr>
+              <w:pStyle w:val="a6"/>
+              <w:numPr>
+                <w:ilvl w:val="0"/>
+                <w:numId w:val="16"/>
+              </w:numPr>
+              <w:jc w:val="both"/>
+              <w:rPr>
+                <w:rFonts w:ascii="Times New Roman" w:hAnsi="Times New Roman"/>
+                <w:i/>
+                <w:iCs/>
+                <w:sz w:val="24"/>
+                <w:szCs w:val="24"/>
+              </w:rPr>
+            </w:pPr>
+            <w:r>
+              <w:rPr>
+                <w:rFonts w:ascii="Times New Roman" w:hAnsi="Times New Roman"/>
+                <w:i/>
+                <w:iCs/>
+                <w:sz w:val="24"/>
+                <w:szCs w:val="24"/>
+              </w:rPr>
+              <w:t>Страница отдельной услуги с выводом описания, цены, фото и SEO данных.</w:t>
+            </w:r>
+          </w:p>
+          <w:p>
+            <w:pPr>
+              <w:pStyle w:val="a6"/>
+              <w:numPr>
+                <w:ilvl w:val="0"/>
+                <w:numId w:val="16"/>
+              </w:numPr>
+              <w:jc w:val="both"/>
+              <w:rPr>
+                <w:rFonts w:ascii="Times New Roman" w:hAnsi="Times New Roman"/>
+                <w:i/>
+                <w:iCs/>
+                <w:sz w:val="24"/>
+                <w:szCs w:val="24"/>
+              </w:rPr>
+            </w:pPr>
+            <w:r>
+              <w:rPr>
+                <w:rFonts w:ascii="Times New Roman" w:hAnsi="Times New Roman"/>
+                <w:i/>
+                <w:iCs/>
+                <w:sz w:val="24"/>
+                <w:szCs w:val="24"/>
+              </w:rPr>
+              <w:t>Регистрация и авторизация пользователей, включая валидацию и обработку ошибок.</w:t>
+            </w:r>
+          </w:p>
+          <w:p>
+            <w:pPr>
+              <w:pStyle w:val="a6"/>
+              <w:numPr>
+                <w:ilvl w:val="0"/>
+                <w:numId w:val="16"/>
+              </w:numPr>
+              <w:jc w:val="both"/>
+              <w:rPr>
+                <w:rFonts w:ascii="Times New Roman" w:hAnsi="Times New Roman"/>
+                <w:i/>
+                <w:iCs/>
+                <w:sz w:val="24"/>
+                <w:szCs w:val="24"/>
+              </w:rPr>
+            </w:pPr>
+            <w:r>
+              <w:rPr>
+                <w:rFonts w:ascii="Times New Roman" w:hAnsi="Times New Roman"/>
+                <w:i/>
+                <w:iCs/>
+                <w:sz w:val="24"/>
+                <w:szCs w:val="24"/>
+              </w:rPr>
+              <w:t>Личный кабинет пользователя: главная страница, профиль, история заказов, просмотр заказа, подписка.</w:t>
+            </w:r>
+          </w:p>
+          <w:p>
+            <w:pPr>
+              <w:pStyle w:val="a6"/>
+              <w:numPr>
+                <w:ilvl w:val="0"/>
+                <w:numId w:val="16"/>
+              </w:numPr>
+              <w:jc w:val="both"/>
+              <w:rPr>
+                <w:rFonts w:ascii="Times New Roman" w:hAnsi="Times New Roman"/>
+                <w:i/>
+                <w:iCs/>
+                <w:sz w:val="24"/>
+                <w:szCs w:val="24"/>
+              </w:rPr>
+            </w:pPr>
+            <w:r>
+              <w:rPr>
+                <w:rFonts w:ascii="Times New Roman" w:hAnsi="Times New Roman"/>
+                <w:i/>
+                <w:iCs/>
+                <w:sz w:val="24"/>
+                <w:szCs w:val="24"/>
+              </w:rPr>
+              <w:t>Административная панель: главная страница, раздел заказов, раздел пользователей, раздел услуг (создание, редактирование, удаление).</w:t>
+            </w:r>
+          </w:p>
+        </w:tc>
+        <w:tc>
+          <w:tcPr>
+            <w:tcW w:w="1288" w:type="dxa"/>
+            <w:shd w:val="clear" w:color="auto" w:fill="auto"/>
+          </w:tcPr>
+          <w:p>
+            <w:pPr>
+              <w:widowControl w:val="0"/>
+              <w:suppressAutoHyphens/>
+              <w:jc w:val="center"/>
+              <w:rPr>
+                <w:rFonts w:ascii="Times New Roman" w:eastAsia="Times New Roman" w:hAnsi="Times New Roman"/>
+                <w:b/>
+                <w:sz w:val="24"/>
+                <w:szCs w:val="24"/>
+              </w:rPr>
+            </w:pPr>
+          </w:p>
+        </w:tc>
+      </w:tr>
+      <w:tr>
+        <w:trPr>
+          <w:trHeight w:val="14449"/>
+        </w:trPr>
+        <w:tc>
+          <w:tcPr>
+            <w:tcW w:w="1447" w:type="dxa"/>
+            <w:shd w:val="clear" w:color="auto" w:fill="auto"/>
+          </w:tcPr>
+          <w:p>
+            <w:pPr>
+              <w:widowControl w:val="0"/>
+              <w:suppressAutoHyphens/>
+              <w:jc w:val="center"/>
+              <w:rPr>
+                <w:rFonts w:ascii="Times New Roman" w:hAnsi="Times New Roman"/>
+                <w:sz w:val="24"/>
+                <w:szCs w:val="24"/>
+              </w:rPr>
+            </w:pPr>
+            <w:r>
+              <w:rPr>
+                <w:rFonts w:ascii="Times New Roman" w:hAnsi="Times New Roman"/>
+                <w:sz w:val="24"/>
+                <w:szCs w:val="24"/>
+                <w:lang w:val="en-US"/>
+              </w:rPr>
+              <w:lastRenderedPageBreak/>
+              <w:t>0</w:t>
+            </w:r>
+            <w:r>
+              <w:rPr>
+                <w:rFonts w:ascii="Times New Roman" w:hAnsi="Times New Roman"/>
+                <w:sz w:val="24"/>
+                <w:szCs w:val="24"/>
+              </w:rPr>
+              <w:t>8</w:t>
+            </w:r>
+            <w:r>
+              <w:rPr>
+                <w:rFonts w:ascii="Times New Roman" w:hAnsi="Times New Roman"/>
+                <w:sz w:val="24"/>
+                <w:szCs w:val="24"/>
+                <w:lang w:val="en-US"/>
+              </w:rPr>
+              <w:t>.05.2025</w:t>
+            </w:r>
+          </w:p>
+        </w:tc>
+        <w:tc>
+          <w:tcPr>
+            <w:tcW w:w="6729" w:type="dxa"/>
+            <w:shd w:val="clear" w:color="auto" w:fill="auto"/>
+          </w:tcPr>
+          <w:p>
+            <w:pPr>
+              <w:pStyle w:val="a6"/>
+              <w:numPr>
+                <w:ilvl w:val="0"/>
+                <w:numId w:val="16"/>
+              </w:numPr>
+              <w:jc w:val="both"/>
+              <w:rPr>
+                <w:rFonts w:ascii="Times New Roman" w:hAnsi="Times New Roman"/>
+                <w:bCs/>
+                <w:i/>
+                <w:iCs/>
+                <w:sz w:val="24"/>
+                <w:szCs w:val="24"/>
+              </w:rPr>
+            </w:pPr>
+            <w:r>
+              <w:rPr>
+                <w:rFonts w:ascii="Times New Roman" w:hAnsi="Times New Roman"/>
+                <w:bCs/>
+                <w:i/>
+                <w:iCs/>
+                <w:sz w:val="24"/>
+                <w:szCs w:val="24"/>
+              </w:rPr>
+              <w:t xml:space="preserve">Сегодня приступил к теме </w:t>
+            </w:r>
+            <w:r>
+              <w:rPr>
+                <w:rFonts w:ascii="Times New Roman" w:hAnsi="Times New Roman"/>
+                <w:bCs/>
+                <w:i/>
+                <w:iCs/>
+                <w:sz w:val="24"/>
+                <w:szCs w:val="24"/>
+              </w:rPr>
+              <w:t>№</w:t>
+            </w:r>
+            <w:r>
+              <w:rPr>
+                <w:rFonts w:ascii="Times New Roman" w:hAnsi="Times New Roman"/>
+                <w:b/>
+                <w:bCs/>
+                <w:i/>
+                <w:iCs/>
+                <w:sz w:val="24"/>
+                <w:szCs w:val="24"/>
+              </w:rPr>
+              <w:t xml:space="preserve">3 </w:t>
+            </w:r>
+            <w:r>
+              <w:rPr>
+                <w:rFonts w:ascii="Times New Roman" w:hAnsi="Times New Roman"/>
+                <w:b/>
+                <w:bCs/>
+                <w:i/>
+                <w:iCs/>
+                <w:sz w:val="24"/>
+                <w:szCs w:val="24"/>
+              </w:rPr>
+              <w:t>‹‹</w:t>
+            </w:r>
+            <w:r>
+              <w:rPr>
+                <w:rFonts w:ascii="Times New Roman" w:hAnsi="Times New Roman"/>
+                <w:b/>
+                <w:bCs/>
+                <w:i/>
+                <w:iCs/>
+                <w:sz w:val="24"/>
+                <w:szCs w:val="24"/>
+              </w:rPr>
+              <w:t>Разработать</w:t>
+            </w:r>
+            <w:r>
+              <w:rPr>
+                <w:rFonts w:ascii="Times New Roman" w:hAnsi="Times New Roman"/>
+                <w:b/>
+                <w:bCs/>
+                <w:i/>
+                <w:iCs/>
+                <w:sz w:val="24"/>
+                <w:szCs w:val="24"/>
+              </w:rPr>
+              <w:t xml:space="preserve"> веб‑приложение в соответствии с техническим заданием</w:t>
+            </w:r>
+            <w:r>
+              <w:rPr>
+                <w:rFonts w:ascii="Times New Roman" w:hAnsi="Times New Roman"/>
+                <w:b/>
+                <w:bCs/>
+                <w:i/>
+                <w:iCs/>
+                <w:sz w:val="24"/>
+                <w:szCs w:val="24"/>
+              </w:rPr>
+              <w:t>››</w:t>
+            </w:r>
+            <w:r>
+              <w:rPr>
+                <w:rFonts w:ascii="Times New Roman" w:hAnsi="Times New Roman"/>
+                <w:bCs/>
+                <w:i/>
+                <w:iCs/>
+                <w:sz w:val="24"/>
+                <w:szCs w:val="24"/>
+              </w:rPr>
+              <w:t>.</w:t>
+            </w:r>
+            <w:r>
+              <w:rPr>
+                <w:rFonts w:ascii="Times New Roman" w:hAnsi="Times New Roman"/>
+                <w:bCs/>
+                <w:i/>
+                <w:iCs/>
+                <w:sz w:val="24"/>
+                <w:szCs w:val="24"/>
+              </w:rPr>
+              <w:t xml:space="preserve"> </w:t>
+            </w:r>
+            <w:r>
+              <w:rPr>
+                <w:rFonts w:ascii="Times New Roman" w:hAnsi="Times New Roman"/>
+                <w:bCs/>
+                <w:i/>
+                <w:iCs/>
+                <w:sz w:val="24"/>
+                <w:szCs w:val="24"/>
+              </w:rPr>
+              <w:t xml:space="preserve">Полностью составили список страниц сайта и на его основе прописали маршруты в </w:t>
+            </w:r>
+            <w:proofErr w:type="spellStart"/>
+            <w:r>
+              <w:rPr>
+                <w:rFonts w:ascii="Times New Roman" w:hAnsi="Times New Roman"/>
+                <w:bCs/>
+                <w:i/>
+                <w:iCs/>
+                <w:sz w:val="24"/>
+                <w:szCs w:val="24"/>
+              </w:rPr>
+              <w:t>routes</w:t>
+            </w:r>
+            <w:proofErr w:type="spellEnd"/>
+            <w:r>
+              <w:rPr>
+                <w:rFonts w:ascii="Times New Roman" w:hAnsi="Times New Roman"/>
+                <w:bCs/>
+                <w:i/>
+                <w:iCs/>
+                <w:sz w:val="24"/>
+                <w:szCs w:val="24"/>
+              </w:rPr>
+              <w:t>/</w:t>
+            </w:r>
+            <w:proofErr w:type="spellStart"/>
+            <w:r>
+              <w:rPr>
+                <w:rFonts w:ascii="Times New Roman" w:hAnsi="Times New Roman"/>
+                <w:bCs/>
+                <w:i/>
+                <w:iCs/>
+                <w:sz w:val="24"/>
+                <w:szCs w:val="24"/>
+              </w:rPr>
+              <w:t>web.php</w:t>
+            </w:r>
+            <w:proofErr w:type="spellEnd"/>
+            <w:r>
+              <w:rPr>
+                <w:rFonts w:ascii="Times New Roman" w:hAnsi="Times New Roman"/>
+                <w:bCs/>
+                <w:i/>
+                <w:iCs/>
+                <w:sz w:val="24"/>
+                <w:szCs w:val="24"/>
+              </w:rPr>
+              <w:t xml:space="preserve">. В список вошли: главная, </w:t>
+            </w:r>
+            <w:proofErr w:type="gramStart"/>
+            <w:r>
+              <w:rPr>
+                <w:rFonts w:ascii="Times New Roman" w:hAnsi="Times New Roman"/>
+                <w:bCs/>
+                <w:i/>
+                <w:iCs/>
+                <w:sz w:val="24"/>
+                <w:szCs w:val="24"/>
+              </w:rPr>
+              <w:t>О</w:t>
+            </w:r>
+            <w:proofErr w:type="gramEnd"/>
+            <w:r>
+              <w:rPr>
+                <w:rFonts w:ascii="Times New Roman" w:hAnsi="Times New Roman"/>
+                <w:bCs/>
+                <w:i/>
+                <w:iCs/>
+                <w:sz w:val="24"/>
+                <w:szCs w:val="24"/>
+              </w:rPr>
+              <w:t xml:space="preserve"> компании, Контакты, каталог услуг и карточки услуг, страница оформления заявки и страница успеха, раздел статей и отдельные статьи, раздел отзывов с возможностью добавления, личный кабинет пользователя (профиль, история заявок), пользовательская панель (</w:t>
+            </w:r>
+            <w:proofErr w:type="spellStart"/>
+            <w:r>
+              <w:rPr>
+                <w:rFonts w:ascii="Times New Roman" w:hAnsi="Times New Roman"/>
+                <w:bCs/>
+                <w:i/>
+                <w:iCs/>
+                <w:sz w:val="24"/>
+                <w:szCs w:val="24"/>
+              </w:rPr>
+              <w:t>dashboard</w:t>
+            </w:r>
+            <w:proofErr w:type="spellEnd"/>
+            <w:r>
+              <w:rPr>
+                <w:rFonts w:ascii="Times New Roman" w:hAnsi="Times New Roman"/>
+                <w:bCs/>
+                <w:i/>
+                <w:iCs/>
+                <w:sz w:val="24"/>
+                <w:szCs w:val="24"/>
+              </w:rPr>
+              <w:t>) и административная панель с управлением услугами, заявками, статьями, отзывами, настройками, пользователями и статистикой.</w:t>
+            </w:r>
+          </w:p>
+          <w:p>
+            <w:pPr>
+              <w:pStyle w:val="a6"/>
+              <w:numPr>
+                <w:ilvl w:val="0"/>
+                <w:numId w:val="16"/>
+              </w:numPr>
+              <w:jc w:val="both"/>
+              <w:rPr>
+                <w:rFonts w:ascii="Times New Roman" w:hAnsi="Times New Roman"/>
+                <w:bCs/>
+                <w:i/>
+                <w:iCs/>
+                <w:sz w:val="24"/>
+                <w:szCs w:val="24"/>
+              </w:rPr>
+            </w:pPr>
+            <w:r>
+              <w:rPr>
+                <w:rFonts w:ascii="Times New Roman" w:hAnsi="Times New Roman"/>
+                <w:bCs/>
+                <w:i/>
+                <w:iCs/>
+                <w:sz w:val="24"/>
+                <w:szCs w:val="24"/>
+              </w:rPr>
+              <w:t xml:space="preserve">На основе утверждённого списка страниц мы определили необходимые контроллеры и методы, проставили имена маршрутов для удобной генерации ссылок и добавили в </w:t>
+            </w:r>
+            <w:proofErr w:type="spellStart"/>
+            <w:r>
+              <w:rPr>
+                <w:rFonts w:ascii="Times New Roman" w:hAnsi="Times New Roman"/>
+                <w:bCs/>
+                <w:i/>
+                <w:iCs/>
+                <w:sz w:val="24"/>
+                <w:szCs w:val="24"/>
+              </w:rPr>
+              <w:t>репозиторий</w:t>
+            </w:r>
+            <w:proofErr w:type="spellEnd"/>
+            <w:r>
+              <w:rPr>
+                <w:rFonts w:ascii="Times New Roman" w:hAnsi="Times New Roman"/>
+                <w:bCs/>
+                <w:i/>
+                <w:iCs/>
+                <w:sz w:val="24"/>
+                <w:szCs w:val="24"/>
+              </w:rPr>
+              <w:t xml:space="preserve"> TODO‑комментарии для дальнейшей реализации. Все изменения </w:t>
+            </w:r>
+            <w:proofErr w:type="spellStart"/>
+            <w:r>
+              <w:rPr>
+                <w:rFonts w:ascii="Times New Roman" w:hAnsi="Times New Roman"/>
+                <w:bCs/>
+                <w:i/>
+                <w:iCs/>
+                <w:sz w:val="24"/>
+                <w:szCs w:val="24"/>
+              </w:rPr>
+              <w:t>закоммичены</w:t>
+            </w:r>
+            <w:proofErr w:type="spellEnd"/>
+            <w:r>
+              <w:rPr>
+                <w:rFonts w:ascii="Times New Roman" w:hAnsi="Times New Roman"/>
+                <w:bCs/>
+                <w:i/>
+                <w:iCs/>
+                <w:sz w:val="24"/>
+                <w:szCs w:val="24"/>
+              </w:rPr>
+              <w:t xml:space="preserve"> в </w:t>
+            </w:r>
+            <w:proofErr w:type="spellStart"/>
+            <w:r>
+              <w:rPr>
+                <w:rFonts w:ascii="Times New Roman" w:hAnsi="Times New Roman"/>
+                <w:bCs/>
+                <w:i/>
+                <w:iCs/>
+                <w:sz w:val="24"/>
+                <w:szCs w:val="24"/>
+              </w:rPr>
+              <w:t>репозиторий</w:t>
+            </w:r>
+            <w:proofErr w:type="spellEnd"/>
+            <w:r>
+              <w:rPr>
+                <w:rFonts w:ascii="Times New Roman" w:hAnsi="Times New Roman"/>
+                <w:bCs/>
+                <w:i/>
+                <w:iCs/>
+                <w:sz w:val="24"/>
+                <w:szCs w:val="24"/>
+              </w:rPr>
+              <w:t xml:space="preserve"> с пометкой «</w:t>
+            </w:r>
+            <w:proofErr w:type="spellStart"/>
+            <w:r>
+              <w:rPr>
+                <w:rFonts w:ascii="Times New Roman" w:hAnsi="Times New Roman"/>
+                <w:bCs/>
+                <w:i/>
+                <w:iCs/>
+                <w:sz w:val="24"/>
+                <w:szCs w:val="24"/>
+              </w:rPr>
+              <w:t>routes</w:t>
+            </w:r>
+            <w:proofErr w:type="spellEnd"/>
+            <w:r>
+              <w:rPr>
+                <w:rFonts w:ascii="Times New Roman" w:hAnsi="Times New Roman"/>
+                <w:bCs/>
+                <w:i/>
+                <w:iCs/>
+                <w:sz w:val="24"/>
+                <w:szCs w:val="24"/>
+              </w:rPr>
+              <w:t xml:space="preserve">: </w:t>
+            </w:r>
+            <w:proofErr w:type="spellStart"/>
+            <w:r>
+              <w:rPr>
+                <w:rFonts w:ascii="Times New Roman" w:hAnsi="Times New Roman"/>
+                <w:bCs/>
+                <w:i/>
+                <w:iCs/>
+                <w:sz w:val="24"/>
+                <w:szCs w:val="24"/>
+              </w:rPr>
+              <w:t>add</w:t>
+            </w:r>
+            <w:proofErr w:type="spellEnd"/>
+            <w:r>
+              <w:rPr>
+                <w:rFonts w:ascii="Times New Roman" w:hAnsi="Times New Roman"/>
+                <w:bCs/>
+                <w:i/>
+                <w:iCs/>
+                <w:sz w:val="24"/>
+                <w:szCs w:val="24"/>
+              </w:rPr>
+              <w:t xml:space="preserve"> </w:t>
+            </w:r>
+            <w:proofErr w:type="spellStart"/>
+            <w:r>
+              <w:rPr>
+                <w:rFonts w:ascii="Times New Roman" w:hAnsi="Times New Roman"/>
+                <w:bCs/>
+                <w:i/>
+                <w:iCs/>
+                <w:sz w:val="24"/>
+                <w:szCs w:val="24"/>
+              </w:rPr>
+              <w:t>site</w:t>
+            </w:r>
+            <w:proofErr w:type="spellEnd"/>
+            <w:r>
+              <w:rPr>
+                <w:rFonts w:ascii="Times New Roman" w:hAnsi="Times New Roman"/>
+                <w:bCs/>
+                <w:i/>
+                <w:iCs/>
+                <w:sz w:val="24"/>
+                <w:szCs w:val="24"/>
+              </w:rPr>
+              <w:t xml:space="preserve"> </w:t>
+            </w:r>
+            <w:proofErr w:type="spellStart"/>
+            <w:r>
+              <w:rPr>
+                <w:rFonts w:ascii="Times New Roman" w:hAnsi="Times New Roman"/>
+                <w:bCs/>
+                <w:i/>
+                <w:iCs/>
+                <w:sz w:val="24"/>
+                <w:szCs w:val="24"/>
+              </w:rPr>
+              <w:t>and</w:t>
+            </w:r>
+            <w:proofErr w:type="spellEnd"/>
+            <w:r>
+              <w:rPr>
+                <w:rFonts w:ascii="Times New Roman" w:hAnsi="Times New Roman"/>
+                <w:bCs/>
+                <w:i/>
+                <w:iCs/>
+                <w:sz w:val="24"/>
+                <w:szCs w:val="24"/>
+              </w:rPr>
+              <w:t xml:space="preserve"> </w:t>
+            </w:r>
+            <w:proofErr w:type="spellStart"/>
+            <w:r>
+              <w:rPr>
+                <w:rFonts w:ascii="Times New Roman" w:hAnsi="Times New Roman"/>
+                <w:bCs/>
+                <w:i/>
+                <w:iCs/>
+                <w:sz w:val="24"/>
+                <w:szCs w:val="24"/>
+              </w:rPr>
+              <w:t>admin</w:t>
+            </w:r>
+            <w:proofErr w:type="spellEnd"/>
+            <w:r>
+              <w:rPr>
+                <w:rFonts w:ascii="Times New Roman" w:hAnsi="Times New Roman"/>
+                <w:bCs/>
+                <w:i/>
+                <w:iCs/>
+                <w:sz w:val="24"/>
+                <w:szCs w:val="24"/>
+              </w:rPr>
+              <w:t xml:space="preserve"> </w:t>
+            </w:r>
+            <w:proofErr w:type="spellStart"/>
+            <w:r>
+              <w:rPr>
+                <w:rFonts w:ascii="Times New Roman" w:hAnsi="Times New Roman"/>
+                <w:bCs/>
+                <w:i/>
+                <w:iCs/>
+                <w:sz w:val="24"/>
+                <w:szCs w:val="24"/>
+              </w:rPr>
+              <w:t>routes</w:t>
+            </w:r>
+            <w:proofErr w:type="spellEnd"/>
+            <w:r>
+              <w:rPr>
+                <w:rFonts w:ascii="Times New Roman" w:hAnsi="Times New Roman"/>
+                <w:bCs/>
+                <w:i/>
+                <w:iCs/>
+                <w:sz w:val="24"/>
+                <w:szCs w:val="24"/>
+              </w:rPr>
+              <w:t>».</w:t>
+            </w:r>
+          </w:p>
+          <w:p>
+            <w:pPr>
+              <w:pStyle w:val="a6"/>
+              <w:numPr>
+                <w:ilvl w:val="0"/>
+                <w:numId w:val="16"/>
+              </w:numPr>
+              <w:jc w:val="both"/>
+              <w:rPr>
+                <w:rFonts w:ascii="Times New Roman" w:hAnsi="Times New Roman"/>
+                <w:bCs/>
+                <w:i/>
+                <w:iCs/>
+                <w:sz w:val="24"/>
+                <w:szCs w:val="24"/>
+              </w:rPr>
+            </w:pPr>
+            <w:r>
+              <w:rPr>
+                <w:rFonts w:ascii="Times New Roman" w:hAnsi="Times New Roman"/>
+                <w:bCs/>
+                <w:i/>
+                <w:iCs/>
+                <w:sz w:val="24"/>
+                <w:szCs w:val="24"/>
+              </w:rPr>
+              <w:t xml:space="preserve">Итог дня: список страниц утверждён, маршруты прописаны и сохранены в </w:t>
+            </w:r>
+            <w:proofErr w:type="spellStart"/>
+            <w:r>
+              <w:rPr>
+                <w:rFonts w:ascii="Times New Roman" w:hAnsi="Times New Roman"/>
+                <w:bCs/>
+                <w:i/>
+                <w:iCs/>
+                <w:sz w:val="24"/>
+                <w:szCs w:val="24"/>
+              </w:rPr>
+              <w:t>репозитории</w:t>
+            </w:r>
+            <w:proofErr w:type="spellEnd"/>
+            <w:r>
+              <w:rPr>
+                <w:rFonts w:ascii="Times New Roman" w:hAnsi="Times New Roman"/>
+                <w:bCs/>
+                <w:i/>
+                <w:iCs/>
+                <w:sz w:val="24"/>
+                <w:szCs w:val="24"/>
+              </w:rPr>
+              <w:t>.</w:t>
+            </w:r>
+          </w:p>
+          <w:p>
+            <w:pPr>
+              <w:pStyle w:val="a6"/>
+              <w:numPr>
+                <w:ilvl w:val="0"/>
+                <w:numId w:val="16"/>
+              </w:numPr>
+              <w:jc w:val="both"/>
+              <w:rPr>
+                <w:rFonts w:ascii="Times New Roman" w:hAnsi="Times New Roman"/>
+                <w:bCs/>
+                <w:i/>
+                <w:iCs/>
+                <w:sz w:val="24"/>
+                <w:szCs w:val="24"/>
+              </w:rPr>
+            </w:pPr>
+            <w:r>
+              <w:rPr>
+                <w:rFonts w:ascii="Times New Roman" w:hAnsi="Times New Roman"/>
+                <w:bCs/>
+                <w:i/>
+                <w:iCs/>
+                <w:sz w:val="24"/>
+                <w:szCs w:val="24"/>
+              </w:rPr>
+              <w:t xml:space="preserve">План на завтра: начать реализацию контроллеров и моделей для услуг и заявок, подготовить миграции и фабрики для тестовых данных; </w:t>
+            </w:r>
+            <w:proofErr w:type="spellStart"/>
+            <w:r>
+              <w:rPr>
+                <w:rFonts w:ascii="Times New Roman" w:hAnsi="Times New Roman"/>
+                <w:bCs/>
+                <w:i/>
+                <w:iCs/>
+                <w:sz w:val="24"/>
+                <w:szCs w:val="24"/>
+              </w:rPr>
+              <w:t>одногруппник</w:t>
+            </w:r>
+            <w:proofErr w:type="spellEnd"/>
+            <w:r>
+              <w:rPr>
+                <w:rFonts w:ascii="Times New Roman" w:hAnsi="Times New Roman"/>
+                <w:bCs/>
+                <w:i/>
+                <w:iCs/>
+                <w:sz w:val="24"/>
+                <w:szCs w:val="24"/>
+              </w:rPr>
+              <w:t xml:space="preserve"> продолжит верстку основных шаблонов.</w:t>
+            </w:r>
+          </w:p>
+          <w:p>
+            <w:pPr>
+              <w:pStyle w:val="a6"/>
+              <w:numPr>
+                <w:ilvl w:val="0"/>
+                <w:numId w:val="16"/>
+              </w:numPr>
+              <w:jc w:val="both"/>
+              <w:rPr>
+                <w:rFonts w:ascii="Times New Roman" w:hAnsi="Times New Roman"/>
+                <w:bCs/>
+                <w:i/>
+                <w:iCs/>
+                <w:sz w:val="24"/>
+                <w:szCs w:val="24"/>
+              </w:rPr>
+            </w:pPr>
             <w:r>
               <w:rPr>
                 <w:rFonts w:ascii="Times New Roman" w:eastAsia="Times New Roman" w:hAnsi="Times New Roman"/>
@@ -1982,10 +2796,10 @@
                 <w:lang w:eastAsia="ru-RU"/>
               </w:rPr>
               <w:drawing>
-                <wp:inline distT="0" distB="0" distL="0" distR="0" wp14:anchorId="698B6276" wp14:editId="31380D28">
+                <wp:inline distT="0" distB="0" distL="0" distR="0" wp14:anchorId="1AD0A19F" wp14:editId="50D501B0">
                   <wp:extent cx="3449999" cy="2454275"/>
                   <wp:effectExtent l="0" t="0" r="0" b="3175"/>
-                  <wp:docPr id="1" name="Рисунок 1"/>
+                  <wp:docPr id="6" name="Рисунок 6"/>
                   <wp:cNvGraphicFramePr>
                     <a:graphicFrameLocks xmlns:a="http://schemas.openxmlformats.org/drawingml/2006/main" noChangeAspect="1"/>
                   </wp:cNvGraphicFramePr>
@@ -2021,7 +2835,7 @@
         </w:tc>
         <w:tc>
           <w:tcPr>
-            <w:tcW w:w="1842" w:type="dxa"/>
+            <w:tcW w:w="1288" w:type="dxa"/>
             <w:shd w:val="clear" w:color="auto" w:fill="auto"/>
           </w:tcPr>
           <w:p>
@@ -2045,7 +2859,7 @@
         </w:trPr>
         <w:tc>
           <w:tcPr>
-            <w:tcW w:w="1526" w:type="dxa"/>
+            <w:tcW w:w="1447" w:type="dxa"/>
             <w:shd w:val="clear" w:color="auto" w:fill="auto"/>
           </w:tcPr>
           <w:p>
@@ -2054,29 +2868,19 @@
               <w:suppressAutoHyphens/>
               <w:jc w:val="center"/>
               <w:rPr>
-                <w:rFonts w:ascii="Times New Roman" w:eastAsia="Times New Roman" w:hAnsi="Times New Roman"/>
-                <w:b/>
-                <w:sz w:val="24"/>
-                <w:szCs w:val="24"/>
-              </w:rPr>
-            </w:pPr>
-            <w:r>
-              <w:rPr>
-                <w:rFonts w:ascii="Times New Roman" w:hAnsi="Times New Roman"/>
-                <w:sz w:val="24"/>
-                <w:szCs w:val="24"/>
-                <w:lang w:val="en-US"/>
+                <w:rFonts w:ascii="Times New Roman" w:hAnsi="Times New Roman"/>
+                <w:sz w:val="24"/>
+                <w:szCs w:val="24"/>
+              </w:rPr>
+            </w:pPr>
+            <w:r>
+              <w:rPr>
+                <w:rFonts w:ascii="Times New Roman" w:hAnsi="Times New Roman"/>
+                <w:sz w:val="24"/>
+                <w:szCs w:val="24"/>
               </w:rPr>
               <w:lastRenderedPageBreak/>
-              <w:t>0</w:t>
-            </w:r>
-            <w:r>
-              <w:rPr>
-                <w:rFonts w:ascii="Times New Roman" w:hAnsi="Times New Roman"/>
-                <w:sz w:val="24"/>
-                <w:szCs w:val="24"/>
-              </w:rPr>
-              <w:t>7</w:t>
+              <w:t>12</w:t>
             </w:r>
             <w:r>
               <w:rPr>
@@ -2091,7 +2895,7 @@
         </w:tc>
         <w:tc>
           <w:tcPr>
-            <w:tcW w:w="6096" w:type="dxa"/>
+            <w:tcW w:w="6729" w:type="dxa"/>
             <w:shd w:val="clear" w:color="auto" w:fill="auto"/>
           </w:tcPr>
           <w:p>
@@ -2142,31 +2946,46 @@
                 <w:sz w:val="24"/>
                 <w:szCs w:val="24"/>
               </w:rPr>
-              <w:t xml:space="preserve"> теме 3 Разработать веб‑приложение в соот</w:t>
-            </w:r>
-            <w:r>
-              <w:rPr>
-                <w:rFonts w:ascii="Times New Roman" w:hAnsi="Times New Roman"/>
-                <w:bCs/>
-                <w:i/>
-                <w:iCs/>
-                <w:sz w:val="24"/>
-                <w:szCs w:val="24"/>
-              </w:rPr>
-              <w:t>ветствии с техническим заданием</w:t>
-            </w:r>
-            <w:r>
-              <w:rPr>
-                <w:rFonts w:ascii="Times New Roman" w:hAnsi="Times New Roman"/>
-                <w:bCs/>
-                <w:i/>
-                <w:iCs/>
-                <w:sz w:val="24"/>
-                <w:szCs w:val="24"/>
-              </w:rPr>
-              <w:t>.</w:t>
-            </w:r>
-            <w:r>
+              <w:t xml:space="preserve"> теме </w:t>
+            </w:r>
+            <w:r>
+              <w:rPr>
+                <w:rFonts w:ascii="Times New Roman" w:hAnsi="Times New Roman"/>
+                <w:bCs/>
+                <w:i/>
+                <w:iCs/>
+                <w:sz w:val="24"/>
+                <w:szCs w:val="24"/>
+              </w:rPr>
+              <w:t>№</w:t>
+            </w:r>
+            <w:r>
+              <w:rPr>
+                <w:rFonts w:ascii="Times New Roman" w:hAnsi="Times New Roman"/>
+                <w:bCs/>
+                <w:i/>
+                <w:iCs/>
+                <w:sz w:val="24"/>
+                <w:szCs w:val="24"/>
+              </w:rPr>
+              <w:t xml:space="preserve">3 </w:t>
+            </w:r>
+            <w:r>
+              <w:rPr>
+                <w:rFonts w:ascii="Times New Roman" w:hAnsi="Times New Roman"/>
+                <w:b/>
+                <w:bCs/>
+                <w:i/>
+                <w:iCs/>
+                <w:sz w:val="24"/>
+                <w:szCs w:val="24"/>
+              </w:rPr>
+              <w:t>‹‹Разработать веб‑приложение в соответствии с техническим заданием››.</w:t>
+            </w:r>
+            <w:r>
+              <w:rPr>
+                <w:b/>
+              </w:rPr>
               <w:t xml:space="preserve"> </w:t>
             </w:r>
             <w:r>
@@ -2588,10 +3407,10 @@
                 <w:lang w:eastAsia="ru-RU"/>
               </w:rPr>
               <w:drawing>
-                <wp:inline distT="0" distB="0" distL="0" distR="0" wp14:anchorId="61A3E3F3" wp14:editId="3D672ED2">
+                <wp:inline distT="0" distB="0" distL="0" distR="0" wp14:anchorId="23236207" wp14:editId="1F7461AA">
                   <wp:extent cx="3721100" cy="1645160"/>
                   <wp:effectExtent l="0" t="0" r="0" b="0"/>
-                  <wp:docPr id="2" name="Рисунок 2"/>
+                  <wp:docPr id="4" name="Рисунок 4"/>
                   <wp:cNvGraphicFramePr>
                     <a:graphicFrameLocks xmlns:a="http://schemas.openxmlformats.org/drawingml/2006/main" noChangeAspect="1"/>
                   </wp:cNvGraphicFramePr>
@@ -2626,11 +3445,12 @@
           </w:p>
           <w:p>
             <w:pPr>
-              <w:widowControl w:val="0"/>
-              <w:suppressAutoHyphens/>
-              <w:jc w:val="center"/>
-              <w:rPr>
-                <w:rFonts w:ascii="Times New Roman" w:eastAsia="Times New Roman" w:hAnsi="Times New Roman"/>
+              <w:jc w:val="both"/>
+              <w:rPr>
+                <w:rFonts w:ascii="Times New Roman" w:hAnsi="Times New Roman"/>
+                <w:bCs/>
+                <w:i/>
+                <w:iCs/>
                 <w:sz w:val="24"/>
                 <w:szCs w:val="24"/>
               </w:rPr>
@@ -2639,7 +3459,7 @@
         </w:tc>
         <w:tc>
           <w:tcPr>
-            <w:tcW w:w="1842" w:type="dxa"/>
+            <w:tcW w:w="1288" w:type="dxa"/>
             <w:shd w:val="clear" w:color="auto" w:fill="auto"/>
           </w:tcPr>
           <w:p>
@@ -2659,11 +3479,11 @@
       </w:tr>
       <w:tr>
         <w:trPr>
-          <w:trHeight w:val="14307"/>
+          <w:trHeight w:val="14449"/>
         </w:trPr>
         <w:tc>
           <w:tcPr>
-            <w:tcW w:w="1526" w:type="dxa"/>
+            <w:tcW w:w="1447" w:type="dxa"/>
             <w:shd w:val="clear" w:color="auto" w:fill="auto"/>
           </w:tcPr>
           <w:p>
@@ -2683,18 +3503,9 @@
                 <w:rFonts w:ascii="Times New Roman" w:hAnsi="Times New Roman"/>
                 <w:sz w:val="24"/>
                 <w:szCs w:val="24"/>
-                <w:lang w:val="en-US"/>
               </w:rPr>
               <w:lastRenderedPageBreak/>
-              <w:t>0</w:t>
-            </w:r>
-            <w:r>
-              <w:rPr>
-                <w:rFonts w:ascii="Times New Roman" w:hAnsi="Times New Roman"/>
-                <w:sz w:val="24"/>
-                <w:szCs w:val="24"/>
-              </w:rPr>
-              <w:t>8</w:t>
+              <w:t>13</w:t>
             </w:r>
             <w:r>
               <w:rPr>
@@ -2709,7 +3520,7 @@
         </w:tc>
         <w:tc>
           <w:tcPr>
-            <w:tcW w:w="6096" w:type="dxa"/>
+            <w:tcW w:w="6729" w:type="dxa"/>
             <w:shd w:val="clear" w:color="auto" w:fill="auto"/>
           </w:tcPr>
           <w:p>
@@ -2735,9 +3546,84 @@
                 <w:sz w:val="24"/>
                 <w:szCs w:val="24"/>
               </w:rPr>
-              <w:t>Сегодня я продолжил работать над сайтом по теме 3 Разработать веб‑приложение в соответствии с техническим заданием.</w:t>
-            </w:r>
-            <w:r>
+              <w:t xml:space="preserve">Сегодня я продолжил работать над сайтом по теме </w:t>
+            </w:r>
+            <w:r>
+              <w:rPr>
+                <w:rFonts w:ascii="Times New Roman" w:hAnsi="Times New Roman"/>
+                <w:bCs/>
+                <w:i/>
+                <w:iCs/>
+                <w:sz w:val="24"/>
+                <w:szCs w:val="24"/>
+              </w:rPr>
+              <w:t>№</w:t>
+            </w:r>
+            <w:r>
+              <w:rPr>
+                <w:rFonts w:ascii="Times New Roman" w:hAnsi="Times New Roman"/>
+                <w:bCs/>
+                <w:i/>
+                <w:iCs/>
+                <w:sz w:val="24"/>
+                <w:szCs w:val="24"/>
+              </w:rPr>
+              <w:t>4</w:t>
+            </w:r>
+            <w:r>
+              <w:rPr>
+                <w:rFonts w:ascii="Times New Roman" w:hAnsi="Times New Roman"/>
+                <w:bCs/>
+                <w:i/>
+                <w:iCs/>
+                <w:sz w:val="24"/>
+                <w:szCs w:val="24"/>
+              </w:rPr>
+              <w:t xml:space="preserve"> </w:t>
+            </w:r>
+            <w:r>
+              <w:rPr>
+                <w:rFonts w:ascii="Times New Roman" w:hAnsi="Times New Roman"/>
+                <w:b/>
+                <w:bCs/>
+                <w:i/>
+                <w:iCs/>
+                <w:sz w:val="24"/>
+                <w:szCs w:val="24"/>
+              </w:rPr>
+              <w:t>‹‹</w:t>
+            </w:r>
+            <w:r>
+              <w:t xml:space="preserve"> </w:t>
+            </w:r>
+            <w:r>
+              <w:rPr>
+                <w:rFonts w:ascii="Times New Roman" w:hAnsi="Times New Roman"/>
+                <w:b/>
+                <w:bCs/>
+                <w:i/>
+                <w:iCs/>
+                <w:sz w:val="24"/>
+                <w:szCs w:val="24"/>
+              </w:rPr>
+              <w:t>Разработать интерфейс пользователя веб-приложений в соответствии с техническим заданием</w:t>
+            </w:r>
+            <w:r>
+              <w:rPr>
+                <w:rFonts w:ascii="Times New Roman" w:hAnsi="Times New Roman"/>
+                <w:b/>
+                <w:bCs/>
+                <w:i/>
+                <w:iCs/>
+                <w:sz w:val="24"/>
+                <w:szCs w:val="24"/>
+              </w:rPr>
+              <w:t>››.</w:t>
+            </w:r>
+            <w:r>
+              <w:rPr>
+                <w:b/>
+              </w:rPr>
               <w:t xml:space="preserve"> </w:t>
             </w:r>
             <w:r>
@@ -3566,9 +4452,12 @@
           </w:p>
           <w:p>
             <w:pPr>
-              <w:jc w:val="both"/>
-              <w:rPr>
-                <w:rFonts w:ascii="Times New Roman" w:eastAsia="Times New Roman" w:hAnsi="Times New Roman"/>
+              <w:widowControl w:val="0"/>
+              <w:suppressAutoHyphens/>
+              <w:jc w:val="center"/>
+              <w:rPr>
+                <w:rFonts w:ascii="Times New Roman" w:eastAsia="Times New Roman" w:hAnsi="Times New Roman"/>
+                <w:b/>
                 <w:sz w:val="24"/>
                 <w:szCs w:val="24"/>
               </w:rPr>
@@ -3582,7 +4471,7 @@
                 <w:lang w:eastAsia="ru-RU"/>
               </w:rPr>
               <w:drawing>
-                <wp:inline distT="0" distB="0" distL="0" distR="0" wp14:anchorId="666FDE9B" wp14:editId="7FC7275F">
+                <wp:inline distT="0" distB="0" distL="0" distR="0" wp14:anchorId="67EBB99B" wp14:editId="593C6C83">
                   <wp:extent cx="3692525" cy="2204463"/>
                   <wp:effectExtent l="0" t="0" r="3175" b="5715"/>
                   <wp:docPr id="5" name="Рисунок 5"/>
@@ -3621,7 +4510,7 @@
         </w:tc>
         <w:tc>
           <w:tcPr>
-            <w:tcW w:w="1842" w:type="dxa"/>
+            <w:tcW w:w="1288" w:type="dxa"/>
             <w:shd w:val="clear" w:color="auto" w:fill="auto"/>
           </w:tcPr>
           <w:p>
@@ -3641,11 +4530,11 @@
       </w:tr>
       <w:tr>
         <w:trPr>
-          <w:trHeight w:val="14307"/>
+          <w:trHeight w:val="14449"/>
         </w:trPr>
         <w:tc>
           <w:tcPr>
-            <w:tcW w:w="1526" w:type="dxa"/>
+            <w:tcW w:w="1447" w:type="dxa"/>
             <w:shd w:val="clear" w:color="auto" w:fill="auto"/>
           </w:tcPr>
           <w:p>
@@ -3668,7 +4557,15 @@
                 <w:lang w:val="en-US"/>
               </w:rPr>
               <w:lastRenderedPageBreak/>
-              <w:t>12</w:t>
+              <w:t>1</w:t>
+            </w:r>
+            <w:r>
+              <w:rPr>
+                <w:rFonts w:ascii="Times New Roman" w:hAnsi="Times New Roman"/>
+                <w:sz w:val="24"/>
+                <w:szCs w:val="24"/>
+              </w:rPr>
+              <w:t>4</w:t>
             </w:r>
             <w:r>
               <w:rPr>
@@ -3683,7 +4580,7 @@
         </w:tc>
         <w:tc>
           <w:tcPr>
-            <w:tcW w:w="6096" w:type="dxa"/>
+            <w:tcW w:w="6729" w:type="dxa"/>
             <w:shd w:val="clear" w:color="auto" w:fill="auto"/>
           </w:tcPr>
           <w:p>
@@ -3722,7 +4619,50 @@
                 <w:sz w:val="24"/>
                 <w:szCs w:val="24"/>
               </w:rPr>
-              <w:t>3 «Разработать веб‑приложение в соответствии с техническим заданием».</w:t>
+              <w:t>4</w:t>
+            </w:r>
+            <w:r>
+              <w:rPr>
+                <w:rFonts w:ascii="Times New Roman" w:eastAsia="Times New Roman" w:hAnsi="Times New Roman"/>
+                <w:sz w:val="24"/>
+                <w:szCs w:val="24"/>
+              </w:rPr>
+              <w:t xml:space="preserve"> </w:t>
+            </w:r>
+            <w:r>
+              <w:rPr>
+                <w:rFonts w:ascii="Times New Roman" w:eastAsia="Times New Roman" w:hAnsi="Times New Roman"/>
+                <w:b/>
+                <w:sz w:val="24"/>
+                <w:szCs w:val="24"/>
+              </w:rPr>
+              <w:t>«</w:t>
+            </w:r>
+            <w:r>
+              <w:rPr>
+                <w:rFonts w:ascii="Times New Roman" w:eastAsia="Times New Roman" w:hAnsi="Times New Roman"/>
+                <w:b/>
+                <w:sz w:val="24"/>
+                <w:szCs w:val="24"/>
+              </w:rPr>
+              <w:t>Разработать интерфейс пользователя веб-приложений в соответствии с техническим заданием</w:t>
+            </w:r>
+            <w:r>
+              <w:rPr>
+                <w:rFonts w:ascii="Times New Roman" w:eastAsia="Times New Roman" w:hAnsi="Times New Roman"/>
+                <w:b/>
+                <w:sz w:val="24"/>
+                <w:szCs w:val="24"/>
+              </w:rPr>
+              <w:t>»</w:t>
+            </w:r>
+            <w:r>
+              <w:rPr>
+                <w:rFonts w:ascii="Times New Roman" w:eastAsia="Times New Roman" w:hAnsi="Times New Roman"/>
+                <w:sz w:val="24"/>
+                <w:szCs w:val="24"/>
+              </w:rPr>
+              <w:t>.</w:t>
             </w:r>
             <w:r>
               <w:rPr>
@@ -3884,12 +4824,9 @@
           </w:p>
           <w:p>
             <w:pPr>
-              <w:pStyle w:val="a6"/>
-              <w:numPr>
-                <w:ilvl w:val="0"/>
-                <w:numId w:val="12"/>
-              </w:numPr>
-              <w:jc w:val="both"/>
+              <w:widowControl w:val="0"/>
+              <w:suppressAutoHyphens/>
+              <w:jc w:val="center"/>
               <w:rPr>
                 <w:rFonts w:ascii="Times New Roman" w:eastAsia="Times New Roman" w:hAnsi="Times New Roman"/>
                 <w:sz w:val="24"/>
@@ -3926,7 +4863,7 @@
         </w:tc>
         <w:tc>
           <w:tcPr>
-            <w:tcW w:w="1842" w:type="dxa"/>
+            <w:tcW w:w="1288" w:type="dxa"/>
             <w:shd w:val="clear" w:color="auto" w:fill="auto"/>
           </w:tcPr>
           <w:p>
@@ -4011,7 +4948,15 @@
                 <w:lang w:val="en-US"/>
               </w:rPr>
               <w:lastRenderedPageBreak/>
-              <w:t>13</w:t>
+              <w:t>1</w:t>
+            </w:r>
+            <w:r>
+              <w:rPr>
+                <w:rFonts w:ascii="Times New Roman" w:hAnsi="Times New Roman"/>
+                <w:sz w:val="24"/>
+                <w:szCs w:val="24"/>
+              </w:rPr>
+              <w:t>5</w:t>
             </w:r>
             <w:r>
               <w:rPr>
@@ -4065,7 +5010,42 @@
                 <w:sz w:val="24"/>
                 <w:szCs w:val="24"/>
               </w:rPr>
-              <w:t>3 «Разработать веб‑приложение в соответствии с техническим заданием».</w:t>
+              <w:t>4</w:t>
+            </w:r>
+            <w:r>
+              <w:rPr>
+                <w:rFonts w:ascii="Times New Roman" w:eastAsia="Times New Roman" w:hAnsi="Times New Roman"/>
+                <w:sz w:val="24"/>
+                <w:szCs w:val="24"/>
+              </w:rPr>
+              <w:t xml:space="preserve"> </w:t>
+            </w:r>
+            <w:r>
+              <w:rPr>
+                <w:rFonts w:ascii="Times New Roman" w:eastAsia="Times New Roman" w:hAnsi="Times New Roman"/>
+                <w:b/>
+                <w:sz w:val="24"/>
+                <w:szCs w:val="24"/>
+              </w:rPr>
+              <w:t>«</w:t>
+            </w:r>
+            <w:r>
+              <w:rPr>
+                <w:rFonts w:ascii="Times New Roman" w:eastAsia="Times New Roman" w:hAnsi="Times New Roman"/>
+                <w:b/>
+                <w:sz w:val="24"/>
+                <w:szCs w:val="24"/>
+              </w:rPr>
+              <w:t>Разработать интерфейс пользователя веб-приложений в соответствии с техническим заданием</w:t>
+            </w:r>
+            <w:r>
+              <w:rPr>
+                <w:rFonts w:ascii="Times New Roman" w:eastAsia="Times New Roman" w:hAnsi="Times New Roman"/>
+                <w:b/>
+                <w:sz w:val="24"/>
+                <w:szCs w:val="24"/>
+              </w:rPr>
+              <w:t>».</w:t>
             </w:r>
             <w:r>
               <w:t xml:space="preserve"> </w:t>
@@ -4453,6 +5433,9 @@
         <w:gridCol w:w="1842"/>
       </w:tblGrid>
       <w:tr>
+        <w:trPr>
+          <w:trHeight w:val="14591"/>
+        </w:trPr>
         <w:tc>
           <w:tcPr>
             <w:tcW w:w="1526" w:type="dxa"/>
@@ -4470,6 +5453,33 @@
                 <w:szCs w:val="24"/>
               </w:rPr>
             </w:pPr>
+            <w:r>
+              <w:rPr>
+                <w:rFonts w:ascii="Times New Roman" w:hAnsi="Times New Roman"/>
+                <w:sz w:val="24"/>
+                <w:szCs w:val="24"/>
+                <w:lang w:val="en-US"/>
+              </w:rPr>
+              <w:lastRenderedPageBreak/>
+              <w:t>1</w:t>
+            </w:r>
+            <w:r>
+              <w:rPr>
+                <w:rFonts w:ascii="Times New Roman" w:hAnsi="Times New Roman"/>
+                <w:sz w:val="24"/>
+                <w:szCs w:val="24"/>
+              </w:rPr>
+              <w:t>6</w:t>
+            </w:r>
+            <w:r>
+              <w:rPr>
+                <w:rFonts w:ascii="Times New Roman" w:hAnsi="Times New Roman"/>
+                <w:sz w:val="24"/>
+                <w:szCs w:val="24"/>
+                <w:lang w:val="en-US"/>
+              </w:rPr>
+              <w:t>.05.2025</w:t>
+            </w:r>
           </w:p>
         </w:tc>
         <w:tc>
@@ -4479,6 +5489,644 @@
           </w:tcPr>
           <w:p>
             <w:pPr>
+              <w:pStyle w:val="a6"/>
+              <w:numPr>
+                <w:ilvl w:val="0"/>
+                <w:numId w:val="18"/>
+              </w:numPr>
+              <w:jc w:val="both"/>
+              <w:rPr>
+                <w:rFonts w:ascii="Times New Roman" w:hAnsi="Times New Roman"/>
+                <w:sz w:val="24"/>
+                <w:szCs w:val="24"/>
+              </w:rPr>
+            </w:pPr>
+            <w:r>
+              <w:rPr>
+                <w:rFonts w:ascii="Times New Roman" w:eastAsia="Times New Roman" w:hAnsi="Times New Roman"/>
+                <w:sz w:val="24"/>
+                <w:szCs w:val="24"/>
+              </w:rPr>
+              <w:t xml:space="preserve">Сегодня я начал работу по теме №5 </w:t>
+            </w:r>
+            <w:r>
+              <w:rPr>
+                <w:rFonts w:ascii="Times New Roman" w:eastAsia="Times New Roman" w:hAnsi="Times New Roman"/>
+                <w:b/>
+                <w:sz w:val="24"/>
+                <w:szCs w:val="24"/>
+              </w:rPr>
+              <w:t>«</w:t>
+            </w:r>
+            <w:r>
+              <w:rPr>
+                <w:rFonts w:ascii="Times New Roman" w:eastAsia="Times New Roman" w:hAnsi="Times New Roman"/>
+                <w:b/>
+                <w:sz w:val="24"/>
+                <w:szCs w:val="24"/>
+              </w:rPr>
+              <w:t>Осуществить техническое сопровождение и восстановление веб-приложений в соответствии с техническим заданием</w:t>
+            </w:r>
+            <w:r>
+              <w:rPr>
+                <w:rFonts w:ascii="Times New Roman" w:eastAsia="Times New Roman" w:hAnsi="Times New Roman"/>
+                <w:b/>
+                <w:sz w:val="24"/>
+                <w:szCs w:val="24"/>
+              </w:rPr>
+              <w:t>».</w:t>
+            </w:r>
+            <w:r>
+              <w:rPr>
+                <w:rFonts w:ascii="Times New Roman" w:hAnsi="Times New Roman"/>
+                <w:sz w:val="24"/>
+                <w:szCs w:val="24"/>
+              </w:rPr>
+              <w:t xml:space="preserve"> Сегодня столкнулся с технической проблемой на хостинге: </w:t>
+            </w:r>
+            <w:proofErr w:type="spellStart"/>
+            <w:r>
+              <w:rPr>
+                <w:rFonts w:ascii="Times New Roman" w:hAnsi="Times New Roman"/>
+                <w:sz w:val="24"/>
+                <w:szCs w:val="24"/>
+              </w:rPr>
+              <w:t>симлинки</w:t>
+            </w:r>
+            <w:proofErr w:type="spellEnd"/>
+            <w:r>
+              <w:rPr>
+                <w:rFonts w:ascii="Times New Roman" w:hAnsi="Times New Roman"/>
+                <w:sz w:val="24"/>
+                <w:szCs w:val="24"/>
+              </w:rPr>
+              <w:t xml:space="preserve">, которые используются в </w:t>
+            </w:r>
+            <w:proofErr w:type="spellStart"/>
+            <w:r>
+              <w:rPr>
+                <w:rFonts w:ascii="Times New Roman" w:hAnsi="Times New Roman"/>
+                <w:sz w:val="24"/>
+                <w:szCs w:val="24"/>
+              </w:rPr>
+              <w:t>Laravel</w:t>
+            </w:r>
+            <w:proofErr w:type="spellEnd"/>
+            <w:r>
+              <w:rPr>
+                <w:rFonts w:ascii="Times New Roman" w:hAnsi="Times New Roman"/>
+                <w:sz w:val="24"/>
+                <w:szCs w:val="24"/>
+              </w:rPr>
+              <w:t xml:space="preserve"> для хранения изображений (</w:t>
+            </w:r>
+            <w:proofErr w:type="spellStart"/>
+            <w:r>
+              <w:rPr>
+                <w:rFonts w:ascii="Times New Roman" w:hAnsi="Times New Roman"/>
+                <w:sz w:val="24"/>
+                <w:szCs w:val="24"/>
+              </w:rPr>
+              <w:t>storage</w:t>
+            </w:r>
+            <w:proofErr w:type="spellEnd"/>
+            <w:r>
+              <w:rPr>
+                <w:rFonts w:ascii="Times New Roman" w:hAnsi="Times New Roman"/>
+                <w:sz w:val="24"/>
+                <w:szCs w:val="24"/>
+              </w:rPr>
+              <w:t>/</w:t>
+            </w:r>
+            <w:proofErr w:type="spellStart"/>
+            <w:r>
+              <w:rPr>
+                <w:rFonts w:ascii="Times New Roman" w:hAnsi="Times New Roman"/>
+                <w:sz w:val="24"/>
+                <w:szCs w:val="24"/>
+              </w:rPr>
+              <w:t>app</w:t>
+            </w:r>
+            <w:proofErr w:type="spellEnd"/>
+            <w:r>
+              <w:rPr>
+                <w:rFonts w:ascii="Times New Roman" w:hAnsi="Times New Roman"/>
+                <w:sz w:val="24"/>
+                <w:szCs w:val="24"/>
+              </w:rPr>
+              <w:t>/</w:t>
+            </w:r>
+            <w:proofErr w:type="spellStart"/>
+            <w:r>
+              <w:rPr>
+                <w:rFonts w:ascii="Times New Roman" w:hAnsi="Times New Roman"/>
+                <w:sz w:val="24"/>
+                <w:szCs w:val="24"/>
+              </w:rPr>
+              <w:t>public</w:t>
+            </w:r>
+            <w:proofErr w:type="spellEnd"/>
+            <w:r>
+              <w:rPr>
+                <w:rFonts w:ascii="Times New Roman" w:hAnsi="Times New Roman"/>
+                <w:sz w:val="24"/>
+                <w:szCs w:val="24"/>
+              </w:rPr>
+              <w:t xml:space="preserve"> → </w:t>
+            </w:r>
+            <w:proofErr w:type="spellStart"/>
+            <w:r>
+              <w:rPr>
+                <w:rFonts w:ascii="Times New Roman" w:hAnsi="Times New Roman"/>
+                <w:sz w:val="24"/>
+                <w:szCs w:val="24"/>
+              </w:rPr>
+              <w:t>public</w:t>
+            </w:r>
+            <w:proofErr w:type="spellEnd"/>
+            <w:r>
+              <w:rPr>
+                <w:rFonts w:ascii="Times New Roman" w:hAnsi="Times New Roman"/>
+                <w:sz w:val="24"/>
+                <w:szCs w:val="24"/>
+              </w:rPr>
+              <w:t>/</w:t>
+            </w:r>
+            <w:proofErr w:type="spellStart"/>
+            <w:r>
+              <w:rPr>
+                <w:rFonts w:ascii="Times New Roman" w:hAnsi="Times New Roman"/>
+                <w:sz w:val="24"/>
+                <w:szCs w:val="24"/>
+              </w:rPr>
+              <w:t>storage</w:t>
+            </w:r>
+            <w:proofErr w:type="spellEnd"/>
+            <w:r>
+              <w:rPr>
+                <w:rFonts w:ascii="Times New Roman" w:hAnsi="Times New Roman"/>
+                <w:sz w:val="24"/>
+                <w:szCs w:val="24"/>
+              </w:rPr>
+              <w:t>), не работали корректно. Из‑</w:t>
+            </w:r>
+            <w:proofErr w:type="gramStart"/>
+            <w:r>
+              <w:rPr>
+                <w:rFonts w:ascii="Times New Roman" w:hAnsi="Times New Roman"/>
+                <w:sz w:val="24"/>
+                <w:szCs w:val="24"/>
+              </w:rPr>
+              <w:t>за ограничений</w:t>
+            </w:r>
+            <w:proofErr w:type="gramEnd"/>
+            <w:r>
+              <w:rPr>
+                <w:rFonts w:ascii="Times New Roman" w:hAnsi="Times New Roman"/>
+                <w:sz w:val="24"/>
+                <w:szCs w:val="24"/>
+              </w:rPr>
+              <w:t xml:space="preserve"> хостинга символьные ссылки не создавались, и изображения, загруженные через </w:t>
+            </w:r>
+            <w:proofErr w:type="spellStart"/>
+            <w:r>
+              <w:rPr>
+                <w:rFonts w:ascii="Times New Roman" w:hAnsi="Times New Roman"/>
+                <w:sz w:val="24"/>
+                <w:szCs w:val="24"/>
+              </w:rPr>
+              <w:t>админку</w:t>
+            </w:r>
+            <w:proofErr w:type="spellEnd"/>
+            <w:r>
+              <w:rPr>
+                <w:rFonts w:ascii="Times New Roman" w:hAnsi="Times New Roman"/>
+                <w:sz w:val="24"/>
+                <w:szCs w:val="24"/>
+              </w:rPr>
+              <w:t>, не отображались на сайте. Это приводило к ошибкам при выводе услуг, статей и отзывов, где используются изображения из хранилища.</w:t>
+            </w:r>
+          </w:p>
+          <w:p>
+            <w:pPr>
+              <w:pStyle w:val="a6"/>
+              <w:numPr>
+                <w:ilvl w:val="0"/>
+                <w:numId w:val="18"/>
+              </w:numPr>
+              <w:jc w:val="both"/>
+              <w:rPr>
+                <w:rFonts w:ascii="Times New Roman" w:hAnsi="Times New Roman"/>
+                <w:sz w:val="24"/>
+                <w:szCs w:val="24"/>
+              </w:rPr>
+            </w:pPr>
+            <w:r>
+              <w:rPr>
+                <w:rFonts w:ascii="Times New Roman" w:hAnsi="Times New Roman"/>
+                <w:sz w:val="24"/>
+                <w:szCs w:val="24"/>
+              </w:rPr>
+              <w:t xml:space="preserve">После обсуждения с </w:t>
+            </w:r>
+            <w:proofErr w:type="spellStart"/>
+            <w:r>
+              <w:rPr>
+                <w:rFonts w:ascii="Times New Roman" w:hAnsi="Times New Roman"/>
+                <w:sz w:val="24"/>
+                <w:szCs w:val="24"/>
+              </w:rPr>
+              <w:t>одногруппником</w:t>
+            </w:r>
+            <w:proofErr w:type="spellEnd"/>
+            <w:r>
+              <w:rPr>
+                <w:rFonts w:ascii="Times New Roman" w:hAnsi="Times New Roman"/>
+                <w:sz w:val="24"/>
+                <w:szCs w:val="24"/>
+              </w:rPr>
+              <w:t xml:space="preserve"> мы решили изменить структуру </w:t>
+            </w:r>
+            <w:proofErr w:type="spellStart"/>
+            <w:r>
+              <w:rPr>
+                <w:rFonts w:ascii="Times New Roman" w:hAnsi="Times New Roman"/>
+                <w:sz w:val="24"/>
+                <w:szCs w:val="24"/>
+              </w:rPr>
+              <w:t>репозитория</w:t>
+            </w:r>
+            <w:proofErr w:type="spellEnd"/>
+            <w:r>
+              <w:rPr>
+                <w:rFonts w:ascii="Times New Roman" w:hAnsi="Times New Roman"/>
+                <w:sz w:val="24"/>
+                <w:szCs w:val="24"/>
+              </w:rPr>
+              <w:t xml:space="preserve"> на </w:t>
+            </w:r>
+            <w:proofErr w:type="spellStart"/>
+            <w:r>
+              <w:rPr>
+                <w:rFonts w:ascii="Times New Roman" w:hAnsi="Times New Roman"/>
+                <w:sz w:val="24"/>
+                <w:szCs w:val="24"/>
+              </w:rPr>
+              <w:t>GitHub</w:t>
+            </w:r>
+            <w:proofErr w:type="spellEnd"/>
+            <w:r>
+              <w:rPr>
+                <w:rFonts w:ascii="Times New Roman" w:hAnsi="Times New Roman"/>
+                <w:sz w:val="24"/>
+                <w:szCs w:val="24"/>
+              </w:rPr>
+              <w:t>, чтобы адаптировать проект под особенности хостинга. Было принято решение создать две отдельные ветки:</w:t>
+            </w:r>
+          </w:p>
+          <w:p>
+            <w:pPr>
+              <w:pStyle w:val="a6"/>
+              <w:numPr>
+                <w:ilvl w:val="0"/>
+                <w:numId w:val="18"/>
+              </w:numPr>
+              <w:jc w:val="both"/>
+              <w:rPr>
+                <w:rFonts w:ascii="Times New Roman" w:hAnsi="Times New Roman"/>
+                <w:sz w:val="24"/>
+                <w:szCs w:val="24"/>
+              </w:rPr>
+            </w:pPr>
+            <w:r>
+              <w:rPr>
+                <w:rFonts w:ascii="Times New Roman" w:hAnsi="Times New Roman"/>
+                <w:sz w:val="24"/>
+                <w:szCs w:val="24"/>
+              </w:rPr>
+              <w:t>Главная ветка (</w:t>
+            </w:r>
+            <w:proofErr w:type="spellStart"/>
+            <w:r>
+              <w:rPr>
+                <w:rFonts w:ascii="Times New Roman" w:hAnsi="Times New Roman"/>
+                <w:sz w:val="24"/>
+                <w:szCs w:val="24"/>
+              </w:rPr>
+              <w:t>main</w:t>
+            </w:r>
+            <w:proofErr w:type="spellEnd"/>
+            <w:r>
+              <w:rPr>
+                <w:rFonts w:ascii="Times New Roman" w:hAnsi="Times New Roman"/>
+                <w:sz w:val="24"/>
+                <w:szCs w:val="24"/>
+              </w:rPr>
+              <w:t xml:space="preserve">) — стандартная структура </w:t>
+            </w:r>
+            <w:proofErr w:type="spellStart"/>
+            <w:r>
+              <w:rPr>
+                <w:rFonts w:ascii="Times New Roman" w:hAnsi="Times New Roman"/>
+                <w:sz w:val="24"/>
+                <w:szCs w:val="24"/>
+              </w:rPr>
+              <w:t>Laravel</w:t>
+            </w:r>
+            <w:proofErr w:type="spellEnd"/>
+            <w:r>
+              <w:rPr>
+                <w:rFonts w:ascii="Times New Roman" w:hAnsi="Times New Roman"/>
+                <w:sz w:val="24"/>
+                <w:szCs w:val="24"/>
+              </w:rPr>
+              <w:t xml:space="preserve">, где изображения хранятся через </w:t>
+            </w:r>
+            <w:proofErr w:type="spellStart"/>
+            <w:r>
+              <w:rPr>
+                <w:rFonts w:ascii="Times New Roman" w:hAnsi="Times New Roman"/>
+                <w:sz w:val="24"/>
+                <w:szCs w:val="24"/>
+              </w:rPr>
+              <w:t>симлинк</w:t>
+            </w:r>
+            <w:proofErr w:type="spellEnd"/>
+            <w:r>
+              <w:rPr>
+                <w:rFonts w:ascii="Times New Roman" w:hAnsi="Times New Roman"/>
+                <w:sz w:val="24"/>
+                <w:szCs w:val="24"/>
+              </w:rPr>
+              <w:t xml:space="preserve"> в </w:t>
+            </w:r>
+            <w:proofErr w:type="spellStart"/>
+            <w:r>
+              <w:rPr>
+                <w:rFonts w:ascii="Times New Roman" w:hAnsi="Times New Roman"/>
+                <w:sz w:val="24"/>
+                <w:szCs w:val="24"/>
+              </w:rPr>
+              <w:t>public</w:t>
+            </w:r>
+            <w:proofErr w:type="spellEnd"/>
+            <w:r>
+              <w:rPr>
+                <w:rFonts w:ascii="Times New Roman" w:hAnsi="Times New Roman"/>
+                <w:sz w:val="24"/>
+                <w:szCs w:val="24"/>
+              </w:rPr>
+              <w:t>/</w:t>
+            </w:r>
+            <w:proofErr w:type="spellStart"/>
+            <w:r>
+              <w:rPr>
+                <w:rFonts w:ascii="Times New Roman" w:hAnsi="Times New Roman"/>
+                <w:sz w:val="24"/>
+                <w:szCs w:val="24"/>
+              </w:rPr>
+              <w:t>storage</w:t>
+            </w:r>
+            <w:proofErr w:type="spellEnd"/>
+            <w:r>
+              <w:rPr>
+                <w:rFonts w:ascii="Times New Roman" w:hAnsi="Times New Roman"/>
+                <w:sz w:val="24"/>
+                <w:szCs w:val="24"/>
+              </w:rPr>
+              <w:t xml:space="preserve">. Эта ветка используется для локальной разработки, где </w:t>
+            </w:r>
+            <w:proofErr w:type="spellStart"/>
+            <w:r>
+              <w:rPr>
+                <w:rFonts w:ascii="Times New Roman" w:hAnsi="Times New Roman"/>
+                <w:sz w:val="24"/>
+                <w:szCs w:val="24"/>
+              </w:rPr>
+              <w:t>симлинки</w:t>
+            </w:r>
+            <w:proofErr w:type="spellEnd"/>
+            <w:r>
+              <w:rPr>
+                <w:rFonts w:ascii="Times New Roman" w:hAnsi="Times New Roman"/>
+                <w:sz w:val="24"/>
+                <w:szCs w:val="24"/>
+              </w:rPr>
+              <w:t xml:space="preserve"> работают корректно.</w:t>
+            </w:r>
+          </w:p>
+          <w:p>
+            <w:pPr>
+              <w:pStyle w:val="a6"/>
+              <w:numPr>
+                <w:ilvl w:val="0"/>
+                <w:numId w:val="18"/>
+              </w:numPr>
+              <w:jc w:val="both"/>
+              <w:rPr>
+                <w:rFonts w:ascii="Times New Roman" w:hAnsi="Times New Roman"/>
+                <w:sz w:val="24"/>
+                <w:szCs w:val="24"/>
+              </w:rPr>
+            </w:pPr>
+            <w:r>
+              <w:rPr>
+                <w:rFonts w:ascii="Times New Roman" w:hAnsi="Times New Roman"/>
+                <w:sz w:val="24"/>
+                <w:szCs w:val="24"/>
+              </w:rPr>
+              <w:t>Отдельная ветка для хостинга (</w:t>
+            </w:r>
+            <w:proofErr w:type="spellStart"/>
+            <w:r>
+              <w:rPr>
+                <w:rFonts w:ascii="Times New Roman" w:hAnsi="Times New Roman"/>
+                <w:sz w:val="24"/>
+                <w:szCs w:val="24"/>
+              </w:rPr>
+              <w:t>hosting</w:t>
+            </w:r>
+            <w:proofErr w:type="spellEnd"/>
+            <w:r>
+              <w:rPr>
+                <w:rFonts w:ascii="Times New Roman" w:hAnsi="Times New Roman"/>
+                <w:sz w:val="24"/>
+                <w:szCs w:val="24"/>
+              </w:rPr>
+              <w:t xml:space="preserve">) — в этой ветке изображения размещаются напрямую в </w:t>
+            </w:r>
+            <w:proofErr w:type="spellStart"/>
+            <w:r>
+              <w:rPr>
+                <w:rFonts w:ascii="Times New Roman" w:hAnsi="Times New Roman"/>
+                <w:sz w:val="24"/>
+                <w:szCs w:val="24"/>
+              </w:rPr>
+              <w:t>public</w:t>
+            </w:r>
+            <w:proofErr w:type="spellEnd"/>
+            <w:r>
+              <w:rPr>
+                <w:rFonts w:ascii="Times New Roman" w:hAnsi="Times New Roman"/>
+                <w:sz w:val="24"/>
+                <w:szCs w:val="24"/>
+              </w:rPr>
+              <w:t>/</w:t>
+            </w:r>
+            <w:proofErr w:type="spellStart"/>
+            <w:r>
+              <w:rPr>
+                <w:rFonts w:ascii="Times New Roman" w:hAnsi="Times New Roman"/>
+                <w:sz w:val="24"/>
+                <w:szCs w:val="24"/>
+              </w:rPr>
+              <w:t>img</w:t>
+            </w:r>
+            <w:proofErr w:type="spellEnd"/>
+            <w:r>
+              <w:rPr>
+                <w:rFonts w:ascii="Times New Roman" w:hAnsi="Times New Roman"/>
+                <w:sz w:val="24"/>
+                <w:szCs w:val="24"/>
+              </w:rPr>
+              <w:t xml:space="preserve">, без использования </w:t>
+            </w:r>
+            <w:proofErr w:type="spellStart"/>
+            <w:r>
+              <w:rPr>
+                <w:rFonts w:ascii="Times New Roman" w:hAnsi="Times New Roman"/>
+                <w:sz w:val="24"/>
+                <w:szCs w:val="24"/>
+              </w:rPr>
+              <w:t>симлинков</w:t>
+            </w:r>
+            <w:proofErr w:type="spellEnd"/>
+            <w:r>
+              <w:rPr>
+                <w:rFonts w:ascii="Times New Roman" w:hAnsi="Times New Roman"/>
+                <w:sz w:val="24"/>
+                <w:szCs w:val="24"/>
+              </w:rPr>
+              <w:t xml:space="preserve">. В коде были изменены пути к изображениям, чтобы они брались из этой директории. Также были удалены вызовы </w:t>
+            </w:r>
+            <w:proofErr w:type="spellStart"/>
+            <w:r>
+              <w:rPr>
+                <w:rFonts w:ascii="Times New Roman" w:hAnsi="Times New Roman"/>
+                <w:sz w:val="24"/>
+                <w:szCs w:val="24"/>
+              </w:rPr>
+              <w:t>php</w:t>
+            </w:r>
+            <w:proofErr w:type="spellEnd"/>
+            <w:r>
+              <w:rPr>
+                <w:rFonts w:ascii="Times New Roman" w:hAnsi="Times New Roman"/>
+                <w:sz w:val="24"/>
+                <w:szCs w:val="24"/>
+              </w:rPr>
+              <w:t xml:space="preserve"> </w:t>
+            </w:r>
+            <w:proofErr w:type="spellStart"/>
+            <w:r>
+              <w:rPr>
+                <w:rFonts w:ascii="Times New Roman" w:hAnsi="Times New Roman"/>
+                <w:sz w:val="24"/>
+                <w:szCs w:val="24"/>
+              </w:rPr>
+              <w:t>artisan</w:t>
+            </w:r>
+            <w:proofErr w:type="spellEnd"/>
+            <w:r>
+              <w:rPr>
+                <w:rFonts w:ascii="Times New Roman" w:hAnsi="Times New Roman"/>
+                <w:sz w:val="24"/>
+                <w:szCs w:val="24"/>
+              </w:rPr>
+              <w:t xml:space="preserve"> </w:t>
+            </w:r>
+            <w:proofErr w:type="spellStart"/>
+            <w:proofErr w:type="gramStart"/>
+            <w:r>
+              <w:rPr>
+                <w:rFonts w:ascii="Times New Roman" w:hAnsi="Times New Roman"/>
+                <w:sz w:val="24"/>
+                <w:szCs w:val="24"/>
+              </w:rPr>
+              <w:t>storage:link</w:t>
+            </w:r>
+            <w:proofErr w:type="spellEnd"/>
+            <w:proofErr w:type="gramEnd"/>
+            <w:r>
+              <w:rPr>
+                <w:rFonts w:ascii="Times New Roman" w:hAnsi="Times New Roman"/>
+                <w:sz w:val="24"/>
+                <w:szCs w:val="24"/>
+              </w:rPr>
+              <w:t>, так как они не поддерживаются на хостинге.</w:t>
+            </w:r>
+          </w:p>
+          <w:p>
+            <w:pPr>
+              <w:pStyle w:val="a6"/>
+              <w:numPr>
+                <w:ilvl w:val="0"/>
+                <w:numId w:val="18"/>
+              </w:numPr>
+              <w:jc w:val="both"/>
+              <w:rPr>
+                <w:rFonts w:ascii="Times New Roman" w:eastAsia="Times New Roman" w:hAnsi="Times New Roman"/>
+                <w:sz w:val="24"/>
+                <w:szCs w:val="24"/>
+              </w:rPr>
+            </w:pPr>
+            <w:r>
+              <w:rPr>
+                <w:rFonts w:ascii="Times New Roman" w:hAnsi="Times New Roman"/>
+                <w:sz w:val="24"/>
+                <w:szCs w:val="24"/>
+              </w:rPr>
+              <w:t xml:space="preserve">Такой подход позволил сохранить удобство разработки локально и одновременно обеспечить корректную работу сайта на хостинге. Теперь при </w:t>
+            </w:r>
+            <w:proofErr w:type="spellStart"/>
+            <w:r>
+              <w:rPr>
+                <w:rFonts w:ascii="Times New Roman" w:hAnsi="Times New Roman"/>
+                <w:sz w:val="24"/>
+                <w:szCs w:val="24"/>
+              </w:rPr>
+              <w:t>деплое</w:t>
+            </w:r>
+            <w:proofErr w:type="spellEnd"/>
+            <w:r>
+              <w:rPr>
+                <w:rFonts w:ascii="Times New Roman" w:hAnsi="Times New Roman"/>
+                <w:sz w:val="24"/>
+                <w:szCs w:val="24"/>
+              </w:rPr>
+              <w:t xml:space="preserve"> мы просто переключаемся на ветку </w:t>
+            </w:r>
+            <w:proofErr w:type="spellStart"/>
+            <w:r>
+              <w:rPr>
+                <w:rFonts w:ascii="Times New Roman" w:hAnsi="Times New Roman"/>
+                <w:sz w:val="24"/>
+                <w:szCs w:val="24"/>
+              </w:rPr>
+              <w:t>hosting</w:t>
+            </w:r>
+            <w:proofErr w:type="spellEnd"/>
+            <w:r>
+              <w:rPr>
+                <w:rFonts w:ascii="Times New Roman" w:hAnsi="Times New Roman"/>
+                <w:sz w:val="24"/>
+                <w:szCs w:val="24"/>
+              </w:rPr>
+              <w:t>, где структура адаптирована под ограничения сервера.</w:t>
+            </w:r>
+          </w:p>
+          <w:p>
+            <w:pPr>
               <w:widowControl w:val="0"/>
               <w:suppressAutoHyphens/>
               <w:jc w:val="center"/>
@@ -4511,7 +6159,47 @@
           </w:p>
         </w:tc>
       </w:tr>
+    </w:tbl>
+    <w:p>
+      <w:pPr>
+        <w:widowControl w:val="0"/>
+        <w:suppressAutoHyphens/>
+        <w:jc w:val="center"/>
+        <w:rPr>
+          <w:rFonts w:ascii="Times New Roman" w:hAnsi="Times New Roman"/>
+          <w:sz w:val="24"/>
+          <w:szCs w:val="24"/>
+        </w:rPr>
+        <w:sectPr>
+          <w:pgSz w:w="11906" w:h="16838"/>
+          <w:pgMar w:top="1134" w:right="850" w:bottom="1134" w:left="1701" w:header="0" w:footer="708" w:gutter="0"/>
+          <w:cols w:space="708"/>
+          <w:docGrid w:linePitch="360"/>
+        </w:sectPr>
+      </w:pPr>
+    </w:p>
+    <w:tbl>
+      <w:tblPr>
+        <w:tblW w:w="9464" w:type="dxa"/>
+        <w:tblBorders>
+          <w:top w:val="single" w:sz="4" w:space="0" w:color="auto"/>
+          <w:left w:val="single" w:sz="4" w:space="0" w:color="auto"/>
+          <w:bottom w:val="single" w:sz="4" w:space="0" w:color="auto"/>
+          <w:right w:val="single" w:sz="4" w:space="0" w:color="auto"/>
+          <w:insideH w:val="single" w:sz="4" w:space="0" w:color="auto"/>
+          <w:insideV w:val="single" w:sz="4" w:space="0" w:color="auto"/>
+        </w:tblBorders>
+        <w:tblLook w:val="04A0" w:firstRow="1" w:lastRow="0" w:firstColumn="1" w:lastColumn="0" w:noHBand="0" w:noVBand="1"/>
+      </w:tblPr>
+      <w:tblGrid>
+        <w:gridCol w:w="1526"/>
+        <w:gridCol w:w="6096"/>
+        <w:gridCol w:w="1842"/>
+      </w:tblGrid>
       <w:tr>
+        <w:trPr>
+          <w:trHeight w:val="14591"/>
+        </w:trPr>
         <w:tc>
           <w:tcPr>
             <w:tcW w:w="1526" w:type="dxa"/>
@@ -4529,6 +6217,33 @@
                 <w:szCs w:val="24"/>
               </w:rPr>
             </w:pPr>
+            <w:r>
+              <w:rPr>
+                <w:rFonts w:ascii="Times New Roman" w:hAnsi="Times New Roman"/>
+                <w:sz w:val="24"/>
+                <w:szCs w:val="24"/>
+                <w:lang w:val="en-US"/>
+              </w:rPr>
+              <w:lastRenderedPageBreak/>
+              <w:t>1</w:t>
+            </w:r>
+            <w:r>
+              <w:rPr>
+                <w:rFonts w:ascii="Times New Roman" w:hAnsi="Times New Roman"/>
+                <w:sz w:val="24"/>
+                <w:szCs w:val="24"/>
+              </w:rPr>
+              <w:t>8</w:t>
+            </w:r>
+            <w:r>
+              <w:rPr>
+                <w:rFonts w:ascii="Times New Roman" w:hAnsi="Times New Roman"/>
+                <w:sz w:val="24"/>
+                <w:szCs w:val="24"/>
+                <w:lang w:val="en-US"/>
+              </w:rPr>
+              <w:t>.05.2025</w:t>
+            </w:r>
           </w:p>
         </w:tc>
         <w:tc>
@@ -4538,16 +6253,404 @@
           </w:tcPr>
           <w:p>
             <w:pPr>
-              <w:widowControl w:val="0"/>
-              <w:suppressAutoHyphens/>
-              <w:jc w:val="center"/>
+              <w:pStyle w:val="a6"/>
+              <w:numPr>
+                <w:ilvl w:val="0"/>
+                <w:numId w:val="20"/>
+              </w:numPr>
+              <w:jc w:val="both"/>
+              <w:rPr>
+                <w:rFonts w:ascii="Times New Roman" w:hAnsi="Times New Roman"/>
+                <w:sz w:val="24"/>
+                <w:szCs w:val="24"/>
+              </w:rPr>
+            </w:pPr>
+            <w:r>
+              <w:rPr>
+                <w:rFonts w:ascii="Times New Roman" w:eastAsia="Times New Roman" w:hAnsi="Times New Roman"/>
+                <w:sz w:val="24"/>
+                <w:szCs w:val="24"/>
+              </w:rPr>
+              <w:t xml:space="preserve">Сегодня я </w:t>
+            </w:r>
+            <w:r>
+              <w:rPr>
+                <w:rFonts w:ascii="Times New Roman" w:eastAsia="Times New Roman" w:hAnsi="Times New Roman"/>
+                <w:sz w:val="24"/>
+                <w:szCs w:val="24"/>
+              </w:rPr>
+              <w:t>продолжил работать</w:t>
+            </w:r>
+            <w:r>
+              <w:rPr>
+                <w:rFonts w:ascii="Times New Roman" w:eastAsia="Times New Roman" w:hAnsi="Times New Roman"/>
+                <w:sz w:val="24"/>
+                <w:szCs w:val="24"/>
+              </w:rPr>
+              <w:t xml:space="preserve"> по теме </w:t>
+            </w:r>
+            <w:r>
+              <w:rPr>
+                <w:rFonts w:ascii="Times New Roman" w:eastAsia="Times New Roman" w:hAnsi="Times New Roman"/>
+                <w:sz w:val="24"/>
+                <w:szCs w:val="24"/>
+              </w:rPr>
+              <w:t>№7</w:t>
+            </w:r>
+            <w:r>
+              <w:rPr>
+                <w:rFonts w:ascii="Times New Roman" w:eastAsia="Times New Roman" w:hAnsi="Times New Roman"/>
+                <w:sz w:val="24"/>
+                <w:szCs w:val="24"/>
+              </w:rPr>
+              <w:t xml:space="preserve"> </w:t>
+            </w:r>
+            <w:r>
               <w:rPr>
                 <w:rFonts w:ascii="Times New Roman" w:eastAsia="Times New Roman" w:hAnsi="Times New Roman"/>
                 <w:b/>
                 <w:sz w:val="24"/>
                 <w:szCs w:val="24"/>
               </w:rPr>
-            </w:pPr>
+              <w:t>«Осуществить техническое сопровождение и восстановление веб-приложений в соответствии с техническим заданием».</w:t>
+            </w:r>
+            <w:r>
+              <w:rPr>
+                <w:rFonts w:ascii="Times New Roman" w:hAnsi="Times New Roman"/>
+                <w:sz w:val="24"/>
+                <w:szCs w:val="24"/>
+              </w:rPr>
+              <w:t xml:space="preserve"> </w:t>
+            </w:r>
+            <w:r>
+              <w:rPr>
+                <w:rFonts w:ascii="Times New Roman" w:hAnsi="Times New Roman"/>
+                <w:sz w:val="24"/>
+                <w:szCs w:val="24"/>
+              </w:rPr>
+              <w:t xml:space="preserve">Сегодня получил изменения от </w:t>
+            </w:r>
+            <w:proofErr w:type="spellStart"/>
+            <w:r>
+              <w:rPr>
+                <w:rFonts w:ascii="Times New Roman" w:hAnsi="Times New Roman"/>
+                <w:sz w:val="24"/>
+                <w:szCs w:val="24"/>
+              </w:rPr>
+              <w:t>одногрупника</w:t>
+            </w:r>
+            <w:proofErr w:type="spellEnd"/>
+            <w:r>
+              <w:rPr>
+                <w:rFonts w:ascii="Times New Roman" w:hAnsi="Times New Roman"/>
+                <w:sz w:val="24"/>
+                <w:szCs w:val="24"/>
+              </w:rPr>
+              <w:t xml:space="preserve">, который завершил свою часть задач. Он прислал обновления по разделам статей, отзывов, а также несколько правок по стилям и адаптивности. После получения его </w:t>
+            </w:r>
+            <w:proofErr w:type="spellStart"/>
+            <w:r>
+              <w:rPr>
+                <w:rFonts w:ascii="Times New Roman" w:hAnsi="Times New Roman"/>
+                <w:sz w:val="24"/>
+                <w:szCs w:val="24"/>
+              </w:rPr>
+              <w:t>коммитов</w:t>
+            </w:r>
+            <w:proofErr w:type="spellEnd"/>
+            <w:r>
+              <w:rPr>
+                <w:rFonts w:ascii="Times New Roman" w:hAnsi="Times New Roman"/>
+                <w:sz w:val="24"/>
+                <w:szCs w:val="24"/>
+              </w:rPr>
+              <w:t xml:space="preserve"> я приступил к объединению всех изменений в одну рабочую ветку.</w:t>
+            </w:r>
+          </w:p>
+          <w:p>
+            <w:pPr>
+              <w:pStyle w:val="a6"/>
+              <w:numPr>
+                <w:ilvl w:val="0"/>
+                <w:numId w:val="20"/>
+              </w:numPr>
+              <w:jc w:val="both"/>
+              <w:rPr>
+                <w:rFonts w:ascii="Times New Roman" w:hAnsi="Times New Roman"/>
+                <w:sz w:val="24"/>
+                <w:szCs w:val="24"/>
+              </w:rPr>
+            </w:pPr>
+            <w:r>
+              <w:rPr>
+                <w:rFonts w:ascii="Times New Roman" w:hAnsi="Times New Roman"/>
+                <w:sz w:val="24"/>
+                <w:szCs w:val="24"/>
+              </w:rPr>
+              <w:t xml:space="preserve">Сначала стянул его ветку к себе и начал процесс </w:t>
+            </w:r>
+            <w:proofErr w:type="spellStart"/>
+            <w:r>
+              <w:rPr>
+                <w:rFonts w:ascii="Times New Roman" w:hAnsi="Times New Roman"/>
+                <w:sz w:val="24"/>
+                <w:szCs w:val="24"/>
+              </w:rPr>
+              <w:t>мерджа</w:t>
+            </w:r>
+            <w:proofErr w:type="spellEnd"/>
+            <w:r>
+              <w:rPr>
+                <w:rFonts w:ascii="Times New Roman" w:hAnsi="Times New Roman"/>
+                <w:sz w:val="24"/>
+                <w:szCs w:val="24"/>
+              </w:rPr>
+              <w:t xml:space="preserve">. Возникло несколько конфликтов — в основном в шаблонах </w:t>
+            </w:r>
+            <w:proofErr w:type="spellStart"/>
+            <w:r>
+              <w:rPr>
+                <w:rFonts w:ascii="Times New Roman" w:hAnsi="Times New Roman"/>
+                <w:sz w:val="24"/>
+                <w:szCs w:val="24"/>
+              </w:rPr>
+              <w:t>Blade</w:t>
+            </w:r>
+            <w:proofErr w:type="spellEnd"/>
+            <w:r>
+              <w:rPr>
+                <w:rFonts w:ascii="Times New Roman" w:hAnsi="Times New Roman"/>
+                <w:sz w:val="24"/>
+                <w:szCs w:val="24"/>
+              </w:rPr>
+              <w:t>, стилях и маршрутах, где мы оба вносили изменения. Аккуратно прошёлся по каждому конфликту, сравнил версии, выбрал корректные участки кода и вручную объединил различия. После разрешения всех конфликтов запустил проект локально, чтобы убедиться, что всё работает корректно: страницы открываются, маршруты не ломаются, стили отображаются правильно.</w:t>
+            </w:r>
+          </w:p>
+          <w:p>
+            <w:pPr>
+              <w:pStyle w:val="a6"/>
+              <w:numPr>
+                <w:ilvl w:val="0"/>
+                <w:numId w:val="20"/>
+              </w:numPr>
+              <w:jc w:val="both"/>
+              <w:rPr>
+                <w:rFonts w:ascii="Times New Roman" w:hAnsi="Times New Roman"/>
+                <w:sz w:val="24"/>
+                <w:szCs w:val="24"/>
+              </w:rPr>
+            </w:pPr>
+            <w:r>
+              <w:rPr>
+                <w:rFonts w:ascii="Times New Roman" w:hAnsi="Times New Roman"/>
+                <w:sz w:val="24"/>
+                <w:szCs w:val="24"/>
+              </w:rPr>
+              <w:t xml:space="preserve">Когда убедился, что проект полностью рабочий, сделал финальный </w:t>
+            </w:r>
+            <w:proofErr w:type="spellStart"/>
+            <w:r>
+              <w:rPr>
+                <w:rFonts w:ascii="Times New Roman" w:hAnsi="Times New Roman"/>
+                <w:sz w:val="24"/>
+                <w:szCs w:val="24"/>
+              </w:rPr>
+              <w:t>коммит</w:t>
+            </w:r>
+            <w:proofErr w:type="spellEnd"/>
+            <w:r>
+              <w:rPr>
+                <w:rFonts w:ascii="Times New Roman" w:hAnsi="Times New Roman"/>
+                <w:sz w:val="24"/>
+                <w:szCs w:val="24"/>
+              </w:rPr>
+              <w:t xml:space="preserve"> с объединённой версией и отправил её в </w:t>
+            </w:r>
+            <w:proofErr w:type="spellStart"/>
+            <w:r>
+              <w:rPr>
+                <w:rFonts w:ascii="Times New Roman" w:hAnsi="Times New Roman"/>
+                <w:sz w:val="24"/>
+                <w:szCs w:val="24"/>
+              </w:rPr>
+              <w:t>репозиторий</w:t>
+            </w:r>
+            <w:proofErr w:type="spellEnd"/>
+            <w:r>
+              <w:rPr>
+                <w:rFonts w:ascii="Times New Roman" w:hAnsi="Times New Roman"/>
+                <w:sz w:val="24"/>
+                <w:szCs w:val="24"/>
+              </w:rPr>
+              <w:t xml:space="preserve">. После этого приступил к </w:t>
+            </w:r>
+            <w:proofErr w:type="spellStart"/>
+            <w:r>
+              <w:rPr>
+                <w:rFonts w:ascii="Times New Roman" w:hAnsi="Times New Roman"/>
+                <w:sz w:val="24"/>
+                <w:szCs w:val="24"/>
+              </w:rPr>
+              <w:t>деплою</w:t>
+            </w:r>
+            <w:proofErr w:type="spellEnd"/>
+            <w:r>
+              <w:rPr>
+                <w:rFonts w:ascii="Times New Roman" w:hAnsi="Times New Roman"/>
+                <w:sz w:val="24"/>
+                <w:szCs w:val="24"/>
+              </w:rPr>
+              <w:t xml:space="preserve"> на хостинг </w:t>
+            </w:r>
+            <w:proofErr w:type="spellStart"/>
+            <w:r>
+              <w:rPr>
+                <w:rFonts w:ascii="Times New Roman" w:hAnsi="Times New Roman"/>
+                <w:sz w:val="24"/>
+                <w:szCs w:val="24"/>
+              </w:rPr>
+              <w:t>Timeweb</w:t>
+            </w:r>
+            <w:proofErr w:type="spellEnd"/>
+            <w:r>
+              <w:rPr>
+                <w:rFonts w:ascii="Times New Roman" w:hAnsi="Times New Roman"/>
+                <w:sz w:val="24"/>
+                <w:szCs w:val="24"/>
+              </w:rPr>
+              <w:t xml:space="preserve">. Подготовил ветку, адаптированную под хостинг (без </w:t>
+            </w:r>
+            <w:proofErr w:type="spellStart"/>
+            <w:r>
+              <w:rPr>
+                <w:rFonts w:ascii="Times New Roman" w:hAnsi="Times New Roman"/>
+                <w:sz w:val="24"/>
+                <w:szCs w:val="24"/>
+              </w:rPr>
+              <w:t>симлинков</w:t>
+            </w:r>
+            <w:proofErr w:type="spellEnd"/>
+            <w:r>
+              <w:rPr>
+                <w:rFonts w:ascii="Times New Roman" w:hAnsi="Times New Roman"/>
+                <w:sz w:val="24"/>
+                <w:szCs w:val="24"/>
+              </w:rPr>
+              <w:t>), загрузил файлы, настроил домен, подключил базу данных и проверил работу всех страниц.</w:t>
+            </w:r>
+          </w:p>
+          <w:p>
+            <w:pPr>
+              <w:pStyle w:val="a6"/>
+              <w:numPr>
+                <w:ilvl w:val="0"/>
+                <w:numId w:val="20"/>
+              </w:numPr>
+              <w:jc w:val="both"/>
+              <w:rPr>
+                <w:rFonts w:ascii="Times New Roman" w:hAnsi="Times New Roman"/>
+                <w:sz w:val="24"/>
+                <w:szCs w:val="24"/>
+              </w:rPr>
+            </w:pPr>
+            <w:r>
+              <w:rPr>
+                <w:rFonts w:ascii="Times New Roman" w:hAnsi="Times New Roman"/>
+                <w:sz w:val="24"/>
+                <w:szCs w:val="24"/>
+              </w:rPr>
+              <w:t xml:space="preserve">Сайт успешно развернулся: главная страница, услуги, заявки, личный кабинет и </w:t>
+            </w:r>
+            <w:proofErr w:type="spellStart"/>
+            <w:r>
+              <w:rPr>
+                <w:rFonts w:ascii="Times New Roman" w:hAnsi="Times New Roman"/>
+                <w:sz w:val="24"/>
+                <w:szCs w:val="24"/>
+              </w:rPr>
+              <w:t>админка</w:t>
+            </w:r>
+            <w:proofErr w:type="spellEnd"/>
+            <w:r>
+              <w:rPr>
+                <w:rFonts w:ascii="Times New Roman" w:hAnsi="Times New Roman"/>
+                <w:sz w:val="24"/>
+                <w:szCs w:val="24"/>
+              </w:rPr>
+              <w:t xml:space="preserve"> работают без ошибок. Проверил загрузку изображений, авторизацию, просмотр услуг и работу панели администратора — всё функционирует стабильно.</w:t>
+            </w:r>
+          </w:p>
+          <w:p>
+            <w:pPr>
+              <w:pStyle w:val="a6"/>
+              <w:numPr>
+                <w:ilvl w:val="0"/>
+                <w:numId w:val="20"/>
+              </w:numPr>
+              <w:jc w:val="both"/>
+            </w:pPr>
+            <w:r>
+              <w:rPr>
+                <w:rFonts w:ascii="Times New Roman" w:hAnsi="Times New Roman"/>
+                <w:sz w:val="24"/>
+                <w:szCs w:val="24"/>
+              </w:rPr>
+              <w:t xml:space="preserve">Итог дня: изменения </w:t>
+            </w:r>
+            <w:proofErr w:type="spellStart"/>
+            <w:r>
+              <w:rPr>
+                <w:rFonts w:ascii="Times New Roman" w:hAnsi="Times New Roman"/>
+                <w:sz w:val="24"/>
+                <w:szCs w:val="24"/>
+              </w:rPr>
+              <w:t>одногрупника</w:t>
+            </w:r>
+            <w:proofErr w:type="spellEnd"/>
+            <w:r>
+              <w:rPr>
+                <w:rFonts w:ascii="Times New Roman" w:hAnsi="Times New Roman"/>
+                <w:sz w:val="24"/>
+                <w:szCs w:val="24"/>
+              </w:rPr>
+              <w:t xml:space="preserve"> получены, все конфликты при </w:t>
+            </w:r>
+            <w:proofErr w:type="spellStart"/>
+            <w:r>
+              <w:rPr>
+                <w:rFonts w:ascii="Times New Roman" w:hAnsi="Times New Roman"/>
+                <w:sz w:val="24"/>
+                <w:szCs w:val="24"/>
+              </w:rPr>
+              <w:t>мердже</w:t>
+            </w:r>
+            <w:proofErr w:type="spellEnd"/>
+            <w:r>
+              <w:rPr>
+                <w:rFonts w:ascii="Times New Roman" w:hAnsi="Times New Roman"/>
+                <w:sz w:val="24"/>
+                <w:szCs w:val="24"/>
+              </w:rPr>
+              <w:t xml:space="preserve"> устранены, проект объединён в одну ветку и полностью загружен на хостинг </w:t>
+            </w:r>
+            <w:proofErr w:type="spellStart"/>
+            <w:r>
+              <w:rPr>
+                <w:rFonts w:ascii="Times New Roman" w:hAnsi="Times New Roman"/>
+                <w:sz w:val="24"/>
+                <w:szCs w:val="24"/>
+              </w:rPr>
+              <w:t>Timeweb</w:t>
+            </w:r>
+            <w:proofErr w:type="spellEnd"/>
+            <w:r>
+              <w:rPr>
+                <w:rFonts w:ascii="Times New Roman" w:hAnsi="Times New Roman"/>
+                <w:sz w:val="24"/>
+                <w:szCs w:val="24"/>
+              </w:rPr>
+              <w:t>. Сайт работает корректно и доступен для использования.</w:t>
+            </w:r>
           </w:p>
         </w:tc>
         <w:tc>
@@ -4570,7 +6673,47 @@
           </w:p>
         </w:tc>
       </w:tr>
+    </w:tbl>
+    <w:p>
+      <w:pPr>
+        <w:widowControl w:val="0"/>
+        <w:suppressAutoHyphens/>
+        <w:jc w:val="center"/>
+        <w:rPr>
+          <w:rFonts w:ascii="Times New Roman" w:hAnsi="Times New Roman"/>
+          <w:sz w:val="24"/>
+          <w:szCs w:val="24"/>
+        </w:rPr>
+        <w:sectPr>
+          <w:pgSz w:w="11906" w:h="16838"/>
+          <w:pgMar w:top="1134" w:right="850" w:bottom="1134" w:left="1701" w:header="0" w:footer="708" w:gutter="0"/>
+          <w:cols w:space="708"/>
+          <w:docGrid w:linePitch="360"/>
+        </w:sectPr>
+      </w:pPr>
+    </w:p>
+    <w:tbl>
+      <w:tblPr>
+        <w:tblW w:w="9464" w:type="dxa"/>
+        <w:tblBorders>
+          <w:top w:val="single" w:sz="4" w:space="0" w:color="auto"/>
+          <w:left w:val="single" w:sz="4" w:space="0" w:color="auto"/>
+          <w:bottom w:val="single" w:sz="4" w:space="0" w:color="auto"/>
+          <w:right w:val="single" w:sz="4" w:space="0" w:color="auto"/>
+          <w:insideH w:val="single" w:sz="4" w:space="0" w:color="auto"/>
+          <w:insideV w:val="single" w:sz="4" w:space="0" w:color="auto"/>
+        </w:tblBorders>
+        <w:tblLook w:val="04A0" w:firstRow="1" w:lastRow="0" w:firstColumn="1" w:lastColumn="0" w:noHBand="0" w:noVBand="1"/>
+      </w:tblPr>
+      <w:tblGrid>
+        <w:gridCol w:w="1526"/>
+        <w:gridCol w:w="6096"/>
+        <w:gridCol w:w="1842"/>
+      </w:tblGrid>
       <w:tr>
+        <w:trPr>
+          <w:trHeight w:val="14591"/>
+        </w:trPr>
         <w:tc>
           <w:tcPr>
             <w:tcW w:w="1526" w:type="dxa"/>
@@ -4588,6 +6731,33 @@
                 <w:szCs w:val="24"/>
               </w:rPr>
             </w:pPr>
+            <w:r>
+              <w:rPr>
+                <w:rFonts w:ascii="Times New Roman" w:hAnsi="Times New Roman"/>
+                <w:sz w:val="24"/>
+                <w:szCs w:val="24"/>
+                <w:lang w:val="en-US"/>
+              </w:rPr>
+              <w:lastRenderedPageBreak/>
+              <w:t>1</w:t>
+            </w:r>
+            <w:r>
+              <w:rPr>
+                <w:rFonts w:ascii="Times New Roman" w:hAnsi="Times New Roman"/>
+                <w:sz w:val="24"/>
+                <w:szCs w:val="24"/>
+              </w:rPr>
+              <w:t>9</w:t>
+            </w:r>
+            <w:r>
+              <w:rPr>
+                <w:rFonts w:ascii="Times New Roman" w:hAnsi="Times New Roman"/>
+                <w:sz w:val="24"/>
+                <w:szCs w:val="24"/>
+                <w:lang w:val="en-US"/>
+              </w:rPr>
+              <w:t>.05.2025</w:t>
+            </w:r>
           </w:p>
         </w:tc>
         <w:tc>
@@ -4597,6 +6767,506 @@
           </w:tcPr>
           <w:p>
             <w:pPr>
+              <w:pStyle w:val="a6"/>
+              <w:numPr>
+                <w:ilvl w:val="0"/>
+                <w:numId w:val="22"/>
+              </w:numPr>
+              <w:jc w:val="both"/>
+              <w:rPr>
+                <w:rFonts w:ascii="Times New Roman" w:hAnsi="Times New Roman"/>
+                <w:sz w:val="24"/>
+                <w:szCs w:val="24"/>
+              </w:rPr>
+            </w:pPr>
+            <w:r>
+              <w:rPr>
+                <w:rFonts w:ascii="Times New Roman" w:eastAsia="Times New Roman" w:hAnsi="Times New Roman"/>
+                <w:sz w:val="24"/>
+                <w:szCs w:val="24"/>
+              </w:rPr>
+              <w:t xml:space="preserve">Сегодня я начал работу по теме </w:t>
+            </w:r>
+            <w:r>
+              <w:rPr>
+                <w:rFonts w:ascii="Times New Roman" w:eastAsia="Times New Roman" w:hAnsi="Times New Roman"/>
+                <w:sz w:val="24"/>
+                <w:szCs w:val="24"/>
+              </w:rPr>
+              <w:t>№6</w:t>
+            </w:r>
+            <w:r>
+              <w:rPr>
+                <w:rFonts w:ascii="Times New Roman" w:eastAsia="Times New Roman" w:hAnsi="Times New Roman"/>
+                <w:sz w:val="24"/>
+                <w:szCs w:val="24"/>
+              </w:rPr>
+              <w:t xml:space="preserve"> </w:t>
+            </w:r>
+            <w:r>
+              <w:rPr>
+                <w:rFonts w:ascii="Times New Roman" w:eastAsia="Times New Roman" w:hAnsi="Times New Roman"/>
+                <w:b/>
+                <w:sz w:val="24"/>
+                <w:szCs w:val="24"/>
+              </w:rPr>
+              <w:t>«</w:t>
+            </w:r>
+            <w:r>
+              <w:rPr>
+                <w:rFonts w:ascii="Times New Roman" w:eastAsia="Times New Roman" w:hAnsi="Times New Roman"/>
+                <w:b/>
+                <w:sz w:val="24"/>
+                <w:szCs w:val="24"/>
+              </w:rPr>
+              <w:t>Производить тестирование разработанного веб приложения</w:t>
+            </w:r>
+            <w:r>
+              <w:rPr>
+                <w:rFonts w:ascii="Times New Roman" w:eastAsia="Times New Roman" w:hAnsi="Times New Roman"/>
+                <w:b/>
+                <w:sz w:val="24"/>
+                <w:szCs w:val="24"/>
+              </w:rPr>
+              <w:t>».</w:t>
+            </w:r>
+            <w:r>
+              <w:rPr>
+                <w:rFonts w:ascii="Times New Roman" w:hAnsi="Times New Roman"/>
+                <w:sz w:val="24"/>
+                <w:szCs w:val="24"/>
+              </w:rPr>
+              <w:t xml:space="preserve"> </w:t>
+            </w:r>
+            <w:r>
+              <w:rPr>
+                <w:rFonts w:ascii="Times New Roman" w:hAnsi="Times New Roman"/>
+                <w:sz w:val="24"/>
+                <w:szCs w:val="24"/>
+              </w:rPr>
+              <w:t xml:space="preserve">Сегодня занимался детальным тестированием всех страниц сайта, включая публичную часть, личный кабинет и административную панель. В процессе проверки функционала </w:t>
+            </w:r>
+            <w:proofErr w:type="spellStart"/>
+            <w:r>
+              <w:rPr>
+                <w:rFonts w:ascii="Times New Roman" w:hAnsi="Times New Roman"/>
+                <w:sz w:val="24"/>
+                <w:szCs w:val="24"/>
+              </w:rPr>
+              <w:t>админки</w:t>
+            </w:r>
+            <w:proofErr w:type="spellEnd"/>
+            <w:r>
+              <w:rPr>
+                <w:rFonts w:ascii="Times New Roman" w:hAnsi="Times New Roman"/>
+                <w:sz w:val="24"/>
+                <w:szCs w:val="24"/>
+              </w:rPr>
+              <w:t xml:space="preserve"> обратил внимание на то, что работа со </w:t>
+            </w:r>
+            <w:proofErr w:type="spellStart"/>
+            <w:r>
+              <w:rPr>
+                <w:rFonts w:ascii="Times New Roman" w:hAnsi="Times New Roman"/>
+                <w:sz w:val="24"/>
+                <w:szCs w:val="24"/>
+              </w:rPr>
+              <w:t>slug</w:t>
+            </w:r>
+            <w:proofErr w:type="spellEnd"/>
+            <w:r>
+              <w:rPr>
+                <w:rFonts w:ascii="Times New Roman" w:hAnsi="Times New Roman"/>
+                <w:sz w:val="24"/>
+                <w:szCs w:val="24"/>
+              </w:rPr>
+              <w:t xml:space="preserve"> в разделе услуг выглядит лишней и неудобной. На практике администратору не нужно вручную вводить </w:t>
+            </w:r>
+            <w:proofErr w:type="spellStart"/>
+            <w:r>
+              <w:rPr>
+                <w:rFonts w:ascii="Times New Roman" w:hAnsi="Times New Roman"/>
+                <w:sz w:val="24"/>
+                <w:szCs w:val="24"/>
+              </w:rPr>
+              <w:t>slug</w:t>
+            </w:r>
+            <w:proofErr w:type="spellEnd"/>
+            <w:r>
+              <w:rPr>
+                <w:rFonts w:ascii="Times New Roman" w:hAnsi="Times New Roman"/>
+                <w:sz w:val="24"/>
+                <w:szCs w:val="24"/>
+              </w:rPr>
+              <w:t xml:space="preserve"> — это техническое поле, которое должно формироваться автоматически на основе названия услуги.</w:t>
+            </w:r>
+          </w:p>
+          <w:p>
+            <w:pPr>
+              <w:pStyle w:val="a6"/>
+              <w:numPr>
+                <w:ilvl w:val="0"/>
+                <w:numId w:val="22"/>
+              </w:numPr>
+              <w:jc w:val="both"/>
+              <w:rPr>
+                <w:rFonts w:ascii="Times New Roman" w:hAnsi="Times New Roman"/>
+                <w:sz w:val="24"/>
+                <w:szCs w:val="24"/>
+              </w:rPr>
+            </w:pPr>
+            <w:r>
+              <w:rPr>
+                <w:rFonts w:ascii="Times New Roman" w:hAnsi="Times New Roman"/>
+                <w:sz w:val="24"/>
+                <w:szCs w:val="24"/>
+              </w:rPr>
+              <w:t xml:space="preserve">При тестировании форм создания и редактирования услуг стало понятно, что ручной ввод </w:t>
+            </w:r>
+            <w:proofErr w:type="spellStart"/>
+            <w:r>
+              <w:rPr>
+                <w:rFonts w:ascii="Times New Roman" w:hAnsi="Times New Roman"/>
+                <w:sz w:val="24"/>
+                <w:szCs w:val="24"/>
+              </w:rPr>
+              <w:t>slug</w:t>
+            </w:r>
+            <w:proofErr w:type="spellEnd"/>
+            <w:r>
+              <w:rPr>
+                <w:rFonts w:ascii="Times New Roman" w:hAnsi="Times New Roman"/>
+                <w:sz w:val="24"/>
+                <w:szCs w:val="24"/>
+              </w:rPr>
+              <w:t xml:space="preserve"> только создаёт риск ошибок: дублирование, неправильный формат, опечатки. Кроме того, при изменении названия услуги </w:t>
+            </w:r>
+            <w:proofErr w:type="spellStart"/>
+            <w:r>
+              <w:rPr>
+                <w:rFonts w:ascii="Times New Roman" w:hAnsi="Times New Roman"/>
+                <w:sz w:val="24"/>
+                <w:szCs w:val="24"/>
+              </w:rPr>
+              <w:t>slug</w:t>
+            </w:r>
+            <w:proofErr w:type="spellEnd"/>
+            <w:r>
+              <w:rPr>
+                <w:rFonts w:ascii="Times New Roman" w:hAnsi="Times New Roman"/>
+                <w:sz w:val="24"/>
+                <w:szCs w:val="24"/>
+              </w:rPr>
+              <w:t xml:space="preserve"> оставался прежним, что тоже могло привести к несоответствиям.</w:t>
+            </w:r>
+          </w:p>
+          <w:p>
+            <w:pPr>
+              <w:pStyle w:val="a6"/>
+              <w:numPr>
+                <w:ilvl w:val="0"/>
+                <w:numId w:val="22"/>
+              </w:numPr>
+              <w:jc w:val="both"/>
+              <w:rPr>
+                <w:rFonts w:ascii="Times New Roman" w:hAnsi="Times New Roman"/>
+                <w:sz w:val="24"/>
+                <w:szCs w:val="24"/>
+              </w:rPr>
+            </w:pPr>
+            <w:r>
+              <w:rPr>
+                <w:rFonts w:ascii="Times New Roman" w:hAnsi="Times New Roman"/>
+                <w:sz w:val="24"/>
+                <w:szCs w:val="24"/>
+              </w:rPr>
+              <w:t xml:space="preserve">После обсуждения было принято решение убрать поле </w:t>
+            </w:r>
+            <w:proofErr w:type="spellStart"/>
+            <w:r>
+              <w:rPr>
+                <w:rFonts w:ascii="Times New Roman" w:hAnsi="Times New Roman"/>
+                <w:sz w:val="24"/>
+                <w:szCs w:val="24"/>
+              </w:rPr>
+              <w:t>slug</w:t>
+            </w:r>
+            <w:proofErr w:type="spellEnd"/>
+            <w:r>
+              <w:rPr>
+                <w:rFonts w:ascii="Times New Roman" w:hAnsi="Times New Roman"/>
+                <w:sz w:val="24"/>
+                <w:szCs w:val="24"/>
+              </w:rPr>
+              <w:t xml:space="preserve"> из форм </w:t>
+            </w:r>
+            <w:proofErr w:type="spellStart"/>
+            <w:r>
+              <w:rPr>
+                <w:rFonts w:ascii="Times New Roman" w:hAnsi="Times New Roman"/>
+                <w:sz w:val="24"/>
+                <w:szCs w:val="24"/>
+              </w:rPr>
+              <w:t>админки</w:t>
+            </w:r>
+            <w:proofErr w:type="spellEnd"/>
+            <w:r>
+              <w:rPr>
+                <w:rFonts w:ascii="Times New Roman" w:hAnsi="Times New Roman"/>
+                <w:sz w:val="24"/>
+                <w:szCs w:val="24"/>
+              </w:rPr>
+              <w:t xml:space="preserve"> полностью — как при создании услуги, так и при редактировании. Вместо этого </w:t>
+            </w:r>
+            <w:proofErr w:type="spellStart"/>
+            <w:r>
+              <w:rPr>
+                <w:rFonts w:ascii="Times New Roman" w:hAnsi="Times New Roman"/>
+                <w:sz w:val="24"/>
+                <w:szCs w:val="24"/>
+              </w:rPr>
+              <w:t>slug</w:t>
+            </w:r>
+            <w:proofErr w:type="spellEnd"/>
+            <w:r>
+              <w:rPr>
+                <w:rFonts w:ascii="Times New Roman" w:hAnsi="Times New Roman"/>
+                <w:sz w:val="24"/>
+                <w:szCs w:val="24"/>
+              </w:rPr>
+              <w:t xml:space="preserve"> теперь генерируется автоматически в модели </w:t>
+            </w:r>
+            <w:proofErr w:type="spellStart"/>
+            <w:r>
+              <w:rPr>
+                <w:rFonts w:ascii="Times New Roman" w:hAnsi="Times New Roman"/>
+                <w:sz w:val="24"/>
+                <w:szCs w:val="24"/>
+              </w:rPr>
+              <w:t>Service</w:t>
+            </w:r>
+            <w:proofErr w:type="spellEnd"/>
+            <w:r>
+              <w:rPr>
+                <w:rFonts w:ascii="Times New Roman" w:hAnsi="Times New Roman"/>
+                <w:sz w:val="24"/>
+                <w:szCs w:val="24"/>
+              </w:rPr>
+              <w:t xml:space="preserve"> при создании или обновлении записи. Я внёс изменения в модель, добавив автоматическую генерацию </w:t>
+            </w:r>
+            <w:proofErr w:type="spellStart"/>
+            <w:r>
+              <w:rPr>
+                <w:rFonts w:ascii="Times New Roman" w:hAnsi="Times New Roman"/>
+                <w:sz w:val="24"/>
+                <w:szCs w:val="24"/>
+              </w:rPr>
+              <w:t>slug</w:t>
+            </w:r>
+            <w:proofErr w:type="spellEnd"/>
+            <w:r>
+              <w:rPr>
+                <w:rFonts w:ascii="Times New Roman" w:hAnsi="Times New Roman"/>
+                <w:sz w:val="24"/>
+                <w:szCs w:val="24"/>
+              </w:rPr>
+              <w:t xml:space="preserve"> через </w:t>
+            </w:r>
+            <w:proofErr w:type="spellStart"/>
+            <w:proofErr w:type="gramStart"/>
+            <w:r>
+              <w:rPr>
+                <w:rFonts w:ascii="Times New Roman" w:hAnsi="Times New Roman"/>
+                <w:sz w:val="24"/>
+                <w:szCs w:val="24"/>
+              </w:rPr>
+              <w:t>Str</w:t>
+            </w:r>
+            <w:proofErr w:type="spellEnd"/>
+            <w:r>
+              <w:rPr>
+                <w:rFonts w:ascii="Times New Roman" w:hAnsi="Times New Roman"/>
+                <w:sz w:val="24"/>
+                <w:szCs w:val="24"/>
+              </w:rPr>
+              <w:t>::</w:t>
+            </w:r>
+            <w:proofErr w:type="spellStart"/>
+            <w:proofErr w:type="gramEnd"/>
+            <w:r>
+              <w:rPr>
+                <w:rFonts w:ascii="Times New Roman" w:hAnsi="Times New Roman"/>
+                <w:sz w:val="24"/>
+                <w:szCs w:val="24"/>
+              </w:rPr>
+              <w:t>slug</w:t>
+            </w:r>
+            <w:proofErr w:type="spellEnd"/>
+            <w:r>
+              <w:rPr>
+                <w:rFonts w:ascii="Times New Roman" w:hAnsi="Times New Roman"/>
+                <w:sz w:val="24"/>
+                <w:szCs w:val="24"/>
+              </w:rPr>
+              <w:t>($</w:t>
+            </w:r>
+            <w:proofErr w:type="spellStart"/>
+            <w:r>
+              <w:rPr>
+                <w:rFonts w:ascii="Times New Roman" w:hAnsi="Times New Roman"/>
+                <w:sz w:val="24"/>
+                <w:szCs w:val="24"/>
+              </w:rPr>
+              <w:t>title</w:t>
+            </w:r>
+            <w:proofErr w:type="spellEnd"/>
+            <w:r>
+              <w:rPr>
+                <w:rFonts w:ascii="Times New Roman" w:hAnsi="Times New Roman"/>
+                <w:sz w:val="24"/>
+                <w:szCs w:val="24"/>
+              </w:rPr>
+              <w:t xml:space="preserve">) и проверку на уникальность. Также реализовал метод </w:t>
+            </w:r>
+            <w:proofErr w:type="spellStart"/>
+            <w:r>
+              <w:rPr>
+                <w:rFonts w:ascii="Times New Roman" w:hAnsi="Times New Roman"/>
+                <w:sz w:val="24"/>
+                <w:szCs w:val="24"/>
+              </w:rPr>
+              <w:t>generateUniqueSlug</w:t>
+            </w:r>
+            <w:proofErr w:type="spellEnd"/>
+            <w:r>
+              <w:rPr>
+                <w:rFonts w:ascii="Times New Roman" w:hAnsi="Times New Roman"/>
+                <w:sz w:val="24"/>
+                <w:szCs w:val="24"/>
+              </w:rPr>
+              <w:t>, чтобы избежать конфликтов при одинаковых названиях.</w:t>
+            </w:r>
+          </w:p>
+          <w:p>
+            <w:pPr>
+              <w:pStyle w:val="a6"/>
+              <w:numPr>
+                <w:ilvl w:val="0"/>
+                <w:numId w:val="22"/>
+              </w:numPr>
+              <w:jc w:val="both"/>
+              <w:rPr>
+                <w:rFonts w:ascii="Times New Roman" w:hAnsi="Times New Roman"/>
+                <w:sz w:val="24"/>
+                <w:szCs w:val="24"/>
+              </w:rPr>
+            </w:pPr>
+            <w:r>
+              <w:rPr>
+                <w:rFonts w:ascii="Times New Roman" w:hAnsi="Times New Roman"/>
+                <w:sz w:val="24"/>
+                <w:szCs w:val="24"/>
+              </w:rPr>
+              <w:t xml:space="preserve">После внесённых правок протестировал создание и редактирование услуг — </w:t>
+            </w:r>
+            <w:proofErr w:type="spellStart"/>
+            <w:r>
+              <w:rPr>
+                <w:rFonts w:ascii="Times New Roman" w:hAnsi="Times New Roman"/>
+                <w:sz w:val="24"/>
+                <w:szCs w:val="24"/>
+              </w:rPr>
+              <w:t>slug</w:t>
+            </w:r>
+            <w:proofErr w:type="spellEnd"/>
+            <w:r>
+              <w:rPr>
+                <w:rFonts w:ascii="Times New Roman" w:hAnsi="Times New Roman"/>
+                <w:sz w:val="24"/>
+                <w:szCs w:val="24"/>
+              </w:rPr>
+              <w:t xml:space="preserve"> формируется корректно, дубли не появляются, а </w:t>
+            </w:r>
+            <w:proofErr w:type="spellStart"/>
+            <w:r>
+              <w:rPr>
+                <w:rFonts w:ascii="Times New Roman" w:hAnsi="Times New Roman"/>
+                <w:sz w:val="24"/>
+                <w:szCs w:val="24"/>
+              </w:rPr>
+              <w:t>админке</w:t>
+            </w:r>
+            <w:proofErr w:type="spellEnd"/>
+            <w:r>
+              <w:rPr>
+                <w:rFonts w:ascii="Times New Roman" w:hAnsi="Times New Roman"/>
+                <w:sz w:val="24"/>
+                <w:szCs w:val="24"/>
+              </w:rPr>
+              <w:t xml:space="preserve"> больше не нужно отображать это поле. Интерфейс стал проще, а риск ошибок — меньше.</w:t>
+            </w:r>
+          </w:p>
+          <w:p>
+            <w:pPr>
+              <w:pStyle w:val="a6"/>
+              <w:numPr>
+                <w:ilvl w:val="0"/>
+                <w:numId w:val="22"/>
+              </w:numPr>
+              <w:jc w:val="both"/>
+              <w:rPr>
+                <w:rFonts w:ascii="Times New Roman" w:hAnsi="Times New Roman"/>
+                <w:sz w:val="24"/>
+                <w:szCs w:val="24"/>
+              </w:rPr>
+            </w:pPr>
+            <w:r>
+              <w:rPr>
+                <w:rFonts w:ascii="Times New Roman" w:hAnsi="Times New Roman"/>
+                <w:sz w:val="24"/>
+                <w:szCs w:val="24"/>
+              </w:rPr>
+              <w:t xml:space="preserve">Итог дня: по результатам тестирования принято решение убрать ручной ввод </w:t>
+            </w:r>
+            <w:proofErr w:type="spellStart"/>
+            <w:r>
+              <w:rPr>
+                <w:rFonts w:ascii="Times New Roman" w:hAnsi="Times New Roman"/>
+                <w:sz w:val="24"/>
+                <w:szCs w:val="24"/>
+              </w:rPr>
+              <w:t>slug</w:t>
+            </w:r>
+            <w:proofErr w:type="spellEnd"/>
+            <w:r>
+              <w:rPr>
+                <w:rFonts w:ascii="Times New Roman" w:hAnsi="Times New Roman"/>
+                <w:sz w:val="24"/>
+                <w:szCs w:val="24"/>
+              </w:rPr>
+              <w:t xml:space="preserve">, логика генерации перенесена в модель, формы </w:t>
+            </w:r>
+            <w:proofErr w:type="spellStart"/>
+            <w:r>
+              <w:rPr>
+                <w:rFonts w:ascii="Times New Roman" w:hAnsi="Times New Roman"/>
+                <w:sz w:val="24"/>
+                <w:szCs w:val="24"/>
+              </w:rPr>
+              <w:t>админки</w:t>
+            </w:r>
+            <w:proofErr w:type="spellEnd"/>
+            <w:r>
+              <w:rPr>
+                <w:rFonts w:ascii="Times New Roman" w:hAnsi="Times New Roman"/>
+                <w:sz w:val="24"/>
+                <w:szCs w:val="24"/>
+              </w:rPr>
+              <w:t xml:space="preserve"> упрощены, функционал работает корректно.</w:t>
+            </w:r>
+          </w:p>
+          <w:p>
+            <w:pPr>
               <w:widowControl w:val="0"/>
               <w:suppressAutoHyphens/>
               <w:jc w:val="center"/>
@@ -4629,7 +7299,47 @@
           </w:p>
         </w:tc>
       </w:tr>
+    </w:tbl>
+    <w:p>
+      <w:pPr>
+        <w:widowControl w:val="0"/>
+        <w:suppressAutoHyphens/>
+        <w:jc w:val="center"/>
+        <w:rPr>
+          <w:rFonts w:ascii="Times New Roman" w:hAnsi="Times New Roman"/>
+          <w:sz w:val="24"/>
+          <w:szCs w:val="24"/>
+        </w:rPr>
+        <w:sectPr>
+          <w:pgSz w:w="11906" w:h="16838"/>
+          <w:pgMar w:top="1134" w:right="850" w:bottom="1134" w:left="1701" w:header="0" w:footer="708" w:gutter="0"/>
+          <w:cols w:space="708"/>
+          <w:docGrid w:linePitch="360"/>
+        </w:sectPr>
+      </w:pPr>
+    </w:p>
+    <w:tbl>
+      <w:tblPr>
+        <w:tblW w:w="9464" w:type="dxa"/>
+        <w:tblBorders>
+          <w:top w:val="single" w:sz="4" w:space="0" w:color="auto"/>
+          <w:left w:val="single" w:sz="4" w:space="0" w:color="auto"/>
+          <w:bottom w:val="single" w:sz="4" w:space="0" w:color="auto"/>
+          <w:right w:val="single" w:sz="4" w:space="0" w:color="auto"/>
+          <w:insideH w:val="single" w:sz="4" w:space="0" w:color="auto"/>
+          <w:insideV w:val="single" w:sz="4" w:space="0" w:color="auto"/>
+        </w:tblBorders>
+        <w:tblLook w:val="04A0" w:firstRow="1" w:lastRow="0" w:firstColumn="1" w:lastColumn="0" w:noHBand="0" w:noVBand="1"/>
+      </w:tblPr>
+      <w:tblGrid>
+        <w:gridCol w:w="1526"/>
+        <w:gridCol w:w="6096"/>
+        <w:gridCol w:w="1842"/>
+      </w:tblGrid>
       <w:tr>
+        <w:trPr>
+          <w:trHeight w:val="14733"/>
+        </w:trPr>
         <w:tc>
           <w:tcPr>
             <w:tcW w:w="1526" w:type="dxa"/>
@@ -4647,6 +7357,24 @@
                 <w:szCs w:val="24"/>
               </w:rPr>
             </w:pPr>
+            <w:r>
+              <w:rPr>
+                <w:rFonts w:ascii="Times New Roman" w:hAnsi="Times New Roman"/>
+                <w:sz w:val="24"/>
+                <w:szCs w:val="24"/>
+              </w:rPr>
+              <w:lastRenderedPageBreak/>
+              <w:t>20</w:t>
+            </w:r>
+            <w:r>
+              <w:rPr>
+                <w:rFonts w:ascii="Times New Roman" w:hAnsi="Times New Roman"/>
+                <w:sz w:val="24"/>
+                <w:szCs w:val="24"/>
+                <w:lang w:val="en-US"/>
+              </w:rPr>
+              <w:t>.05.2025</w:t>
+            </w:r>
           </w:p>
         </w:tc>
         <w:tc>
@@ -4656,6 +7384,267 @@
           </w:tcPr>
           <w:p>
             <w:pPr>
+              <w:pStyle w:val="a6"/>
+              <w:numPr>
+                <w:ilvl w:val="0"/>
+                <w:numId w:val="24"/>
+              </w:numPr>
+              <w:jc w:val="both"/>
+              <w:rPr>
+                <w:rFonts w:ascii="Times New Roman" w:hAnsi="Times New Roman"/>
+                <w:sz w:val="24"/>
+                <w:szCs w:val="24"/>
+              </w:rPr>
+            </w:pPr>
+            <w:r>
+              <w:rPr>
+                <w:rFonts w:ascii="Times New Roman" w:hAnsi="Times New Roman"/>
+                <w:sz w:val="24"/>
+                <w:szCs w:val="24"/>
+              </w:rPr>
+              <w:t xml:space="preserve">Сегодня я начал работу по теме №8 </w:t>
+            </w:r>
+            <w:r>
+              <w:rPr>
+                <w:rFonts w:ascii="Times New Roman" w:hAnsi="Times New Roman"/>
+                <w:b/>
+                <w:sz w:val="24"/>
+                <w:szCs w:val="24"/>
+              </w:rPr>
+              <w:t>«Осуществить сбор статистической информации о работе веб‑приложений для анализа эффективности его работы»</w:t>
+            </w:r>
+            <w:r>
+              <w:rPr>
+                <w:rFonts w:ascii="Times New Roman" w:hAnsi="Times New Roman"/>
+                <w:sz w:val="24"/>
+                <w:szCs w:val="24"/>
+              </w:rPr>
+              <w:t xml:space="preserve"> </w:t>
+            </w:r>
+            <w:r>
+              <w:rPr>
+                <w:rFonts w:ascii="Times New Roman" w:hAnsi="Times New Roman"/>
+                <w:sz w:val="24"/>
+                <w:szCs w:val="24"/>
+              </w:rPr>
+              <w:t>Сегодня провёл детальный сбор и анализ статистики работы веб‑приложения после его размещения на хостинге. Основная цель — оценить производительность сайта, стабильность работы и определить возможные направления оптимизации.</w:t>
+            </w:r>
+          </w:p>
+          <w:p>
+            <w:pPr>
+              <w:pStyle w:val="a6"/>
+              <w:numPr>
+                <w:ilvl w:val="0"/>
+                <w:numId w:val="24"/>
+              </w:numPr>
+              <w:jc w:val="both"/>
+              <w:rPr>
+                <w:rFonts w:ascii="Times New Roman" w:hAnsi="Times New Roman"/>
+                <w:sz w:val="24"/>
+                <w:szCs w:val="24"/>
+              </w:rPr>
+            </w:pPr>
+            <w:r>
+              <w:rPr>
+                <w:rFonts w:ascii="Times New Roman" w:hAnsi="Times New Roman"/>
+                <w:sz w:val="24"/>
+                <w:szCs w:val="24"/>
+              </w:rPr>
+              <w:t>П</w:t>
+            </w:r>
+            <w:r>
+              <w:rPr>
+                <w:rFonts w:ascii="Times New Roman" w:hAnsi="Times New Roman"/>
+                <w:sz w:val="24"/>
+                <w:szCs w:val="24"/>
+              </w:rPr>
+              <w:t xml:space="preserve">ровёл анализ производительности страниц с помощью </w:t>
+            </w:r>
+            <w:proofErr w:type="spellStart"/>
+            <w:r>
+              <w:rPr>
+                <w:rFonts w:ascii="Times New Roman" w:hAnsi="Times New Roman"/>
+                <w:sz w:val="24"/>
+                <w:szCs w:val="24"/>
+              </w:rPr>
+              <w:t>Lighthouse</w:t>
+            </w:r>
+            <w:proofErr w:type="spellEnd"/>
+            <w:r>
+              <w:rPr>
+                <w:rFonts w:ascii="Times New Roman" w:hAnsi="Times New Roman"/>
+                <w:sz w:val="24"/>
+                <w:szCs w:val="24"/>
+              </w:rPr>
+              <w:t>. Полученные метрики оказались достаточно высокими</w:t>
+            </w:r>
+            <w:r>
+              <w:rPr>
+                <w:rFonts w:ascii="Times New Roman" w:hAnsi="Times New Roman"/>
+                <w:sz w:val="24"/>
+                <w:szCs w:val="24"/>
+              </w:rPr>
+              <w:t>.</w:t>
+            </w:r>
+            <w:r>
+              <w:t xml:space="preserve"> </w:t>
+            </w:r>
+          </w:p>
+          <w:p>
+            <w:pPr>
+              <w:pStyle w:val="a6"/>
+              <w:numPr>
+                <w:ilvl w:val="0"/>
+                <w:numId w:val="24"/>
+              </w:numPr>
+              <w:jc w:val="both"/>
+              <w:rPr>
+                <w:rFonts w:ascii="Times New Roman" w:hAnsi="Times New Roman"/>
+                <w:sz w:val="24"/>
+                <w:szCs w:val="24"/>
+              </w:rPr>
+            </w:pPr>
+            <w:r>
+              <w:rPr>
+                <w:rFonts w:ascii="Times New Roman" w:hAnsi="Times New Roman"/>
+                <w:sz w:val="24"/>
+                <w:szCs w:val="24"/>
+              </w:rPr>
+              <w:t xml:space="preserve">Эти показатели говорят о том, что сайт загружается быстро, элементы интерфейса не «прыгают», а блокирующих скриптов практически нет. </w:t>
+            </w:r>
+            <w:proofErr w:type="spellStart"/>
+            <w:r>
+              <w:rPr>
+                <w:rFonts w:ascii="Times New Roman" w:hAnsi="Times New Roman"/>
+                <w:sz w:val="24"/>
+                <w:szCs w:val="24"/>
+              </w:rPr>
+              <w:t>Lighthouse</w:t>
+            </w:r>
+            <w:proofErr w:type="spellEnd"/>
+            <w:r>
+              <w:rPr>
+                <w:rFonts w:ascii="Times New Roman" w:hAnsi="Times New Roman"/>
+                <w:sz w:val="24"/>
+                <w:szCs w:val="24"/>
+              </w:rPr>
+              <w:t xml:space="preserve"> также предложил рекомендации по оптимизации: улучшить загрузку изображений, удалить неиспользуемый CSS и добавить атрибуты </w:t>
+            </w:r>
+            <w:proofErr w:type="spellStart"/>
+            <w:r>
+              <w:rPr>
+                <w:rFonts w:ascii="Times New Roman" w:hAnsi="Times New Roman"/>
+                <w:sz w:val="24"/>
+                <w:szCs w:val="24"/>
+              </w:rPr>
+              <w:t>width</w:t>
+            </w:r>
+            <w:proofErr w:type="spellEnd"/>
+            <w:r>
+              <w:rPr>
+                <w:rFonts w:ascii="Times New Roman" w:hAnsi="Times New Roman"/>
+                <w:sz w:val="24"/>
+                <w:szCs w:val="24"/>
+              </w:rPr>
+              <w:t xml:space="preserve"> и </w:t>
+            </w:r>
+            <w:proofErr w:type="spellStart"/>
+            <w:r>
+              <w:rPr>
+                <w:rFonts w:ascii="Times New Roman" w:hAnsi="Times New Roman"/>
+                <w:sz w:val="24"/>
+                <w:szCs w:val="24"/>
+              </w:rPr>
+              <w:t>height</w:t>
+            </w:r>
+            <w:proofErr w:type="spellEnd"/>
+            <w:r>
+              <w:rPr>
+                <w:rFonts w:ascii="Times New Roman" w:hAnsi="Times New Roman"/>
+                <w:sz w:val="24"/>
+                <w:szCs w:val="24"/>
+              </w:rPr>
+              <w:t xml:space="preserve"> для изображений. Эти замечания были зафиксированы для дальнейшей доработки.</w:t>
+            </w:r>
+          </w:p>
+          <w:p>
+            <w:pPr>
+              <w:pStyle w:val="a6"/>
+              <w:numPr>
+                <w:ilvl w:val="0"/>
+                <w:numId w:val="24"/>
+              </w:numPr>
+              <w:jc w:val="both"/>
+              <w:rPr>
+                <w:rFonts w:ascii="Times New Roman" w:hAnsi="Times New Roman"/>
+                <w:sz w:val="24"/>
+                <w:szCs w:val="24"/>
+              </w:rPr>
+            </w:pPr>
+            <w:r>
+              <w:rPr>
+                <w:rFonts w:ascii="Times New Roman" w:hAnsi="Times New Roman"/>
+                <w:sz w:val="24"/>
+                <w:szCs w:val="24"/>
+              </w:rPr>
+              <w:t>Также изучил диагностические данные: обнаружено две длительные задачи в основном потоке и несколько потенциальных улучшений по шрифтам и DOM‑структуре. Однако в целом сайт работает стабильно, без критических ошибок и задержек.</w:t>
+            </w:r>
+          </w:p>
+          <w:p>
+            <w:pPr>
+              <w:ind w:left="360"/>
+              <w:jc w:val="both"/>
+              <w:rPr>
+                <w:rFonts w:ascii="Times New Roman" w:hAnsi="Times New Roman"/>
+                <w:sz w:val="24"/>
+                <w:szCs w:val="24"/>
+              </w:rPr>
+            </w:pPr>
+            <w:r>
+              <w:rPr>
+                <w:rFonts w:ascii="Times New Roman" w:hAnsi="Times New Roman"/>
+                <w:sz w:val="24"/>
+                <w:szCs w:val="24"/>
+              </w:rPr>
+              <w:drawing>
+                <wp:inline distT="0" distB="0" distL="0" distR="0" wp14:anchorId="229AE39E" wp14:editId="1DB42AEC">
+                  <wp:extent cx="3482975" cy="819458"/>
+                  <wp:effectExtent l="0" t="0" r="3175" b="0"/>
+                  <wp:docPr id="1" name="Рисунок 1"/>
+                  <wp:cNvGraphicFramePr>
+                    <a:graphicFrameLocks xmlns:a="http://schemas.openxmlformats.org/drawingml/2006/main" noChangeAspect="1"/>
+                  </wp:cNvGraphicFramePr>
+                  <a:graphic xmlns:a="http://schemas.openxmlformats.org/drawingml/2006/main">
+                    <a:graphicData uri="http://schemas.openxmlformats.org/drawingml/2006/picture">
+                      <pic:pic xmlns:pic="http://schemas.openxmlformats.org/drawingml/2006/picture">
+                        <pic:nvPicPr>
+                          <pic:cNvPr id="1" name=""/>
+                          <pic:cNvPicPr/>
+                        </pic:nvPicPr>
+                        <pic:blipFill>
+                          <a:blip r:embed="rId12"/>
+                          <a:stretch>
+                            <a:fillRect/>
+                          </a:stretch>
+                        </pic:blipFill>
+                        <pic:spPr>
+                          <a:xfrm>
+                            <a:off x="0" y="0"/>
+                            <a:ext cx="3612438" cy="849917"/>
+                          </a:xfrm>
+                          <a:prstGeom prst="rect">
+                            <a:avLst/>
+                          </a:prstGeom>
+                        </pic:spPr>
+                      </pic:pic>
+                    </a:graphicData>
+                  </a:graphic>
+                </wp:inline>
+              </w:drawing>
+            </w:r>
+          </w:p>
+          <w:p>
+            <w:pPr>
               <w:widowControl w:val="0"/>
               <w:suppressAutoHyphens/>
               <w:jc w:val="center"/>
@@ -4666,6 +7655,49 @@
                 <w:szCs w:val="24"/>
               </w:rPr>
             </w:pPr>
+            <w:r>
+              <w:rPr>
+                <w:rFonts w:ascii="Times New Roman" w:eastAsia="Times New Roman" w:hAnsi="Times New Roman"/>
+                <w:b/>
+                <w:sz w:val="24"/>
+                <w:szCs w:val="24"/>
+              </w:rPr>
+              <w:drawing>
+                <wp:inline distT="0" distB="0" distL="0" distR="0" wp14:anchorId="1C6E5E79" wp14:editId="2171E6A7">
+                  <wp:extent cx="3711575" cy="1790522"/>
+                  <wp:effectExtent l="0" t="0" r="3175" b="635"/>
+                  <wp:docPr id="2" name="Рисунок 2"/>
+                  <wp:cNvGraphicFramePr>
+                    <a:graphicFrameLocks xmlns:a="http://schemas.openxmlformats.org/drawingml/2006/main" noChangeAspect="1"/>
+                  </wp:cNvGraphicFramePr>
+                  <a:graphic xmlns:a="http://schemas.openxmlformats.org/drawingml/2006/main">
+                    <a:graphicData uri="http://schemas.openxmlformats.org/drawingml/2006/picture">
+                      <pic:pic xmlns:pic="http://schemas.openxmlformats.org/drawingml/2006/picture">
+                        <pic:nvPicPr>
+                          <pic:cNvPr id="1" name=""/>
+                          <pic:cNvPicPr/>
+                        </pic:nvPicPr>
+                        <pic:blipFill>
+                          <a:blip r:embed="rId13"/>
+                          <a:stretch>
+                            <a:fillRect/>
+                          </a:stretch>
+                        </pic:blipFill>
+                        <pic:spPr>
+                          <a:xfrm>
+                            <a:off x="0" y="0"/>
+                            <a:ext cx="3857530" cy="1860933"/>
+                          </a:xfrm>
+                          <a:prstGeom prst="rect">
+                            <a:avLst/>
+                          </a:prstGeom>
+                        </pic:spPr>
+                      </pic:pic>
+                    </a:graphicData>
+                  </a:graphic>
+                </wp:inline>
+              </w:drawing>
+            </w:r>
           </w:p>
         </w:tc>
         <w:tc>
@@ -4688,7 +7720,48 @@
           </w:p>
         </w:tc>
       </w:tr>
+    </w:tbl>
+    <w:p>
+      <w:pPr>
+        <w:widowControl w:val="0"/>
+        <w:suppressAutoHyphens/>
+        <w:jc w:val="center"/>
+        <w:rPr>
+          <w:rFonts w:ascii="Times New Roman" w:eastAsia="Times New Roman" w:hAnsi="Times New Roman"/>
+          <w:b/>
+          <w:sz w:val="24"/>
+          <w:szCs w:val="24"/>
+        </w:rPr>
+        <w:sectPr>
+          <w:pgSz w:w="11906" w:h="16838"/>
+          <w:pgMar w:top="1134" w:right="850" w:bottom="1134" w:left="1701" w:header="0" w:footer="708" w:gutter="0"/>
+          <w:cols w:space="708"/>
+          <w:docGrid w:linePitch="360"/>
+        </w:sectPr>
+      </w:pPr>
+    </w:p>
+    <w:tbl>
+      <w:tblPr>
+        <w:tblW w:w="9464" w:type="dxa"/>
+        <w:tblBorders>
+          <w:top w:val="single" w:sz="4" w:space="0" w:color="auto"/>
+          <w:left w:val="single" w:sz="4" w:space="0" w:color="auto"/>
+          <w:bottom w:val="single" w:sz="4" w:space="0" w:color="auto"/>
+          <w:right w:val="single" w:sz="4" w:space="0" w:color="auto"/>
+          <w:insideH w:val="single" w:sz="4" w:space="0" w:color="auto"/>
+          <w:insideV w:val="single" w:sz="4" w:space="0" w:color="auto"/>
+        </w:tblBorders>
+        <w:tblLook w:val="04A0" w:firstRow="1" w:lastRow="0" w:firstColumn="1" w:lastColumn="0" w:noHBand="0" w:noVBand="1"/>
+      </w:tblPr>
+      <w:tblGrid>
+        <w:gridCol w:w="1526"/>
+        <w:gridCol w:w="6096"/>
+        <w:gridCol w:w="1842"/>
+      </w:tblGrid>
       <w:tr>
+        <w:trPr>
+          <w:trHeight w:val="14449"/>
+        </w:trPr>
         <w:tc>
           <w:tcPr>
             <w:tcW w:w="1526" w:type="dxa"/>
@@ -4706,6 +7779,24 @@
                 <w:szCs w:val="24"/>
               </w:rPr>
             </w:pPr>
+            <w:r>
+              <w:rPr>
+                <w:rFonts w:ascii="Times New Roman" w:hAnsi="Times New Roman"/>
+                <w:sz w:val="24"/>
+                <w:szCs w:val="24"/>
+              </w:rPr>
+              <w:lastRenderedPageBreak/>
+              <w:t>21</w:t>
+            </w:r>
+            <w:r>
+              <w:rPr>
+                <w:rFonts w:ascii="Times New Roman" w:hAnsi="Times New Roman"/>
+                <w:sz w:val="24"/>
+                <w:szCs w:val="24"/>
+                <w:lang w:val="en-US"/>
+              </w:rPr>
+              <w:t>.05.2025</w:t>
+            </w:r>
           </w:p>
         </w:tc>
         <w:tc>
@@ -4715,16 +7806,292 @@
           </w:tcPr>
           <w:p>
             <w:pPr>
-              <w:widowControl w:val="0"/>
-              <w:suppressAutoHyphens/>
-              <w:jc w:val="center"/>
-              <w:rPr>
-                <w:rFonts w:ascii="Times New Roman" w:eastAsia="Times New Roman" w:hAnsi="Times New Roman"/>
+              <w:pStyle w:val="a6"/>
+              <w:numPr>
+                <w:ilvl w:val="0"/>
+                <w:numId w:val="26"/>
+              </w:numPr>
+              <w:jc w:val="both"/>
+              <w:rPr>
+                <w:rFonts w:ascii="Times New Roman" w:hAnsi="Times New Roman"/>
+                <w:sz w:val="24"/>
+                <w:szCs w:val="24"/>
+              </w:rPr>
+            </w:pPr>
+            <w:r>
+              <w:rPr>
+                <w:rFonts w:ascii="Times New Roman" w:hAnsi="Times New Roman"/>
+                <w:sz w:val="24"/>
+                <w:szCs w:val="24"/>
+              </w:rPr>
+              <w:t>С</w:t>
+            </w:r>
+            <w:r>
+              <w:rPr>
+                <w:rFonts w:ascii="Times New Roman" w:hAnsi="Times New Roman"/>
+                <w:sz w:val="24"/>
+                <w:szCs w:val="24"/>
+              </w:rPr>
+              <w:t>егодня я начал работу по теме №9</w:t>
+            </w:r>
+            <w:r>
+              <w:rPr>
+                <w:rFonts w:ascii="Times New Roman" w:hAnsi="Times New Roman"/>
+                <w:sz w:val="24"/>
+                <w:szCs w:val="24"/>
+              </w:rPr>
+              <w:t xml:space="preserve"> </w:t>
+            </w:r>
+            <w:r>
+              <w:rPr>
+                <w:rFonts w:ascii="Times New Roman" w:hAnsi="Times New Roman"/>
                 <w:b/>
                 <w:sz w:val="24"/>
                 <w:szCs w:val="24"/>
               </w:rPr>
-            </w:pPr>
+              <w:t>«</w:t>
+            </w:r>
+            <w:r>
+              <w:rPr>
+                <w:rFonts w:ascii="Times New Roman" w:hAnsi="Times New Roman"/>
+                <w:b/>
+                <w:sz w:val="24"/>
+                <w:szCs w:val="24"/>
+              </w:rPr>
+              <w:t>Осуществить аудит безопасности веб‑приложения в соответствии с регламентами по безопасности</w:t>
+            </w:r>
+            <w:r>
+              <w:rPr>
+                <w:rFonts w:ascii="Times New Roman" w:hAnsi="Times New Roman"/>
+                <w:b/>
+                <w:sz w:val="24"/>
+                <w:szCs w:val="24"/>
+              </w:rPr>
+              <w:t>»</w:t>
+            </w:r>
+            <w:r>
+              <w:rPr>
+                <w:rFonts w:ascii="Times New Roman" w:hAnsi="Times New Roman"/>
+                <w:sz w:val="24"/>
+                <w:szCs w:val="24"/>
+              </w:rPr>
+              <w:t xml:space="preserve"> </w:t>
+            </w:r>
+            <w:r>
+              <w:rPr>
+                <w:rFonts w:ascii="Times New Roman" w:hAnsi="Times New Roman"/>
+                <w:sz w:val="24"/>
+                <w:szCs w:val="24"/>
+              </w:rPr>
+              <w:t xml:space="preserve">Сегодня проверял безопасность сайта, чтобы убедиться, что всё работает правильно и пользователи не смогут получить доступ к тому, что им не положено. Начал с проверки авторизации: попробовал зайти в </w:t>
+            </w:r>
+            <w:proofErr w:type="spellStart"/>
+            <w:r>
+              <w:rPr>
+                <w:rFonts w:ascii="Times New Roman" w:hAnsi="Times New Roman"/>
+                <w:sz w:val="24"/>
+                <w:szCs w:val="24"/>
+              </w:rPr>
+              <w:t>админку</w:t>
+            </w:r>
+            <w:proofErr w:type="spellEnd"/>
+            <w:r>
+              <w:rPr>
+                <w:rFonts w:ascii="Times New Roman" w:hAnsi="Times New Roman"/>
+                <w:sz w:val="24"/>
+                <w:szCs w:val="24"/>
+              </w:rPr>
+              <w:t xml:space="preserve"> без входа — система корректно отправляет на страницу логина. Также проверил, что обычный пользователь не может открыть чужие заказы — при попытке сайт выдаёт ошибку доступа.</w:t>
+            </w:r>
+          </w:p>
+          <w:p>
+            <w:pPr>
+              <w:pStyle w:val="a6"/>
+              <w:numPr>
+                <w:ilvl w:val="0"/>
+                <w:numId w:val="26"/>
+              </w:numPr>
+              <w:jc w:val="both"/>
+              <w:rPr>
+                <w:rFonts w:ascii="Times New Roman" w:hAnsi="Times New Roman"/>
+                <w:sz w:val="24"/>
+                <w:szCs w:val="24"/>
+              </w:rPr>
+            </w:pPr>
+            <w:r>
+              <w:rPr>
+                <w:rFonts w:ascii="Times New Roman" w:hAnsi="Times New Roman"/>
+                <w:sz w:val="24"/>
+                <w:szCs w:val="24"/>
+              </w:rPr>
+              <w:t xml:space="preserve">Дальше посмотрел формы на сайте. Проверил регистрацию, вход, создание заказа и редактирование профиля. Попробовал отправить неправильные данные, пустые поля и слишком длинные строки — сайт всё правильно проверяет и не пропускает лишнее. Это важно, чтобы в базу не попадал </w:t>
+            </w:r>
+            <w:proofErr w:type="gramStart"/>
+            <w:r>
+              <w:rPr>
+                <w:rFonts w:ascii="Times New Roman" w:hAnsi="Times New Roman"/>
+                <w:sz w:val="24"/>
+                <w:szCs w:val="24"/>
+              </w:rPr>
+              <w:t>мусор</w:t>
+            </w:r>
+            <w:proofErr w:type="gramEnd"/>
+            <w:r>
+              <w:rPr>
+                <w:rFonts w:ascii="Times New Roman" w:hAnsi="Times New Roman"/>
+                <w:sz w:val="24"/>
+                <w:szCs w:val="24"/>
+              </w:rPr>
+              <w:t xml:space="preserve"> и никто не мог сломать сайт через формы.</w:t>
+            </w:r>
+          </w:p>
+          <w:p>
+            <w:pPr>
+              <w:pStyle w:val="a6"/>
+              <w:numPr>
+                <w:ilvl w:val="0"/>
+                <w:numId w:val="26"/>
+              </w:numPr>
+              <w:jc w:val="both"/>
+              <w:rPr>
+                <w:rFonts w:ascii="Times New Roman" w:hAnsi="Times New Roman"/>
+                <w:sz w:val="24"/>
+                <w:szCs w:val="24"/>
+              </w:rPr>
+            </w:pPr>
+            <w:r>
+              <w:rPr>
+                <w:rFonts w:ascii="Times New Roman" w:hAnsi="Times New Roman"/>
+                <w:sz w:val="24"/>
+                <w:szCs w:val="24"/>
+              </w:rPr>
+              <w:t>Также проверил защиту от поддельных запросов. Все формы содержат CSRF‑</w:t>
+            </w:r>
+            <w:proofErr w:type="spellStart"/>
+            <w:r>
+              <w:rPr>
+                <w:rFonts w:ascii="Times New Roman" w:hAnsi="Times New Roman"/>
+                <w:sz w:val="24"/>
+                <w:szCs w:val="24"/>
+              </w:rPr>
+              <w:t>токены</w:t>
+            </w:r>
+            <w:proofErr w:type="spellEnd"/>
+            <w:r>
+              <w:rPr>
+                <w:rFonts w:ascii="Times New Roman" w:hAnsi="Times New Roman"/>
+                <w:sz w:val="24"/>
+                <w:szCs w:val="24"/>
+              </w:rPr>
+              <w:t xml:space="preserve">, </w:t>
+            </w:r>
+            <w:proofErr w:type="gramStart"/>
+            <w:r>
+              <w:rPr>
+                <w:rFonts w:ascii="Times New Roman" w:hAnsi="Times New Roman"/>
+                <w:sz w:val="24"/>
+                <w:szCs w:val="24"/>
+              </w:rPr>
+              <w:t>и</w:t>
+            </w:r>
+            <w:proofErr w:type="gramEnd"/>
+            <w:r>
+              <w:rPr>
+                <w:rFonts w:ascii="Times New Roman" w:hAnsi="Times New Roman"/>
+                <w:sz w:val="24"/>
+                <w:szCs w:val="24"/>
+              </w:rPr>
+              <w:t xml:space="preserve"> если отправить запрос без него, сайт сразу выдаёт ошибку. Это значит, что защита работает.</w:t>
+            </w:r>
+          </w:p>
+          <w:p>
+            <w:pPr>
+              <w:pStyle w:val="a6"/>
+              <w:numPr>
+                <w:ilvl w:val="0"/>
+                <w:numId w:val="26"/>
+              </w:numPr>
+              <w:jc w:val="both"/>
+              <w:rPr>
+                <w:rFonts w:ascii="Times New Roman" w:hAnsi="Times New Roman"/>
+                <w:sz w:val="24"/>
+                <w:szCs w:val="24"/>
+              </w:rPr>
+            </w:pPr>
+            <w:r>
+              <w:rPr>
+                <w:rFonts w:ascii="Times New Roman" w:hAnsi="Times New Roman"/>
+                <w:sz w:val="24"/>
+                <w:szCs w:val="24"/>
+              </w:rPr>
+              <w:t xml:space="preserve">Попробовал вставить в поля разные HTML‑теги и скрипты, чтобы проверить защиту от XSS. </w:t>
+            </w:r>
+            <w:proofErr w:type="spellStart"/>
+            <w:r>
+              <w:rPr>
+                <w:rFonts w:ascii="Times New Roman" w:hAnsi="Times New Roman"/>
+                <w:sz w:val="24"/>
+                <w:szCs w:val="24"/>
+              </w:rPr>
+              <w:t>Laravel</w:t>
+            </w:r>
+            <w:proofErr w:type="spellEnd"/>
+            <w:r>
+              <w:rPr>
+                <w:rFonts w:ascii="Times New Roman" w:hAnsi="Times New Roman"/>
+                <w:sz w:val="24"/>
+                <w:szCs w:val="24"/>
+              </w:rPr>
+              <w:t xml:space="preserve"> всё экранирует, и код не выполняется — значит, сайт не позволяет вставлять вредоносные скрипты.</w:t>
+            </w:r>
+          </w:p>
+          <w:p>
+            <w:pPr>
+              <w:ind w:left="360"/>
+              <w:jc w:val="both"/>
+              <w:rPr>
+                <w:rFonts w:ascii="Times New Roman" w:hAnsi="Times New Roman"/>
+                <w:sz w:val="24"/>
+                <w:szCs w:val="24"/>
+              </w:rPr>
+            </w:pPr>
+            <w:r>
+              <w:drawing>
+                <wp:inline distT="0" distB="0" distL="0" distR="0" wp14:anchorId="567B1C60" wp14:editId="1FE5C9C7">
+                  <wp:extent cx="3441949" cy="2307265"/>
+                  <wp:effectExtent l="0" t="0" r="6350" b="0"/>
+                  <wp:docPr id="7" name="Рисунок 7"/>
+                  <wp:cNvGraphicFramePr>
+                    <a:graphicFrameLocks xmlns:a="http://schemas.openxmlformats.org/drawingml/2006/main" noChangeAspect="1"/>
+                  </wp:cNvGraphicFramePr>
+                  <a:graphic xmlns:a="http://schemas.openxmlformats.org/drawingml/2006/main">
+                    <a:graphicData uri="http://schemas.openxmlformats.org/drawingml/2006/picture">
+                      <pic:pic xmlns:pic="http://schemas.openxmlformats.org/drawingml/2006/picture">
+                        <pic:nvPicPr>
+                          <pic:cNvPr id="1" name=""/>
+                          <pic:cNvPicPr/>
+                        </pic:nvPicPr>
+                        <pic:blipFill>
+                          <a:blip r:embed="rId14"/>
+                          <a:stretch>
+                            <a:fillRect/>
+                          </a:stretch>
+                        </pic:blipFill>
+                        <pic:spPr>
+                          <a:xfrm>
+                            <a:off x="0" y="0"/>
+                            <a:ext cx="3613478" cy="2422247"/>
+                          </a:xfrm>
+                          <a:prstGeom prst="rect">
+                            <a:avLst/>
+                          </a:prstGeom>
+                        </pic:spPr>
+                      </pic:pic>
+                    </a:graphicData>
+                  </a:graphic>
+                </wp:inline>
+              </w:drawing>
+            </w:r>
           </w:p>
         </w:tc>
         <w:tc>
@@ -4747,7 +8114,48 @@
           </w:p>
         </w:tc>
       </w:tr>
+    </w:tbl>
+    <w:p>
+      <w:pPr>
+        <w:widowControl w:val="0"/>
+        <w:suppressAutoHyphens/>
+        <w:jc w:val="center"/>
+        <w:rPr>
+          <w:rFonts w:ascii="Times New Roman" w:eastAsia="Times New Roman" w:hAnsi="Times New Roman"/>
+          <w:b/>
+          <w:sz w:val="24"/>
+          <w:szCs w:val="24"/>
+        </w:rPr>
+        <w:sectPr>
+          <w:pgSz w:w="11906" w:h="16838"/>
+          <w:pgMar w:top="1134" w:right="850" w:bottom="1134" w:left="1701" w:header="0" w:footer="708" w:gutter="0"/>
+          <w:cols w:space="708"/>
+          <w:docGrid w:linePitch="360"/>
+        </w:sectPr>
+      </w:pPr>
+    </w:p>
+    <w:tbl>
+      <w:tblPr>
+        <w:tblW w:w="9464" w:type="dxa"/>
+        <w:tblBorders>
+          <w:top w:val="single" w:sz="4" w:space="0" w:color="auto"/>
+          <w:left w:val="single" w:sz="4" w:space="0" w:color="auto"/>
+          <w:bottom w:val="single" w:sz="4" w:space="0" w:color="auto"/>
+          <w:right w:val="single" w:sz="4" w:space="0" w:color="auto"/>
+          <w:insideH w:val="single" w:sz="4" w:space="0" w:color="auto"/>
+          <w:insideV w:val="single" w:sz="4" w:space="0" w:color="auto"/>
+        </w:tblBorders>
+        <w:tblLook w:val="04A0" w:firstRow="1" w:lastRow="0" w:firstColumn="1" w:lastColumn="0" w:noHBand="0" w:noVBand="1"/>
+      </w:tblPr>
+      <w:tblGrid>
+        <w:gridCol w:w="1526"/>
+        <w:gridCol w:w="6096"/>
+        <w:gridCol w:w="1842"/>
+      </w:tblGrid>
       <w:tr>
+        <w:trPr>
+          <w:trHeight w:val="14591"/>
+        </w:trPr>
         <w:tc>
           <w:tcPr>
             <w:tcW w:w="1526" w:type="dxa"/>
@@ -4765,6 +8173,24 @@
                 <w:szCs w:val="24"/>
               </w:rPr>
             </w:pPr>
+            <w:r>
+              <w:rPr>
+                <w:rFonts w:ascii="Times New Roman" w:hAnsi="Times New Roman"/>
+                <w:sz w:val="24"/>
+                <w:szCs w:val="24"/>
+              </w:rPr>
+              <w:lastRenderedPageBreak/>
+              <w:t>22</w:t>
+            </w:r>
+            <w:r>
+              <w:rPr>
+                <w:rFonts w:ascii="Times New Roman" w:hAnsi="Times New Roman"/>
+                <w:sz w:val="24"/>
+                <w:szCs w:val="24"/>
+                <w:lang w:val="en-US"/>
+              </w:rPr>
+              <w:t>.05.2025</w:t>
+            </w:r>
           </w:p>
         </w:tc>
         <w:tc>
@@ -4774,16 +8200,1008 @@
           </w:tcPr>
           <w:p>
             <w:pPr>
-              <w:widowControl w:val="0"/>
-              <w:suppressAutoHyphens/>
-              <w:jc w:val="center"/>
+              <w:pStyle w:val="a6"/>
+              <w:numPr>
+                <w:ilvl w:val="0"/>
+                <w:numId w:val="28"/>
+              </w:numPr>
+              <w:jc w:val="both"/>
+              <w:rPr>
+                <w:rFonts w:ascii="Times New Roman" w:eastAsia="Times New Roman" w:hAnsi="Times New Roman"/>
+                <w:sz w:val="24"/>
+                <w:szCs w:val="24"/>
+              </w:rPr>
+            </w:pPr>
+            <w:r>
+              <w:rPr>
+                <w:rFonts w:ascii="Times New Roman" w:eastAsia="Times New Roman" w:hAnsi="Times New Roman"/>
+                <w:sz w:val="24"/>
+                <w:szCs w:val="24"/>
+              </w:rPr>
+              <w:t xml:space="preserve">Сегодня продолжил работу по теме </w:t>
+            </w:r>
+            <w:r>
               <w:rPr>
                 <w:rFonts w:ascii="Times New Roman" w:eastAsia="Times New Roman" w:hAnsi="Times New Roman"/>
                 <w:b/>
                 <w:sz w:val="24"/>
                 <w:szCs w:val="24"/>
               </w:rPr>
-            </w:pPr>
+              <w:t>10</w:t>
+            </w:r>
+            <w:r>
+              <w:rPr>
+                <w:rFonts w:ascii="Times New Roman" w:eastAsia="Times New Roman" w:hAnsi="Times New Roman"/>
+                <w:sz w:val="24"/>
+                <w:szCs w:val="24"/>
+              </w:rPr>
+              <w:t xml:space="preserve"> и </w:t>
+            </w:r>
+            <w:r>
+              <w:rPr>
+                <w:rFonts w:ascii="Times New Roman" w:eastAsia="Times New Roman" w:hAnsi="Times New Roman"/>
+                <w:b/>
+                <w:sz w:val="24"/>
+                <w:szCs w:val="24"/>
+              </w:rPr>
+              <w:t>11</w:t>
+            </w:r>
+            <w:r>
+              <w:rPr>
+                <w:rFonts w:ascii="Times New Roman" w:eastAsia="Times New Roman" w:hAnsi="Times New Roman"/>
+                <w:sz w:val="24"/>
+                <w:szCs w:val="24"/>
+              </w:rPr>
+              <w:t xml:space="preserve"> — модернизация веб‑приложения под SEO и мероприятия по продвижению сайта.</w:t>
+            </w:r>
+            <w:r>
+              <w:t xml:space="preserve"> </w:t>
+            </w:r>
+            <w:r>
+              <w:t>Сегодня занимался улучшением сайта с точки зрения SEO и подготовкой его к продвижению в поисковых системах. Начал с того, что проверил все страницы и убедился, что у каждой есть корректные мета</w:t>
+            </w:r>
+            <w:r>
+              <w:noBreakHyphen/>
+              <w:t xml:space="preserve">теги </w:t>
+            </w:r>
+            <w:proofErr w:type="spellStart"/>
+            <w:r>
+              <w:rPr>
+                <w:rStyle w:val="HTML"/>
+                <w:rFonts w:eastAsia="Calibri"/>
+              </w:rPr>
+              <w:t>title</w:t>
+            </w:r>
+            <w:proofErr w:type="spellEnd"/>
+            <w:r>
+              <w:t xml:space="preserve"> и </w:t>
+            </w:r>
+            <w:proofErr w:type="spellStart"/>
+            <w:r>
+              <w:rPr>
+                <w:rStyle w:val="HTML"/>
+                <w:rFonts w:eastAsia="Calibri"/>
+              </w:rPr>
+              <w:t>description</w:t>
+            </w:r>
+            <w:proofErr w:type="spellEnd"/>
+            <w:r>
+              <w:t xml:space="preserve">. </w:t>
+            </w:r>
+          </w:p>
+          <w:p>
+            <w:pPr>
+              <w:pStyle w:val="a6"/>
+              <w:numPr>
+                <w:ilvl w:val="0"/>
+                <w:numId w:val="28"/>
+              </w:numPr>
+              <w:jc w:val="both"/>
+            </w:pPr>
+            <w:r>
+              <w:t xml:space="preserve">Также проверил основной </w:t>
+            </w:r>
+            <w:proofErr w:type="spellStart"/>
+            <w:r>
+              <w:t>лэйаут</w:t>
+            </w:r>
+            <w:proofErr w:type="spellEnd"/>
+            <w:r>
+              <w:t>, чтобы мета</w:t>
+            </w:r>
+            <w:r>
+              <w:noBreakHyphen/>
+              <w:t>теги подставлялись автоматически:</w:t>
+            </w:r>
+            <w:r>
+              <w:t xml:space="preserve"> </w:t>
+            </w:r>
+            <w:r>
+              <w:t>Теперь каждая страница может иметь свой уникальный SEO</w:t>
+            </w:r>
+            <w:r>
+              <w:rPr>
+                <w:rFonts w:ascii="Cambria Math" w:hAnsi="Cambria Math" w:cs="Cambria Math"/>
+              </w:rPr>
+              <w:t>‑</w:t>
+            </w:r>
+            <w:r>
+              <w:rPr>
+                <w:rFonts w:cs="Calibri"/>
+              </w:rPr>
+              <w:t>заголовок</w:t>
+            </w:r>
+            <w:r>
+              <w:t xml:space="preserve"> </w:t>
+            </w:r>
+            <w:r>
+              <w:rPr>
+                <w:rFonts w:cs="Calibri"/>
+              </w:rPr>
+              <w:t>и</w:t>
+            </w:r>
+            <w:r>
+              <w:t xml:space="preserve"> </w:t>
+            </w:r>
+            <w:r>
+              <w:rPr>
+                <w:rFonts w:cs="Calibri"/>
+              </w:rPr>
+              <w:t>описание</w:t>
+            </w:r>
+            <w:r>
+              <w:t xml:space="preserve">, </w:t>
+            </w:r>
+            <w:r>
+              <w:rPr>
+                <w:rFonts w:cs="Calibri"/>
+              </w:rPr>
+              <w:t>что</w:t>
+            </w:r>
+            <w:r>
+              <w:t xml:space="preserve"> </w:t>
+            </w:r>
+            <w:r>
+              <w:rPr>
+                <w:rFonts w:cs="Calibri"/>
+              </w:rPr>
+              <w:t>важно</w:t>
+            </w:r>
+            <w:r>
+              <w:t xml:space="preserve"> </w:t>
+            </w:r>
+            <w:r>
+              <w:rPr>
+                <w:rFonts w:cs="Calibri"/>
+              </w:rPr>
+              <w:t>для</w:t>
+            </w:r>
+            <w:r>
+              <w:t xml:space="preserve"> </w:t>
+            </w:r>
+            <w:r>
+              <w:rPr>
+                <w:rFonts w:cs="Calibri"/>
+              </w:rPr>
+              <w:t>поисковой</w:t>
+            </w:r>
+            <w:r>
+              <w:t xml:space="preserve"> </w:t>
+            </w:r>
+            <w:r>
+              <w:rPr>
+                <w:rFonts w:cs="Calibri"/>
+              </w:rPr>
+              <w:t>выдачи</w:t>
+            </w:r>
+            <w:r>
+              <w:t>.</w:t>
+            </w:r>
+          </w:p>
+          <w:p>
+            <w:pPr>
+              <w:pStyle w:val="a6"/>
+              <w:numPr>
+                <w:ilvl w:val="0"/>
+                <w:numId w:val="28"/>
+              </w:numPr>
+              <w:jc w:val="both"/>
+            </w:pPr>
+            <w:r>
+              <w:t>Дальше прошёлся по страницам услуг и добавил туда динамические SEO</w:t>
+            </w:r>
+            <w:r>
+              <w:rPr>
+                <w:rFonts w:ascii="Cambria Math" w:hAnsi="Cambria Math" w:cs="Cambria Math"/>
+              </w:rPr>
+              <w:t>‑</w:t>
+            </w:r>
+            <w:r>
+              <w:rPr>
+                <w:rFonts w:cs="Calibri"/>
+              </w:rPr>
+              <w:t>данные</w:t>
+            </w:r>
+            <w:r>
+              <w:t xml:space="preserve">: </w:t>
+            </w:r>
+            <w:r>
+              <w:rPr>
+                <w:rFonts w:cs="Calibri"/>
+              </w:rPr>
+              <w:t>название</w:t>
+            </w:r>
+            <w:r>
+              <w:t xml:space="preserve"> </w:t>
+            </w:r>
+            <w:r>
+              <w:rPr>
+                <w:rFonts w:cs="Calibri"/>
+              </w:rPr>
+              <w:t>услуги</w:t>
+            </w:r>
+            <w:r>
+              <w:t xml:space="preserve">, </w:t>
+            </w:r>
+            <w:r>
+              <w:rPr>
+                <w:rFonts w:cs="Calibri"/>
+              </w:rPr>
+              <w:t>краткое</w:t>
+            </w:r>
+            <w:r>
+              <w:t xml:space="preserve"> </w:t>
+            </w:r>
+            <w:r>
+              <w:rPr>
+                <w:rFonts w:cs="Calibri"/>
+              </w:rPr>
+              <w:t>описание</w:t>
+            </w:r>
+            <w:r>
+              <w:t xml:space="preserve"> </w:t>
+            </w:r>
+            <w:r>
+              <w:rPr>
+                <w:rFonts w:cs="Calibri"/>
+              </w:rPr>
+              <w:t>и</w:t>
+            </w:r>
+            <w:r>
+              <w:t xml:space="preserve"> </w:t>
+            </w:r>
+            <w:r>
+              <w:rPr>
+                <w:rFonts w:cs="Calibri"/>
+              </w:rPr>
+              <w:t>ключевые</w:t>
+            </w:r>
+            <w:r>
+              <w:t xml:space="preserve"> </w:t>
+            </w:r>
+            <w:r>
+              <w:rPr>
+                <w:rFonts w:cs="Calibri"/>
+              </w:rPr>
+              <w:t>слова</w:t>
+            </w:r>
+            <w:r>
+              <w:t xml:space="preserve">. </w:t>
+            </w:r>
+            <w:r>
+              <w:rPr>
+                <w:rFonts w:cs="Calibri"/>
+              </w:rPr>
+              <w:t>Это</w:t>
+            </w:r>
+            <w:r>
+              <w:t xml:space="preserve"> </w:t>
+            </w:r>
+            <w:r>
+              <w:rPr>
+                <w:rFonts w:cs="Calibri"/>
+              </w:rPr>
+              <w:t>поможет</w:t>
+            </w:r>
+            <w:r>
+              <w:t xml:space="preserve"> </w:t>
+            </w:r>
+            <w:r>
+              <w:rPr>
+                <w:rFonts w:cs="Calibri"/>
+              </w:rPr>
+              <w:t>поисковикам</w:t>
+            </w:r>
+            <w:r>
+              <w:t xml:space="preserve"> </w:t>
+            </w:r>
+            <w:r>
+              <w:rPr>
+                <w:rFonts w:cs="Calibri"/>
+              </w:rPr>
+              <w:t>лучше</w:t>
+            </w:r>
+            <w:r>
+              <w:t xml:space="preserve"> </w:t>
+            </w:r>
+            <w:r>
+              <w:rPr>
+                <w:rFonts w:cs="Calibri"/>
+              </w:rPr>
+              <w:t>понимать</w:t>
+            </w:r>
+            <w:r>
+              <w:t xml:space="preserve"> </w:t>
+            </w:r>
+            <w:r>
+              <w:rPr>
+                <w:rFonts w:cs="Calibri"/>
+              </w:rPr>
+              <w:t>содержание</w:t>
+            </w:r>
+            <w:r>
+              <w:t xml:space="preserve"> </w:t>
+            </w:r>
+            <w:r>
+              <w:rPr>
+                <w:rFonts w:cs="Calibri"/>
+              </w:rPr>
+              <w:t>страниц</w:t>
+            </w:r>
+            <w:r>
+              <w:t xml:space="preserve"> </w:t>
+            </w:r>
+            <w:r>
+              <w:rPr>
+                <w:rFonts w:cs="Calibri"/>
+              </w:rPr>
+              <w:t>и</w:t>
+            </w:r>
+            <w:r>
+              <w:t xml:space="preserve"> </w:t>
+            </w:r>
+            <w:r>
+              <w:rPr>
+                <w:rFonts w:cs="Calibri"/>
+              </w:rPr>
+              <w:t>повышает</w:t>
+            </w:r>
+            <w:r>
+              <w:t xml:space="preserve"> </w:t>
+            </w:r>
+            <w:r>
+              <w:rPr>
+                <w:rFonts w:cs="Calibri"/>
+              </w:rPr>
+              <w:t>шанс</w:t>
+            </w:r>
+            <w:r>
+              <w:t xml:space="preserve"> </w:t>
+            </w:r>
+            <w:r>
+              <w:rPr>
+                <w:rFonts w:cs="Calibri"/>
+              </w:rPr>
+              <w:t>попадания</w:t>
+            </w:r>
+            <w:r>
+              <w:t xml:space="preserve"> </w:t>
+            </w:r>
+            <w:r>
+              <w:rPr>
+                <w:rFonts w:cs="Calibri"/>
+              </w:rPr>
+              <w:t>в</w:t>
+            </w:r>
+            <w:r>
+              <w:t xml:space="preserve"> </w:t>
+            </w:r>
+            <w:r>
+              <w:rPr>
+                <w:rFonts w:cs="Calibri"/>
+              </w:rPr>
+              <w:t>топ</w:t>
+            </w:r>
+            <w:r>
+              <w:t xml:space="preserve"> </w:t>
+            </w:r>
+            <w:r>
+              <w:rPr>
+                <w:rFonts w:cs="Calibri"/>
+              </w:rPr>
+              <w:t>по</w:t>
+            </w:r>
+            <w:r>
+              <w:t xml:space="preserve"> </w:t>
+            </w:r>
+            <w:r>
+              <w:rPr>
+                <w:rFonts w:cs="Calibri"/>
+              </w:rPr>
+              <w:t>запросам</w:t>
+            </w:r>
+            <w:r>
+              <w:t xml:space="preserve"> </w:t>
+            </w:r>
+            <w:r>
+              <w:rPr>
+                <w:rFonts w:cs="Calibri"/>
+              </w:rPr>
+              <w:t>«дезинфекция»</w:t>
+            </w:r>
+            <w:r>
+              <w:t xml:space="preserve">, </w:t>
+            </w:r>
+            <w:r>
+              <w:rPr>
+                <w:rFonts w:cs="Calibri"/>
+              </w:rPr>
+              <w:t>«дезинсекц</w:t>
+            </w:r>
+            <w:r>
+              <w:t>ия», «дератизация» и т.д.</w:t>
+            </w:r>
+          </w:p>
+          <w:p>
+            <w:pPr>
+              <w:pStyle w:val="a6"/>
+              <w:numPr>
+                <w:ilvl w:val="0"/>
+                <w:numId w:val="28"/>
+              </w:numPr>
+              <w:jc w:val="both"/>
+            </w:pPr>
+            <w:r>
+              <w:t xml:space="preserve">Также оптимизировал структуру заголовков (H1, H2), добавил </w:t>
+            </w:r>
+            <w:proofErr w:type="spellStart"/>
+            <w:r>
+              <w:t>alt</w:t>
+            </w:r>
+            <w:proofErr w:type="spellEnd"/>
+            <w:r>
+              <w:rPr>
+                <w:rFonts w:ascii="Cambria Math" w:hAnsi="Cambria Math" w:cs="Cambria Math"/>
+              </w:rPr>
+              <w:t>‑</w:t>
+            </w:r>
+            <w:r>
+              <w:rPr>
+                <w:rFonts w:cs="Calibri"/>
+              </w:rPr>
+              <w:t>теги</w:t>
+            </w:r>
+            <w:r>
+              <w:t xml:space="preserve"> </w:t>
+            </w:r>
+            <w:r>
+              <w:rPr>
+                <w:rFonts w:cs="Calibri"/>
+              </w:rPr>
+              <w:t>к</w:t>
+            </w:r>
+            <w:r>
+              <w:t xml:space="preserve"> </w:t>
+            </w:r>
+            <w:r>
+              <w:rPr>
+                <w:rFonts w:cs="Calibri"/>
+              </w:rPr>
+              <w:t>изображениям</w:t>
+            </w:r>
+            <w:r>
+              <w:t xml:space="preserve"> </w:t>
+            </w:r>
+            <w:r>
+              <w:rPr>
+                <w:rFonts w:cs="Calibri"/>
+              </w:rPr>
+              <w:t>и</w:t>
+            </w:r>
+            <w:r>
+              <w:t xml:space="preserve"> </w:t>
+            </w:r>
+            <w:r>
+              <w:rPr>
+                <w:rFonts w:cs="Calibri"/>
+              </w:rPr>
+              <w:t>проверил</w:t>
+            </w:r>
+            <w:r>
+              <w:t xml:space="preserve">, </w:t>
+            </w:r>
+            <w:r>
+              <w:rPr>
+                <w:rFonts w:cs="Calibri"/>
+              </w:rPr>
+              <w:t>чтобы</w:t>
+            </w:r>
+            <w:r>
+              <w:t xml:space="preserve"> URL</w:t>
+            </w:r>
+            <w:r>
+              <w:rPr>
+                <w:rFonts w:ascii="Cambria Math" w:hAnsi="Cambria Math" w:cs="Cambria Math"/>
+              </w:rPr>
+              <w:t>‑</w:t>
+            </w:r>
+            <w:r>
+              <w:rPr>
+                <w:rFonts w:cs="Calibri"/>
+              </w:rPr>
+              <w:t>адреса</w:t>
+            </w:r>
+            <w:r>
+              <w:t xml:space="preserve"> </w:t>
+            </w:r>
+            <w:r>
+              <w:rPr>
+                <w:rFonts w:cs="Calibri"/>
+              </w:rPr>
+              <w:t>были</w:t>
+            </w:r>
+            <w:r>
+              <w:t xml:space="preserve"> </w:t>
+            </w:r>
+            <w:proofErr w:type="spellStart"/>
+            <w:r>
+              <w:rPr>
+                <w:rFonts w:cs="Calibri"/>
+              </w:rPr>
+              <w:t>человекочитаемыми</w:t>
+            </w:r>
+            <w:proofErr w:type="spellEnd"/>
+            <w:r>
+              <w:t xml:space="preserve">. </w:t>
+            </w:r>
+            <w:r>
+              <w:rPr>
+                <w:rFonts w:cs="Calibri"/>
+              </w:rPr>
+              <w:t>Благодаря</w:t>
+            </w:r>
+            <w:r>
+              <w:t xml:space="preserve"> </w:t>
+            </w:r>
+            <w:r>
+              <w:rPr>
+                <w:rFonts w:cs="Calibri"/>
+              </w:rPr>
+              <w:t>автоматической</w:t>
+            </w:r>
+            <w:r>
+              <w:t xml:space="preserve"> </w:t>
+            </w:r>
+            <w:r>
+              <w:rPr>
+                <w:rFonts w:cs="Calibri"/>
+              </w:rPr>
+              <w:t>генерации</w:t>
+            </w:r>
+            <w:r>
+              <w:t xml:space="preserve"> </w:t>
+            </w:r>
+            <w:proofErr w:type="spellStart"/>
+            <w:r>
+              <w:t>slug</w:t>
+            </w:r>
+            <w:proofErr w:type="spellEnd"/>
+            <w:r>
+              <w:t xml:space="preserve"> </w:t>
+            </w:r>
+            <w:r>
+              <w:rPr>
+                <w:rFonts w:cs="Calibri"/>
+              </w:rPr>
+              <w:t>в</w:t>
+            </w:r>
+            <w:r>
+              <w:t xml:space="preserve"> </w:t>
+            </w:r>
+            <w:r>
+              <w:rPr>
+                <w:rFonts w:cs="Calibri"/>
+              </w:rPr>
+              <w:t>модели</w:t>
+            </w:r>
+            <w:r>
+              <w:t xml:space="preserve"> </w:t>
+            </w:r>
+            <w:r>
+              <w:rPr>
+                <w:rFonts w:cs="Calibri"/>
+              </w:rPr>
+              <w:t>сервисов</w:t>
+            </w:r>
+            <w:r>
+              <w:t xml:space="preserve"> URL</w:t>
+            </w:r>
+            <w:r>
+              <w:rPr>
+                <w:rFonts w:ascii="Cambria Math" w:hAnsi="Cambria Math" w:cs="Cambria Math"/>
+              </w:rPr>
+              <w:t>‑</w:t>
+            </w:r>
+            <w:r>
+              <w:rPr>
+                <w:rFonts w:cs="Calibri"/>
+              </w:rPr>
+              <w:t>ы</w:t>
+            </w:r>
+            <w:r>
+              <w:t xml:space="preserve"> </w:t>
+            </w:r>
+            <w:r>
+              <w:rPr>
+                <w:rFonts w:cs="Calibri"/>
+              </w:rPr>
+              <w:t>теперь</w:t>
+            </w:r>
+            <w:r>
+              <w:t xml:space="preserve"> </w:t>
+            </w:r>
+            <w:r>
+              <w:rPr>
+                <w:rFonts w:cs="Calibri"/>
+              </w:rPr>
+              <w:t>выглядят</w:t>
+            </w:r>
+            <w:r>
+              <w:t xml:space="preserve"> </w:t>
+            </w:r>
+            <w:r>
+              <w:rPr>
+                <w:rFonts w:cs="Calibri"/>
+              </w:rPr>
+              <w:t>корректно</w:t>
+            </w:r>
+            <w:r>
+              <w:t xml:space="preserve"> </w:t>
+            </w:r>
+            <w:r>
+              <w:rPr>
+                <w:rFonts w:cs="Calibri"/>
+              </w:rPr>
+              <w:t>и</w:t>
+            </w:r>
+            <w:r>
+              <w:t xml:space="preserve"> </w:t>
+            </w:r>
+            <w:r>
+              <w:rPr>
+                <w:rFonts w:cs="Calibri"/>
+              </w:rPr>
+              <w:t>б</w:t>
+            </w:r>
+            <w:r>
+              <w:t>ез ошибок.</w:t>
+            </w:r>
+          </w:p>
+          <w:p>
+            <w:pPr>
+              <w:pStyle w:val="a6"/>
+              <w:numPr>
+                <w:ilvl w:val="0"/>
+                <w:numId w:val="28"/>
+              </w:numPr>
+              <w:jc w:val="both"/>
+            </w:pPr>
+            <w:r>
+              <w:t>После SEO</w:t>
+            </w:r>
+            <w:r>
+              <w:rPr>
+                <w:rFonts w:ascii="Cambria Math" w:hAnsi="Cambria Math" w:cs="Cambria Math"/>
+              </w:rPr>
+              <w:t>‑</w:t>
+            </w:r>
+            <w:r>
+              <w:rPr>
+                <w:rFonts w:cs="Calibri"/>
+              </w:rPr>
+              <w:t>части</w:t>
+            </w:r>
+            <w:r>
+              <w:t xml:space="preserve"> </w:t>
+            </w:r>
+            <w:r>
+              <w:rPr>
+                <w:rFonts w:cs="Calibri"/>
+              </w:rPr>
+              <w:t>перешёл</w:t>
+            </w:r>
+            <w:r>
+              <w:t xml:space="preserve"> </w:t>
+            </w:r>
+            <w:r>
+              <w:rPr>
+                <w:rFonts w:cs="Calibri"/>
+              </w:rPr>
+              <w:t>к</w:t>
+            </w:r>
+            <w:r>
+              <w:t xml:space="preserve"> </w:t>
+            </w:r>
+            <w:r>
+              <w:rPr>
+                <w:rFonts w:cs="Calibri"/>
+              </w:rPr>
+              <w:t>мероприятиям</w:t>
+            </w:r>
+            <w:r>
+              <w:t xml:space="preserve"> </w:t>
+            </w:r>
+            <w:r>
+              <w:rPr>
+                <w:rFonts w:cs="Calibri"/>
+              </w:rPr>
+              <w:t>по</w:t>
+            </w:r>
+            <w:r>
+              <w:t xml:space="preserve"> </w:t>
+            </w:r>
+            <w:r>
+              <w:rPr>
+                <w:rFonts w:cs="Calibri"/>
+              </w:rPr>
+              <w:t>продвижению</w:t>
+            </w:r>
+            <w:r>
+              <w:t xml:space="preserve">. </w:t>
+            </w:r>
+            <w:r>
+              <w:rPr>
+                <w:rFonts w:cs="Calibri"/>
+              </w:rPr>
+              <w:t>Подготовил</w:t>
+            </w:r>
+            <w:r>
+              <w:t xml:space="preserve"> </w:t>
+            </w:r>
+            <w:r>
+              <w:rPr>
+                <w:rFonts w:cs="Calibri"/>
+              </w:rPr>
+              <w:t>сайт</w:t>
+            </w:r>
+            <w:r>
+              <w:t xml:space="preserve"> </w:t>
+            </w:r>
+            <w:r>
+              <w:rPr>
+                <w:rFonts w:cs="Calibri"/>
+              </w:rPr>
+              <w:t>к</w:t>
+            </w:r>
+            <w:r>
+              <w:t xml:space="preserve"> </w:t>
+            </w:r>
+            <w:r>
+              <w:rPr>
+                <w:rFonts w:cs="Calibri"/>
+              </w:rPr>
+              <w:t>индексации</w:t>
+            </w:r>
+            <w:r>
+              <w:t xml:space="preserve">: </w:t>
+            </w:r>
+            <w:r>
+              <w:rPr>
+                <w:rFonts w:cs="Calibri"/>
+              </w:rPr>
+              <w:t>проверил</w:t>
+            </w:r>
+            <w:r>
+              <w:t xml:space="preserve"> robots.txt, </w:t>
+            </w:r>
+            <w:r>
+              <w:rPr>
+                <w:rFonts w:cs="Calibri"/>
+              </w:rPr>
+              <w:t>добавил</w:t>
+            </w:r>
+            <w:r>
+              <w:t xml:space="preserve"> sitemap.xml </w:t>
+            </w:r>
+            <w:r>
+              <w:rPr>
+                <w:rFonts w:cs="Calibri"/>
+              </w:rPr>
+              <w:t>и</w:t>
+            </w:r>
+            <w:r>
+              <w:t xml:space="preserve"> </w:t>
+            </w:r>
+            <w:r>
+              <w:rPr>
+                <w:rFonts w:cs="Calibri"/>
+              </w:rPr>
+              <w:t>убедился</w:t>
+            </w:r>
+            <w:r>
+              <w:t xml:space="preserve">, </w:t>
+            </w:r>
+            <w:r>
+              <w:rPr>
+                <w:rFonts w:cs="Calibri"/>
+              </w:rPr>
+              <w:t>что</w:t>
+            </w:r>
+            <w:r>
+              <w:t xml:space="preserve"> </w:t>
+            </w:r>
+            <w:r>
+              <w:rPr>
+                <w:rFonts w:cs="Calibri"/>
+              </w:rPr>
+              <w:t>все</w:t>
+            </w:r>
+            <w:r>
+              <w:t xml:space="preserve"> </w:t>
+            </w:r>
+            <w:r>
+              <w:rPr>
+                <w:rFonts w:cs="Calibri"/>
+              </w:rPr>
+              <w:t>важные</w:t>
+            </w:r>
+            <w:r>
+              <w:t xml:space="preserve"> </w:t>
+            </w:r>
+            <w:r>
+              <w:rPr>
+                <w:rFonts w:cs="Calibri"/>
+              </w:rPr>
+              <w:t>страницы</w:t>
+            </w:r>
+            <w:r>
+              <w:t xml:space="preserve"> </w:t>
+            </w:r>
+            <w:r>
+              <w:rPr>
+                <w:rFonts w:cs="Calibri"/>
+              </w:rPr>
+              <w:t>доступны</w:t>
+            </w:r>
+            <w:r>
+              <w:t xml:space="preserve"> </w:t>
+            </w:r>
+            <w:r>
+              <w:rPr>
+                <w:rFonts w:cs="Calibri"/>
+              </w:rPr>
+              <w:t>для</w:t>
+            </w:r>
+            <w:r>
+              <w:t xml:space="preserve"> </w:t>
+            </w:r>
+            <w:r>
+              <w:rPr>
+                <w:rFonts w:cs="Calibri"/>
+              </w:rPr>
+              <w:t>поисковиков</w:t>
+            </w:r>
+            <w:r>
+              <w:t xml:space="preserve">. </w:t>
+            </w:r>
+            <w:r>
+              <w:rPr>
+                <w:rFonts w:cs="Calibri"/>
+              </w:rPr>
+              <w:t>Настроил</w:t>
+            </w:r>
+            <w:r>
+              <w:t xml:space="preserve"> </w:t>
+            </w:r>
+            <w:r>
+              <w:rPr>
+                <w:rFonts w:cs="Calibri"/>
+              </w:rPr>
+              <w:t>корректные</w:t>
+            </w:r>
+            <w:r>
+              <w:t xml:space="preserve"> </w:t>
+            </w:r>
+            <w:r>
+              <w:rPr>
+                <w:rFonts w:cs="Calibri"/>
+              </w:rPr>
+              <w:t>ссылки</w:t>
+            </w:r>
+            <w:r>
+              <w:t xml:space="preserve"> </w:t>
+            </w:r>
+            <w:r>
+              <w:rPr>
+                <w:rFonts w:cs="Calibri"/>
+              </w:rPr>
+              <w:t>на</w:t>
+            </w:r>
+            <w:r>
+              <w:t xml:space="preserve"> </w:t>
+            </w:r>
+            <w:proofErr w:type="spellStart"/>
+            <w:r>
+              <w:rPr>
+                <w:rFonts w:cs="Calibri"/>
+              </w:rPr>
+              <w:t>соцсети</w:t>
+            </w:r>
+            <w:proofErr w:type="spellEnd"/>
+            <w:r>
+              <w:t xml:space="preserve"> </w:t>
+            </w:r>
+            <w:r>
+              <w:rPr>
+                <w:rFonts w:cs="Calibri"/>
+              </w:rPr>
+              <w:t>в</w:t>
+            </w:r>
+            <w:r>
+              <w:t xml:space="preserve"> </w:t>
+            </w:r>
+            <w:r>
+              <w:rPr>
+                <w:rFonts w:cs="Calibri"/>
+              </w:rPr>
+              <w:t>футере</w:t>
+            </w:r>
+            <w:r>
+              <w:t xml:space="preserve">, </w:t>
+            </w:r>
+            <w:r>
+              <w:rPr>
+                <w:rFonts w:cs="Calibri"/>
+              </w:rPr>
+              <w:t>чтобы</w:t>
+            </w:r>
+            <w:r>
+              <w:t xml:space="preserve"> </w:t>
+            </w:r>
+            <w:r>
+              <w:rPr>
+                <w:rFonts w:cs="Calibri"/>
+              </w:rPr>
+              <w:t>повысить</w:t>
+            </w:r>
+            <w:r>
+              <w:t xml:space="preserve"> </w:t>
+            </w:r>
+            <w:r>
+              <w:rPr>
+                <w:rFonts w:cs="Calibri"/>
+              </w:rPr>
+              <w:t>довер</w:t>
+            </w:r>
+            <w:r>
+              <w:t>ие и улучшить поведенческие факторы.</w:t>
+            </w:r>
+          </w:p>
+          <w:p>
+            <w:pPr>
+              <w:pStyle w:val="a6"/>
+              <w:numPr>
+                <w:ilvl w:val="0"/>
+                <w:numId w:val="28"/>
+              </w:numPr>
+              <w:jc w:val="both"/>
+              <w:rPr>
+                <w:rFonts w:ascii="Times New Roman" w:eastAsia="Times New Roman" w:hAnsi="Times New Roman"/>
+                <w:sz w:val="24"/>
+                <w:szCs w:val="24"/>
+              </w:rPr>
+            </w:pPr>
+            <w:r>
+              <w:t xml:space="preserve">Также добавил форму подписки на новости и возможность пользователям получать уведомления — это помогает удерживать аудиторию и повышает активность на сайте. Проверил скорость загрузки страниц через </w:t>
+            </w:r>
+            <w:proofErr w:type="spellStart"/>
+            <w:r>
+              <w:t>Lighthouse</w:t>
+            </w:r>
+            <w:proofErr w:type="spellEnd"/>
+            <w:r>
+              <w:t>: показатели хорошие, но отметил, что позже нужно оптимизировать изображения для ещё лучшего результата.</w:t>
+            </w:r>
           </w:p>
         </w:tc>
         <w:tc>
@@ -4806,7 +9224,48 @@
           </w:p>
         </w:tc>
       </w:tr>
+    </w:tbl>
+    <w:p>
+      <w:pPr>
+        <w:widowControl w:val="0"/>
+        <w:suppressAutoHyphens/>
+        <w:jc w:val="center"/>
+        <w:rPr>
+          <w:rFonts w:ascii="Times New Roman" w:eastAsia="Times New Roman" w:hAnsi="Times New Roman"/>
+          <w:b/>
+          <w:sz w:val="24"/>
+          <w:szCs w:val="24"/>
+        </w:rPr>
+        <w:sectPr>
+          <w:pgSz w:w="11906" w:h="16838"/>
+          <w:pgMar w:top="1134" w:right="850" w:bottom="1134" w:left="1701" w:header="0" w:footer="708" w:gutter="0"/>
+          <w:cols w:space="708"/>
+          <w:docGrid w:linePitch="360"/>
+        </w:sectPr>
+      </w:pPr>
+    </w:p>
+    <w:tbl>
+      <w:tblPr>
+        <w:tblW w:w="9464" w:type="dxa"/>
+        <w:tblBorders>
+          <w:top w:val="single" w:sz="4" w:space="0" w:color="auto"/>
+          <w:left w:val="single" w:sz="4" w:space="0" w:color="auto"/>
+          <w:bottom w:val="single" w:sz="4" w:space="0" w:color="auto"/>
+          <w:right w:val="single" w:sz="4" w:space="0" w:color="auto"/>
+          <w:insideH w:val="single" w:sz="4" w:space="0" w:color="auto"/>
+          <w:insideV w:val="single" w:sz="4" w:space="0" w:color="auto"/>
+        </w:tblBorders>
+        <w:tblLook w:val="04A0" w:firstRow="1" w:lastRow="0" w:firstColumn="1" w:lastColumn="0" w:noHBand="0" w:noVBand="1"/>
+      </w:tblPr>
+      <w:tblGrid>
+        <w:gridCol w:w="1526"/>
+        <w:gridCol w:w="6096"/>
+        <w:gridCol w:w="1842"/>
+      </w:tblGrid>
       <w:tr>
+        <w:trPr>
+          <w:trHeight w:val="14591"/>
+        </w:trPr>
         <w:tc>
           <w:tcPr>
             <w:tcW w:w="1526" w:type="dxa"/>
@@ -4824,6 +9283,32 @@
                 <w:szCs w:val="24"/>
               </w:rPr>
             </w:pPr>
+            <w:r>
+              <w:rPr>
+                <w:rFonts w:ascii="Times New Roman" w:hAnsi="Times New Roman"/>
+                <w:sz w:val="24"/>
+                <w:szCs w:val="24"/>
+              </w:rPr>
+              <w:lastRenderedPageBreak/>
+              <w:t>2</w:t>
+            </w:r>
+            <w:r>
+              <w:rPr>
+                <w:rFonts w:ascii="Times New Roman" w:hAnsi="Times New Roman"/>
+                <w:sz w:val="24"/>
+                <w:szCs w:val="24"/>
+              </w:rPr>
+              <w:t>3</w:t>
+            </w:r>
+            <w:r>
+              <w:rPr>
+                <w:rFonts w:ascii="Times New Roman" w:hAnsi="Times New Roman"/>
+                <w:sz w:val="24"/>
+                <w:szCs w:val="24"/>
+                <w:lang w:val="en-US"/>
+              </w:rPr>
+              <w:t>.05.2025</w:t>
+            </w:r>
           </w:p>
         </w:tc>
         <w:tc>
@@ -4833,6 +9318,204 @@
           </w:tcPr>
           <w:p>
             <w:pPr>
+              <w:pStyle w:val="a6"/>
+              <w:numPr>
+                <w:ilvl w:val="0"/>
+                <w:numId w:val="30"/>
+              </w:numPr>
+              <w:jc w:val="both"/>
+              <w:rPr>
+                <w:rFonts w:ascii="Times New Roman" w:eastAsia="Times New Roman" w:hAnsi="Times New Roman"/>
+                <w:sz w:val="24"/>
+                <w:szCs w:val="24"/>
+              </w:rPr>
+            </w:pPr>
+            <w:r>
+              <w:rPr>
+                <w:rFonts w:ascii="Times New Roman" w:eastAsia="Times New Roman" w:hAnsi="Times New Roman"/>
+                <w:sz w:val="24"/>
+                <w:szCs w:val="24"/>
+              </w:rPr>
+              <w:t>Сегодня состоялась защита моего проекта по практике. Я представил полностью готовый сайт «Услуги дезинфекции», рассказал о его структуре, функционале и этапах разработки. Показал, как работает пользовательская часть: главная страница, услуги, оформление заявки, регистрация, авторизация и личный кабинет. Затем продемонстрировал административную панель — управление услугами, заказами, пользователями, статьями и отзывами.</w:t>
+            </w:r>
+          </w:p>
+          <w:p>
+            <w:pPr>
+              <w:pStyle w:val="a6"/>
+              <w:numPr>
+                <w:ilvl w:val="0"/>
+                <w:numId w:val="30"/>
+              </w:numPr>
+              <w:jc w:val="both"/>
+              <w:rPr>
+                <w:rFonts w:ascii="Times New Roman" w:eastAsia="Times New Roman" w:hAnsi="Times New Roman"/>
+                <w:sz w:val="24"/>
+                <w:szCs w:val="24"/>
+              </w:rPr>
+            </w:pPr>
+            <w:r>
+              <w:rPr>
+                <w:rFonts w:ascii="Times New Roman" w:eastAsia="Times New Roman" w:hAnsi="Times New Roman"/>
+                <w:sz w:val="24"/>
+                <w:szCs w:val="24"/>
+              </w:rPr>
+              <w:t xml:space="preserve">Отдельно рассказал о том, как мы с </w:t>
+            </w:r>
+            <w:proofErr w:type="spellStart"/>
+            <w:r>
+              <w:rPr>
+                <w:rFonts w:ascii="Times New Roman" w:eastAsia="Times New Roman" w:hAnsi="Times New Roman"/>
+                <w:sz w:val="24"/>
+                <w:szCs w:val="24"/>
+              </w:rPr>
+              <w:t>одногруппником</w:t>
+            </w:r>
+            <w:proofErr w:type="spellEnd"/>
+            <w:r>
+              <w:rPr>
+                <w:rFonts w:ascii="Times New Roman" w:eastAsia="Times New Roman" w:hAnsi="Times New Roman"/>
+                <w:sz w:val="24"/>
+                <w:szCs w:val="24"/>
+              </w:rPr>
+              <w:t xml:space="preserve"> распределяли задачи, как решали проблемы с </w:t>
+            </w:r>
+            <w:proofErr w:type="spellStart"/>
+            <w:r>
+              <w:rPr>
+                <w:rFonts w:ascii="Times New Roman" w:eastAsia="Times New Roman" w:hAnsi="Times New Roman"/>
+                <w:sz w:val="24"/>
+                <w:szCs w:val="24"/>
+              </w:rPr>
+              <w:t>симлинками</w:t>
+            </w:r>
+            <w:proofErr w:type="spellEnd"/>
+            <w:r>
+              <w:rPr>
+                <w:rFonts w:ascii="Times New Roman" w:eastAsia="Times New Roman" w:hAnsi="Times New Roman"/>
+                <w:sz w:val="24"/>
+                <w:szCs w:val="24"/>
+              </w:rPr>
+              <w:t xml:space="preserve"> на хостинге и почему создали отдельную ветку для </w:t>
+            </w:r>
+            <w:proofErr w:type="spellStart"/>
+            <w:r>
+              <w:rPr>
+                <w:rFonts w:ascii="Times New Roman" w:eastAsia="Times New Roman" w:hAnsi="Times New Roman"/>
+                <w:sz w:val="24"/>
+                <w:szCs w:val="24"/>
+              </w:rPr>
+              <w:t>деплоя</w:t>
+            </w:r>
+            <w:proofErr w:type="spellEnd"/>
+            <w:r>
+              <w:rPr>
+                <w:rFonts w:ascii="Times New Roman" w:eastAsia="Times New Roman" w:hAnsi="Times New Roman"/>
+                <w:sz w:val="24"/>
+                <w:szCs w:val="24"/>
+              </w:rPr>
+              <w:t>. Показал статистику работы сайта, результаты тестирования производительности и объяснил, какие улучшения были внесены для SEO и продвижения.</w:t>
+            </w:r>
+          </w:p>
+          <w:p>
+            <w:pPr>
+              <w:pStyle w:val="a6"/>
+              <w:numPr>
+                <w:ilvl w:val="0"/>
+                <w:numId w:val="30"/>
+              </w:numPr>
+              <w:jc w:val="both"/>
+              <w:rPr>
+                <w:rFonts w:ascii="Times New Roman" w:eastAsia="Times New Roman" w:hAnsi="Times New Roman"/>
+                <w:sz w:val="24"/>
+                <w:szCs w:val="24"/>
+              </w:rPr>
+            </w:pPr>
+            <w:r>
+              <w:rPr>
+                <w:rFonts w:ascii="Times New Roman" w:eastAsia="Times New Roman" w:hAnsi="Times New Roman"/>
+                <w:sz w:val="24"/>
+                <w:szCs w:val="24"/>
+              </w:rPr>
+              <w:t xml:space="preserve">Также отметил, какие меры безопасности были реализованы: защита маршрутов, </w:t>
+            </w:r>
+            <w:proofErr w:type="spellStart"/>
+            <w:r>
+              <w:rPr>
+                <w:rFonts w:ascii="Times New Roman" w:eastAsia="Times New Roman" w:hAnsi="Times New Roman"/>
+                <w:sz w:val="24"/>
+                <w:szCs w:val="24"/>
+              </w:rPr>
+              <w:t>валидация</w:t>
+            </w:r>
+            <w:proofErr w:type="spellEnd"/>
+            <w:r>
+              <w:rPr>
+                <w:rFonts w:ascii="Times New Roman" w:eastAsia="Times New Roman" w:hAnsi="Times New Roman"/>
+                <w:sz w:val="24"/>
+                <w:szCs w:val="24"/>
+              </w:rPr>
+              <w:t xml:space="preserve"> данных, CSRF‑</w:t>
+            </w:r>
+            <w:proofErr w:type="spellStart"/>
+            <w:r>
+              <w:rPr>
+                <w:rFonts w:ascii="Times New Roman" w:eastAsia="Times New Roman" w:hAnsi="Times New Roman"/>
+                <w:sz w:val="24"/>
+                <w:szCs w:val="24"/>
+              </w:rPr>
+              <w:t>токены</w:t>
+            </w:r>
+            <w:proofErr w:type="spellEnd"/>
+            <w:r>
+              <w:rPr>
+                <w:rFonts w:ascii="Times New Roman" w:eastAsia="Times New Roman" w:hAnsi="Times New Roman"/>
+                <w:sz w:val="24"/>
+                <w:szCs w:val="24"/>
+              </w:rPr>
+              <w:t xml:space="preserve">, ограничения на загрузку файлов и автоматическая генерация </w:t>
+            </w:r>
+            <w:proofErr w:type="spellStart"/>
+            <w:r>
+              <w:rPr>
+                <w:rFonts w:ascii="Times New Roman" w:eastAsia="Times New Roman" w:hAnsi="Times New Roman"/>
+                <w:sz w:val="24"/>
+                <w:szCs w:val="24"/>
+              </w:rPr>
+              <w:t>slug</w:t>
+            </w:r>
+            <w:proofErr w:type="spellEnd"/>
+            <w:r>
+              <w:rPr>
+                <w:rFonts w:ascii="Times New Roman" w:eastAsia="Times New Roman" w:hAnsi="Times New Roman"/>
+                <w:sz w:val="24"/>
+                <w:szCs w:val="24"/>
+              </w:rPr>
+              <w:t xml:space="preserve">. На защите продемонстрировал, что сайт стабильно работает на хостинге </w:t>
+            </w:r>
+            <w:proofErr w:type="spellStart"/>
+            <w:r>
+              <w:rPr>
+                <w:rFonts w:ascii="Times New Roman" w:eastAsia="Times New Roman" w:hAnsi="Times New Roman"/>
+                <w:sz w:val="24"/>
+                <w:szCs w:val="24"/>
+              </w:rPr>
+              <w:t>Timeweb</w:t>
+            </w:r>
+            <w:proofErr w:type="spellEnd"/>
+            <w:r>
+              <w:rPr>
+                <w:rFonts w:ascii="Times New Roman" w:eastAsia="Times New Roman" w:hAnsi="Times New Roman"/>
+                <w:sz w:val="24"/>
+                <w:szCs w:val="24"/>
+              </w:rPr>
+              <w:t>, быстро загружается и корректно отображает все страницы.</w:t>
+            </w:r>
+            <w:r>
+              <w:t xml:space="preserve"> </w:t>
+            </w:r>
+          </w:p>
+          <w:p>
+            <w:pPr>
               <w:widowControl w:val="0"/>
               <w:suppressAutoHyphens/>
               <w:jc w:val="center"/>
@@ -4843,6 +9526,49 @@
                 <w:szCs w:val="24"/>
               </w:rPr>
             </w:pPr>
+            <w:r>
+              <w:rPr>
+                <w:rFonts w:ascii="Times New Roman" w:eastAsia="Times New Roman" w:hAnsi="Times New Roman"/>
+                <w:b/>
+                <w:sz w:val="24"/>
+                <w:szCs w:val="24"/>
+              </w:rPr>
+              <w:drawing>
+                <wp:inline distT="0" distB="0" distL="0" distR="0" wp14:anchorId="4C595C18" wp14:editId="1B2EDC50">
+                  <wp:extent cx="3080267" cy="1678918"/>
+                  <wp:effectExtent l="0" t="0" r="6350" b="0"/>
+                  <wp:docPr id="10" name="Рисунок 10"/>
+                  <wp:cNvGraphicFramePr>
+                    <a:graphicFrameLocks xmlns:a="http://schemas.openxmlformats.org/drawingml/2006/main" noChangeAspect="1"/>
+                  </wp:cNvGraphicFramePr>
+                  <a:graphic xmlns:a="http://schemas.openxmlformats.org/drawingml/2006/main">
+                    <a:graphicData uri="http://schemas.openxmlformats.org/drawingml/2006/picture">
+                      <pic:pic xmlns:pic="http://schemas.openxmlformats.org/drawingml/2006/picture">
+                        <pic:nvPicPr>
+                          <pic:cNvPr id="1" name=""/>
+                          <pic:cNvPicPr/>
+                        </pic:nvPicPr>
+                        <pic:blipFill>
+                          <a:blip r:embed="rId15"/>
+                          <a:stretch>
+                            <a:fillRect/>
+                          </a:stretch>
+                        </pic:blipFill>
+                        <pic:spPr>
+                          <a:xfrm>
+                            <a:off x="0" y="0"/>
+                            <a:ext cx="3139042" cy="1710954"/>
+                          </a:xfrm>
+                          <a:prstGeom prst="rect">
+                            <a:avLst/>
+                          </a:prstGeom>
+                        </pic:spPr>
+                      </pic:pic>
+                    </a:graphicData>
+                  </a:graphic>
+                </wp:inline>
+              </w:drawing>
+            </w:r>
           </w:p>
         </w:tc>
         <w:tc>
@@ -4864,66 +9590,46 @@
             </w:pPr>
           </w:p>
         </w:tc>
+        <w:bookmarkStart w:id="0" w:name="_GoBack"/>
+        <w:bookmarkEnd w:id="0"/>
       </w:tr>
-      <w:tr>
-        <w:tc>
-          <w:tcPr>
-            <w:tcW w:w="1526" w:type="dxa"/>
-            <w:shd w:val="clear" w:color="auto" w:fill="auto"/>
-          </w:tcPr>
-          <w:p>
-            <w:pPr>
-              <w:widowControl w:val="0"/>
-              <w:suppressAutoHyphens/>
-              <w:jc w:val="center"/>
-              <w:rPr>
-                <w:rFonts w:ascii="Times New Roman" w:eastAsia="Times New Roman" w:hAnsi="Times New Roman"/>
-                <w:b/>
-                <w:sz w:val="24"/>
-                <w:szCs w:val="24"/>
-              </w:rPr>
-            </w:pPr>
-          </w:p>
-        </w:tc>
-        <w:tc>
-          <w:tcPr>
-            <w:tcW w:w="6096" w:type="dxa"/>
-            <w:shd w:val="clear" w:color="auto" w:fill="auto"/>
-          </w:tcPr>
-          <w:p>
-            <w:pPr>
-              <w:widowControl w:val="0"/>
-              <w:suppressAutoHyphens/>
-              <w:jc w:val="center"/>
-              <w:rPr>
-                <w:rFonts w:ascii="Times New Roman" w:eastAsia="Times New Roman" w:hAnsi="Times New Roman"/>
-                <w:b/>
-                <w:sz w:val="24"/>
-                <w:szCs w:val="24"/>
-              </w:rPr>
-            </w:pPr>
-          </w:p>
-        </w:tc>
-        <w:tc>
-          <w:tcPr>
-            <w:tcW w:w="1842" w:type="dxa"/>
-            <w:shd w:val="clear" w:color="auto" w:fill="auto"/>
-          </w:tcPr>
-          <w:p>
-            <w:pPr>
-              <w:widowControl w:val="0"/>
-              <w:suppressAutoHyphens/>
-              <w:jc w:val="center"/>
-              <w:rPr>
-                <w:rFonts w:ascii="Times New Roman" w:eastAsia="Times New Roman" w:hAnsi="Times New Roman"/>
-                <w:b/>
-                <w:sz w:val="24"/>
-                <w:szCs w:val="24"/>
-              </w:rPr>
-            </w:pPr>
-          </w:p>
-        </w:tc>
-      </w:tr>
+    </w:tbl>
+    <w:p>
+      <w:pPr>
+        <w:widowControl w:val="0"/>
+        <w:suppressAutoHyphens/>
+        <w:rPr>
+          <w:rFonts w:ascii="Times New Roman" w:eastAsia="Times New Roman" w:hAnsi="Times New Roman"/>
+          <w:b/>
+          <w:sz w:val="24"/>
+          <w:szCs w:val="24"/>
+        </w:rPr>
+        <w:sectPr>
+          <w:pgSz w:w="11906" w:h="16838"/>
+          <w:pgMar w:top="1134" w:right="850" w:bottom="1134" w:left="1701" w:header="0" w:footer="708" w:gutter="0"/>
+          <w:cols w:space="708"/>
+          <w:docGrid w:linePitch="360"/>
+        </w:sectPr>
+      </w:pPr>
+    </w:p>
+    <w:tbl>
+      <w:tblPr>
+        <w:tblW w:w="9464" w:type="dxa"/>
+        <w:tblBorders>
+          <w:top w:val="single" w:sz="4" w:space="0" w:color="auto"/>
+          <w:left w:val="single" w:sz="4" w:space="0" w:color="auto"/>
+          <w:bottom w:val="single" w:sz="4" w:space="0" w:color="auto"/>
+          <w:right w:val="single" w:sz="4" w:space="0" w:color="auto"/>
+          <w:insideH w:val="single" w:sz="4" w:space="0" w:color="auto"/>
+          <w:insideV w:val="single" w:sz="4" w:space="0" w:color="auto"/>
+        </w:tblBorders>
+        <w:tblLook w:val="04A0" w:firstRow="1" w:lastRow="0" w:firstColumn="1" w:lastColumn="0" w:noHBand="0" w:noVBand="1"/>
+      </w:tblPr>
+      <w:tblGrid>
+        <w:gridCol w:w="1526"/>
+        <w:gridCol w:w="6096"/>
+        <w:gridCol w:w="1842"/>
+      </w:tblGrid>
       <w:tr>
         <w:tc>
           <w:tcPr>
@@ -5842,8 +10548,6 @@
           <w:lang w:val="en-US"/>
         </w:rPr>
       </w:pPr>
-      <w:bookmarkStart w:id="0" w:name="_GoBack"/>
-      <w:bookmarkEnd w:id="0"/>
     </w:p>
     <w:sectPr>
       <w:pgSz w:w="11906" w:h="16838"/>
@@ -5987,6 +10691,119 @@
 <file path=word/numbering.xml><?xml version="1.0" encoding="utf-8"?>
 <w:numbering xmlns:wpc="http://schemas.microsoft.com/office/word/2010/wordprocessingCanvas" xmlns:cx="http://schemas.microsoft.com/office/drawing/2014/chartex" xmlns:cx1="http://schemas.microsoft.com/office/drawing/2015/9/8/chartex" xmlns:mc="http://schemas.openxmlformats.org/markup-compatibility/2006" xmlns:o="urn:schemas-microsoft-com:office:office" xmlns:r="http://schemas.openxmlformats.org/officeDocument/2006/relationships" xmlns:m="http://schemas.openxmlformats.org/officeDocument/2006/math" xmlns:v="urn:schemas-microsoft-com:vml" xmlns:wp14="http://schemas.microsoft.com/office/word/2010/wordprocessingDrawing" xmlns:wp="http://schemas.openxmlformats.org/drawingml/2006/wordprocessingDrawing" xmlns:w10="urn:schemas-microsoft-com:office:word" xmlns:w="http://schemas.openxmlformats.org/wordprocessingml/2006/main" xmlns:w14="http://schemas.microsoft.com/office/word/2010/wordml" xmlns:w15="http://schemas.microsoft.com/office/word/2012/wordml" xmlns:w16se="http://schemas.microsoft.com/office/word/2015/wordml/symex" xmlns:wpg="http://schemas.microsoft.com/office/word/2010/wordprocessingGroup" xmlns:wpi="http://schemas.microsoft.com/office/word/2010/wordprocessingInk" xmlns:wne="http://schemas.microsoft.com/office/word/2006/wordml" xmlns:wps="http://schemas.microsoft.com/office/word/2010/wordprocessingShape" mc:Ignorable="w14 w15 w16se wp14">
   <w:abstractNum w:abstractNumId="0" w15:restartNumberingAfterBreak="0">
+    <w:nsid w:val="0B753FB6"/>
+    <w:multiLevelType w:val="multilevel"/>
+    <w:tmpl w:val="D03E7BC8"/>
+    <w:lvl w:ilvl="0">
+      <w:start w:val="1"/>
+      <w:numFmt w:val="decimal"/>
+      <w:lvlText w:val="%1."/>
+      <w:lvlJc w:val="left"/>
+      <w:pPr>
+        <w:tabs>
+          <w:tab w:val="num" w:pos="720"/>
+        </w:tabs>
+        <w:ind w:left="720" w:hanging="360"/>
+      </w:pPr>
+    </w:lvl>
+    <w:lvl w:ilvl="1" w:tentative="1">
+      <w:start w:val="1"/>
+      <w:numFmt w:val="decimal"/>
+      <w:lvlText w:val="%2."/>
+      <w:lvlJc w:val="left"/>
+      <w:pPr>
+        <w:tabs>
+          <w:tab w:val="num" w:pos="1440"/>
+        </w:tabs>
+        <w:ind w:left="1440" w:hanging="360"/>
+      </w:pPr>
+    </w:lvl>
+    <w:lvl w:ilvl="2" w:tentative="1">
+      <w:start w:val="1"/>
+      <w:numFmt w:val="decimal"/>
+      <w:lvlText w:val="%3."/>
+      <w:lvlJc w:val="left"/>
+      <w:pPr>
+        <w:tabs>
+          <w:tab w:val="num" w:pos="2160"/>
+        </w:tabs>
+        <w:ind w:left="2160" w:hanging="360"/>
+      </w:pPr>
+    </w:lvl>
+    <w:lvl w:ilvl="3" w:tentative="1">
+      <w:start w:val="1"/>
+      <w:numFmt w:val="decimal"/>
+      <w:lvlText w:val="%4."/>
+      <w:lvlJc w:val="left"/>
+      <w:pPr>
+        <w:tabs>
+          <w:tab w:val="num" w:pos="2880"/>
+        </w:tabs>
+        <w:ind w:left="2880" w:hanging="360"/>
+      </w:pPr>
+    </w:lvl>
+    <w:lvl w:ilvl="4" w:tentative="1">
+      <w:start w:val="1"/>
+      <w:numFmt w:val="decimal"/>
+      <w:lvlText w:val="%5."/>
+      <w:lvlJc w:val="left"/>
+      <w:pPr>
+        <w:tabs>
+          <w:tab w:val="num" w:pos="3600"/>
+        </w:tabs>
+        <w:ind w:left="3600" w:hanging="360"/>
+      </w:pPr>
+    </w:lvl>
+    <w:lvl w:ilvl="5" w:tentative="1">
+      <w:start w:val="1"/>
+      <w:numFmt w:val="decimal"/>
+      <w:lvlText w:val="%6."/>
+      <w:lvlJc w:val="left"/>
+      <w:pPr>
+        <w:tabs>
+          <w:tab w:val="num" w:pos="4320"/>
+        </w:tabs>
+        <w:ind w:left="4320" w:hanging="360"/>
+      </w:pPr>
+    </w:lvl>
+    <w:lvl w:ilvl="6" w:tentative="1">
+      <w:start w:val="1"/>
+      <w:numFmt w:val="decimal"/>
+      <w:lvlText w:val="%7."/>
+      <w:lvlJc w:val="left"/>
+      <w:pPr>
+        <w:tabs>
+          <w:tab w:val="num" w:pos="5040"/>
+        </w:tabs>
+        <w:ind w:left="5040" w:hanging="360"/>
+      </w:pPr>
+    </w:lvl>
+    <w:lvl w:ilvl="7" w:tentative="1">
+      <w:start w:val="1"/>
+      <w:numFmt w:val="decimal"/>
+      <w:lvlText w:val="%8."/>
+      <w:lvlJc w:val="left"/>
+      <w:pPr>
+        <w:tabs>
+          <w:tab w:val="num" w:pos="5760"/>
+        </w:tabs>
+        <w:ind w:left="5760" w:hanging="360"/>
+      </w:pPr>
+    </w:lvl>
+    <w:lvl w:ilvl="8" w:tentative="1">
+      <w:start w:val="1"/>
+      <w:numFmt w:val="decimal"/>
+      <w:lvlText w:val="%9."/>
+      <w:lvlJc w:val="left"/>
+      <w:pPr>
+        <w:tabs>
+          <w:tab w:val="num" w:pos="6480"/>
+        </w:tabs>
+        <w:ind w:left="6480" w:hanging="360"/>
+      </w:pPr>
+    </w:lvl>
+  </w:abstractNum>
+  <w:abstractNum w:abstractNumId="1" w15:restartNumberingAfterBreak="0">
     <w:nsid w:val="0B8E03CF"/>
     <w:multiLevelType w:val="multilevel"/>
     <w:tmpl w:val="D03E7BC8"/>
@@ -6099,7 +10916,7 @@
       </w:pPr>
     </w:lvl>
   </w:abstractNum>
-  <w:abstractNum w:abstractNumId="1" w15:restartNumberingAfterBreak="0">
+  <w:abstractNum w:abstractNumId="2" w15:restartNumberingAfterBreak="0">
     <w:nsid w:val="15BD1761"/>
     <w:multiLevelType w:val="multilevel"/>
     <w:tmpl w:val="D03E7BC8"/>
@@ -6212,7 +11029,7 @@
       </w:pPr>
     </w:lvl>
   </w:abstractNum>
-  <w:abstractNum w:abstractNumId="2" w15:restartNumberingAfterBreak="0">
+  <w:abstractNum w:abstractNumId="3" w15:restartNumberingAfterBreak="0">
     <w:nsid w:val="17E73EE2"/>
     <w:multiLevelType w:val="multilevel"/>
     <w:tmpl w:val="39DC2546"/>
@@ -6361,7 +11178,233 @@
       </w:rPr>
     </w:lvl>
   </w:abstractNum>
-  <w:abstractNum w:abstractNumId="3" w15:restartNumberingAfterBreak="0">
+  <w:abstractNum w:abstractNumId="4" w15:restartNumberingAfterBreak="0">
+    <w:nsid w:val="1CA6337E"/>
+    <w:multiLevelType w:val="multilevel"/>
+    <w:tmpl w:val="D03E7BC8"/>
+    <w:lvl w:ilvl="0">
+      <w:start w:val="1"/>
+      <w:numFmt w:val="decimal"/>
+      <w:lvlText w:val="%1."/>
+      <w:lvlJc w:val="left"/>
+      <w:pPr>
+        <w:tabs>
+          <w:tab w:val="num" w:pos="720"/>
+        </w:tabs>
+        <w:ind w:left="720" w:hanging="360"/>
+      </w:pPr>
+    </w:lvl>
+    <w:lvl w:ilvl="1" w:tentative="1">
+      <w:start w:val="1"/>
+      <w:numFmt w:val="decimal"/>
+      <w:lvlText w:val="%2."/>
+      <w:lvlJc w:val="left"/>
+      <w:pPr>
+        <w:tabs>
+          <w:tab w:val="num" w:pos="1440"/>
+        </w:tabs>
+        <w:ind w:left="1440" w:hanging="360"/>
+      </w:pPr>
+    </w:lvl>
+    <w:lvl w:ilvl="2" w:tentative="1">
+      <w:start w:val="1"/>
+      <w:numFmt w:val="decimal"/>
+      <w:lvlText w:val="%3."/>
+      <w:lvlJc w:val="left"/>
+      <w:pPr>
+        <w:tabs>
+          <w:tab w:val="num" w:pos="2160"/>
+        </w:tabs>
+        <w:ind w:left="2160" w:hanging="360"/>
+      </w:pPr>
+    </w:lvl>
+    <w:lvl w:ilvl="3" w:tentative="1">
+      <w:start w:val="1"/>
+      <w:numFmt w:val="decimal"/>
+      <w:lvlText w:val="%4."/>
+      <w:lvlJc w:val="left"/>
+      <w:pPr>
+        <w:tabs>
+          <w:tab w:val="num" w:pos="2880"/>
+        </w:tabs>
+        <w:ind w:left="2880" w:hanging="360"/>
+      </w:pPr>
+    </w:lvl>
+    <w:lvl w:ilvl="4" w:tentative="1">
+      <w:start w:val="1"/>
+      <w:numFmt w:val="decimal"/>
+      <w:lvlText w:val="%5."/>
+      <w:lvlJc w:val="left"/>
+      <w:pPr>
+        <w:tabs>
+          <w:tab w:val="num" w:pos="3600"/>
+        </w:tabs>
+        <w:ind w:left="3600" w:hanging="360"/>
+      </w:pPr>
+    </w:lvl>
+    <w:lvl w:ilvl="5" w:tentative="1">
+      <w:start w:val="1"/>
+      <w:numFmt w:val="decimal"/>
+      <w:lvlText w:val="%6."/>
+      <w:lvlJc w:val="left"/>
+      <w:pPr>
+        <w:tabs>
+          <w:tab w:val="num" w:pos="4320"/>
+        </w:tabs>
+        <w:ind w:left="4320" w:hanging="360"/>
+      </w:pPr>
+    </w:lvl>
+    <w:lvl w:ilvl="6" w:tentative="1">
+      <w:start w:val="1"/>
+      <w:numFmt w:val="decimal"/>
+      <w:lvlText w:val="%7."/>
+      <w:lvlJc w:val="left"/>
+      <w:pPr>
+        <w:tabs>
+          <w:tab w:val="num" w:pos="5040"/>
+        </w:tabs>
+        <w:ind w:left="5040" w:hanging="360"/>
+      </w:pPr>
+    </w:lvl>
+    <w:lvl w:ilvl="7" w:tentative="1">
+      <w:start w:val="1"/>
+      <w:numFmt w:val="decimal"/>
+      <w:lvlText w:val="%8."/>
+      <w:lvlJc w:val="left"/>
+      <w:pPr>
+        <w:tabs>
+          <w:tab w:val="num" w:pos="5760"/>
+        </w:tabs>
+        <w:ind w:left="5760" w:hanging="360"/>
+      </w:pPr>
+    </w:lvl>
+    <w:lvl w:ilvl="8" w:tentative="1">
+      <w:start w:val="1"/>
+      <w:numFmt w:val="decimal"/>
+      <w:lvlText w:val="%9."/>
+      <w:lvlJc w:val="left"/>
+      <w:pPr>
+        <w:tabs>
+          <w:tab w:val="num" w:pos="6480"/>
+        </w:tabs>
+        <w:ind w:left="6480" w:hanging="360"/>
+      </w:pPr>
+    </w:lvl>
+  </w:abstractNum>
+  <w:abstractNum w:abstractNumId="5" w15:restartNumberingAfterBreak="0">
+    <w:nsid w:val="1D347E61"/>
+    <w:multiLevelType w:val="multilevel"/>
+    <w:tmpl w:val="D03E7BC8"/>
+    <w:lvl w:ilvl="0">
+      <w:start w:val="1"/>
+      <w:numFmt w:val="decimal"/>
+      <w:lvlText w:val="%1."/>
+      <w:lvlJc w:val="left"/>
+      <w:pPr>
+        <w:tabs>
+          <w:tab w:val="num" w:pos="720"/>
+        </w:tabs>
+        <w:ind w:left="720" w:hanging="360"/>
+      </w:pPr>
+    </w:lvl>
+    <w:lvl w:ilvl="1" w:tentative="1">
+      <w:start w:val="1"/>
+      <w:numFmt w:val="decimal"/>
+      <w:lvlText w:val="%2."/>
+      <w:lvlJc w:val="left"/>
+      <w:pPr>
+        <w:tabs>
+          <w:tab w:val="num" w:pos="1440"/>
+        </w:tabs>
+        <w:ind w:left="1440" w:hanging="360"/>
+      </w:pPr>
+    </w:lvl>
+    <w:lvl w:ilvl="2" w:tentative="1">
+      <w:start w:val="1"/>
+      <w:numFmt w:val="decimal"/>
+      <w:lvlText w:val="%3."/>
+      <w:lvlJc w:val="left"/>
+      <w:pPr>
+        <w:tabs>
+          <w:tab w:val="num" w:pos="2160"/>
+        </w:tabs>
+        <w:ind w:left="2160" w:hanging="360"/>
+      </w:pPr>
+    </w:lvl>
+    <w:lvl w:ilvl="3" w:tentative="1">
+      <w:start w:val="1"/>
+      <w:numFmt w:val="decimal"/>
+      <w:lvlText w:val="%4."/>
+      <w:lvlJc w:val="left"/>
+      <w:pPr>
+        <w:tabs>
+          <w:tab w:val="num" w:pos="2880"/>
+        </w:tabs>
+        <w:ind w:left="2880" w:hanging="360"/>
+      </w:pPr>
+    </w:lvl>
+    <w:lvl w:ilvl="4" w:tentative="1">
+      <w:start w:val="1"/>
+      <w:numFmt w:val="decimal"/>
+      <w:lvlText w:val="%5."/>
+      <w:lvlJc w:val="left"/>
+      <w:pPr>
+        <w:tabs>
+          <w:tab w:val="num" w:pos="3600"/>
+        </w:tabs>
+        <w:ind w:left="3600" w:hanging="360"/>
+      </w:pPr>
+    </w:lvl>
+    <w:lvl w:ilvl="5" w:tentative="1">
+      <w:start w:val="1"/>
+      <w:numFmt w:val="decimal"/>
+      <w:lvlText w:val="%6."/>
+      <w:lvlJc w:val="left"/>
+      <w:pPr>
+        <w:tabs>
+          <w:tab w:val="num" w:pos="4320"/>
+        </w:tabs>
+        <w:ind w:left="4320" w:hanging="360"/>
+      </w:pPr>
+    </w:lvl>
+    <w:lvl w:ilvl="6" w:tentative="1">
+      <w:start w:val="1"/>
+      <w:numFmt w:val="decimal"/>
+      <w:lvlText w:val="%7."/>
+      <w:lvlJc w:val="left"/>
+      <w:pPr>
+        <w:tabs>
+          <w:tab w:val="num" w:pos="5040"/>
+        </w:tabs>
+        <w:ind w:left="5040" w:hanging="360"/>
+      </w:pPr>
+    </w:lvl>
+    <w:lvl w:ilvl="7" w:tentative="1">
+      <w:start w:val="1"/>
+      <w:numFmt w:val="decimal"/>
+      <w:lvlText w:val="%8."/>
+      <w:lvlJc w:val="left"/>
+      <w:pPr>
+        <w:tabs>
+          <w:tab w:val="num" w:pos="5760"/>
+        </w:tabs>
+        <w:ind w:left="5760" w:hanging="360"/>
+      </w:pPr>
+    </w:lvl>
+    <w:lvl w:ilvl="8" w:tentative="1">
+      <w:start w:val="1"/>
+      <w:numFmt w:val="decimal"/>
+      <w:lvlText w:val="%9."/>
+      <w:lvlJc w:val="left"/>
+      <w:pPr>
+        <w:tabs>
+          <w:tab w:val="num" w:pos="6480"/>
+        </w:tabs>
+        <w:ind w:left="6480" w:hanging="360"/>
+      </w:pPr>
+    </w:lvl>
+  </w:abstractNum>
+  <w:abstractNum w:abstractNumId="6" w15:restartNumberingAfterBreak="0">
     <w:nsid w:val="265D6D51"/>
     <w:multiLevelType w:val="multilevel"/>
     <w:tmpl w:val="D03E7BC8"/>
@@ -6474,7 +11517,120 @@
       </w:pPr>
     </w:lvl>
   </w:abstractNum>
-  <w:abstractNum w:abstractNumId="4" w15:restartNumberingAfterBreak="0">
+  <w:abstractNum w:abstractNumId="7" w15:restartNumberingAfterBreak="0">
+    <w:nsid w:val="29991B47"/>
+    <w:multiLevelType w:val="multilevel"/>
+    <w:tmpl w:val="D03E7BC8"/>
+    <w:lvl w:ilvl="0">
+      <w:start w:val="1"/>
+      <w:numFmt w:val="decimal"/>
+      <w:lvlText w:val="%1."/>
+      <w:lvlJc w:val="left"/>
+      <w:pPr>
+        <w:tabs>
+          <w:tab w:val="num" w:pos="720"/>
+        </w:tabs>
+        <w:ind w:left="720" w:hanging="360"/>
+      </w:pPr>
+    </w:lvl>
+    <w:lvl w:ilvl="1" w:tentative="1">
+      <w:start w:val="1"/>
+      <w:numFmt w:val="decimal"/>
+      <w:lvlText w:val="%2."/>
+      <w:lvlJc w:val="left"/>
+      <w:pPr>
+        <w:tabs>
+          <w:tab w:val="num" w:pos="1440"/>
+        </w:tabs>
+        <w:ind w:left="1440" w:hanging="360"/>
+      </w:pPr>
+    </w:lvl>
+    <w:lvl w:ilvl="2" w:tentative="1">
+      <w:start w:val="1"/>
+      <w:numFmt w:val="decimal"/>
+      <w:lvlText w:val="%3."/>
+      <w:lvlJc w:val="left"/>
+      <w:pPr>
+        <w:tabs>
+          <w:tab w:val="num" w:pos="2160"/>
+        </w:tabs>
+        <w:ind w:left="2160" w:hanging="360"/>
+      </w:pPr>
+    </w:lvl>
+    <w:lvl w:ilvl="3" w:tentative="1">
+      <w:start w:val="1"/>
+      <w:numFmt w:val="decimal"/>
+      <w:lvlText w:val="%4."/>
+      <w:lvlJc w:val="left"/>
+      <w:pPr>
+        <w:tabs>
+          <w:tab w:val="num" w:pos="2880"/>
+        </w:tabs>
+        <w:ind w:left="2880" w:hanging="360"/>
+      </w:pPr>
+    </w:lvl>
+    <w:lvl w:ilvl="4" w:tentative="1">
+      <w:start w:val="1"/>
+      <w:numFmt w:val="decimal"/>
+      <w:lvlText w:val="%5."/>
+      <w:lvlJc w:val="left"/>
+      <w:pPr>
+        <w:tabs>
+          <w:tab w:val="num" w:pos="3600"/>
+        </w:tabs>
+        <w:ind w:left="3600" w:hanging="360"/>
+      </w:pPr>
+    </w:lvl>
+    <w:lvl w:ilvl="5" w:tentative="1">
+      <w:start w:val="1"/>
+      <w:numFmt w:val="decimal"/>
+      <w:lvlText w:val="%6."/>
+      <w:lvlJc w:val="left"/>
+      <w:pPr>
+        <w:tabs>
+          <w:tab w:val="num" w:pos="4320"/>
+        </w:tabs>
+        <w:ind w:left="4320" w:hanging="360"/>
+      </w:pPr>
+    </w:lvl>
+    <w:lvl w:ilvl="6" w:tentative="1">
+      <w:start w:val="1"/>
+      <w:numFmt w:val="decimal"/>
+      <w:lvlText w:val="%7."/>
+      <w:lvlJc w:val="left"/>
+      <w:pPr>
+        <w:tabs>
+          <w:tab w:val="num" w:pos="5040"/>
+        </w:tabs>
+        <w:ind w:left="5040" w:hanging="360"/>
+      </w:pPr>
+    </w:lvl>
+    <w:lvl w:ilvl="7" w:tentative="1">
+      <w:start w:val="1"/>
+      <w:numFmt w:val="decimal"/>
+      <w:lvlText w:val="%8."/>
+      <w:lvlJc w:val="left"/>
+      <w:pPr>
+        <w:tabs>
+          <w:tab w:val="num" w:pos="5760"/>
+        </w:tabs>
+        <w:ind w:left="5760" w:hanging="360"/>
+      </w:pPr>
+    </w:lvl>
+    <w:lvl w:ilvl="8" w:tentative="1">
+      <w:start w:val="1"/>
+      <w:numFmt w:val="decimal"/>
+      <w:lvlText w:val="%9."/>
+      <w:lvlJc w:val="left"/>
+      <w:pPr>
+        <w:tabs>
+          <w:tab w:val="num" w:pos="6480"/>
+        </w:tabs>
+        <w:ind w:left="6480" w:hanging="360"/>
+      </w:pPr>
+    </w:lvl>
+  </w:abstractNum>
+  <w:abstractNum w:abstractNumId="8" w15:restartNumberingAfterBreak="0">
     <w:nsid w:val="332135B0"/>
     <w:multiLevelType w:val="multilevel"/>
     <w:tmpl w:val="D03E7BC8"/>
@@ -6587,7 +11743,233 @@
       </w:pPr>
     </w:lvl>
   </w:abstractNum>
-  <w:abstractNum w:abstractNumId="5" w15:restartNumberingAfterBreak="0">
+  <w:abstractNum w:abstractNumId="9" w15:restartNumberingAfterBreak="0">
+    <w:nsid w:val="35D85278"/>
+    <w:multiLevelType w:val="multilevel"/>
+    <w:tmpl w:val="D03E7BC8"/>
+    <w:lvl w:ilvl="0">
+      <w:start w:val="1"/>
+      <w:numFmt w:val="decimal"/>
+      <w:lvlText w:val="%1."/>
+      <w:lvlJc w:val="left"/>
+      <w:pPr>
+        <w:tabs>
+          <w:tab w:val="num" w:pos="720"/>
+        </w:tabs>
+        <w:ind w:left="720" w:hanging="360"/>
+      </w:pPr>
+    </w:lvl>
+    <w:lvl w:ilvl="1" w:tentative="1">
+      <w:start w:val="1"/>
+      <w:numFmt w:val="decimal"/>
+      <w:lvlText w:val="%2."/>
+      <w:lvlJc w:val="left"/>
+      <w:pPr>
+        <w:tabs>
+          <w:tab w:val="num" w:pos="1440"/>
+        </w:tabs>
+        <w:ind w:left="1440" w:hanging="360"/>
+      </w:pPr>
+    </w:lvl>
+    <w:lvl w:ilvl="2" w:tentative="1">
+      <w:start w:val="1"/>
+      <w:numFmt w:val="decimal"/>
+      <w:lvlText w:val="%3."/>
+      <w:lvlJc w:val="left"/>
+      <w:pPr>
+        <w:tabs>
+          <w:tab w:val="num" w:pos="2160"/>
+        </w:tabs>
+        <w:ind w:left="2160" w:hanging="360"/>
+      </w:pPr>
+    </w:lvl>
+    <w:lvl w:ilvl="3" w:tentative="1">
+      <w:start w:val="1"/>
+      <w:numFmt w:val="decimal"/>
+      <w:lvlText w:val="%4."/>
+      <w:lvlJc w:val="left"/>
+      <w:pPr>
+        <w:tabs>
+          <w:tab w:val="num" w:pos="2880"/>
+        </w:tabs>
+        <w:ind w:left="2880" w:hanging="360"/>
+      </w:pPr>
+    </w:lvl>
+    <w:lvl w:ilvl="4" w:tentative="1">
+      <w:start w:val="1"/>
+      <w:numFmt w:val="decimal"/>
+      <w:lvlText w:val="%5."/>
+      <w:lvlJc w:val="left"/>
+      <w:pPr>
+        <w:tabs>
+          <w:tab w:val="num" w:pos="3600"/>
+        </w:tabs>
+        <w:ind w:left="3600" w:hanging="360"/>
+      </w:pPr>
+    </w:lvl>
+    <w:lvl w:ilvl="5" w:tentative="1">
+      <w:start w:val="1"/>
+      <w:numFmt w:val="decimal"/>
+      <w:lvlText w:val="%6."/>
+      <w:lvlJc w:val="left"/>
+      <w:pPr>
+        <w:tabs>
+          <w:tab w:val="num" w:pos="4320"/>
+        </w:tabs>
+        <w:ind w:left="4320" w:hanging="360"/>
+      </w:pPr>
+    </w:lvl>
+    <w:lvl w:ilvl="6" w:tentative="1">
+      <w:start w:val="1"/>
+      <w:numFmt w:val="decimal"/>
+      <w:lvlText w:val="%7."/>
+      <w:lvlJc w:val="left"/>
+      <w:pPr>
+        <w:tabs>
+          <w:tab w:val="num" w:pos="5040"/>
+        </w:tabs>
+        <w:ind w:left="5040" w:hanging="360"/>
+      </w:pPr>
+    </w:lvl>
+    <w:lvl w:ilvl="7" w:tentative="1">
+      <w:start w:val="1"/>
+      <w:numFmt w:val="decimal"/>
+      <w:lvlText w:val="%8."/>
+      <w:lvlJc w:val="left"/>
+      <w:pPr>
+        <w:tabs>
+          <w:tab w:val="num" w:pos="5760"/>
+        </w:tabs>
+        <w:ind w:left="5760" w:hanging="360"/>
+      </w:pPr>
+    </w:lvl>
+    <w:lvl w:ilvl="8" w:tentative="1">
+      <w:start w:val="1"/>
+      <w:numFmt w:val="decimal"/>
+      <w:lvlText w:val="%9."/>
+      <w:lvlJc w:val="left"/>
+      <w:pPr>
+        <w:tabs>
+          <w:tab w:val="num" w:pos="6480"/>
+        </w:tabs>
+        <w:ind w:left="6480" w:hanging="360"/>
+      </w:pPr>
+    </w:lvl>
+  </w:abstractNum>
+  <w:abstractNum w:abstractNumId="10" w15:restartNumberingAfterBreak="0">
+    <w:nsid w:val="3BD04A10"/>
+    <w:multiLevelType w:val="multilevel"/>
+    <w:tmpl w:val="D03E7BC8"/>
+    <w:lvl w:ilvl="0">
+      <w:start w:val="1"/>
+      <w:numFmt w:val="decimal"/>
+      <w:lvlText w:val="%1."/>
+      <w:lvlJc w:val="left"/>
+      <w:pPr>
+        <w:tabs>
+          <w:tab w:val="num" w:pos="720"/>
+        </w:tabs>
+        <w:ind w:left="720" w:hanging="360"/>
+      </w:pPr>
+    </w:lvl>
+    <w:lvl w:ilvl="1" w:tentative="1">
+      <w:start w:val="1"/>
+      <w:numFmt w:val="decimal"/>
+      <w:lvlText w:val="%2."/>
+      <w:lvlJc w:val="left"/>
+      <w:pPr>
+        <w:tabs>
+          <w:tab w:val="num" w:pos="1440"/>
+        </w:tabs>
+        <w:ind w:left="1440" w:hanging="360"/>
+      </w:pPr>
+    </w:lvl>
+    <w:lvl w:ilvl="2" w:tentative="1">
+      <w:start w:val="1"/>
+      <w:numFmt w:val="decimal"/>
+      <w:lvlText w:val="%3."/>
+      <w:lvlJc w:val="left"/>
+      <w:pPr>
+        <w:tabs>
+          <w:tab w:val="num" w:pos="2160"/>
+        </w:tabs>
+        <w:ind w:left="2160" w:hanging="360"/>
+      </w:pPr>
+    </w:lvl>
+    <w:lvl w:ilvl="3" w:tentative="1">
+      <w:start w:val="1"/>
+      <w:numFmt w:val="decimal"/>
+      <w:lvlText w:val="%4."/>
+      <w:lvlJc w:val="left"/>
+      <w:pPr>
+        <w:tabs>
+          <w:tab w:val="num" w:pos="2880"/>
+        </w:tabs>
+        <w:ind w:left="2880" w:hanging="360"/>
+      </w:pPr>
+    </w:lvl>
+    <w:lvl w:ilvl="4" w:tentative="1">
+      <w:start w:val="1"/>
+      <w:numFmt w:val="decimal"/>
+      <w:lvlText w:val="%5."/>
+      <w:lvlJc w:val="left"/>
+      <w:pPr>
+        <w:tabs>
+          <w:tab w:val="num" w:pos="3600"/>
+        </w:tabs>
+        <w:ind w:left="3600" w:hanging="360"/>
+      </w:pPr>
+    </w:lvl>
+    <w:lvl w:ilvl="5" w:tentative="1">
+      <w:start w:val="1"/>
+      <w:numFmt w:val="decimal"/>
+      <w:lvlText w:val="%6."/>
+      <w:lvlJc w:val="left"/>
+      <w:pPr>
+        <w:tabs>
+          <w:tab w:val="num" w:pos="4320"/>
+        </w:tabs>
+        <w:ind w:left="4320" w:hanging="360"/>
+      </w:pPr>
+    </w:lvl>
+    <w:lvl w:ilvl="6" w:tentative="1">
+      <w:start w:val="1"/>
+      <w:numFmt w:val="decimal"/>
+      <w:lvlText w:val="%7."/>
+      <w:lvlJc w:val="left"/>
+      <w:pPr>
+        <w:tabs>
+          <w:tab w:val="num" w:pos="5040"/>
+        </w:tabs>
+        <w:ind w:left="5040" w:hanging="360"/>
+      </w:pPr>
+    </w:lvl>
+    <w:lvl w:ilvl="7" w:tentative="1">
+      <w:start w:val="1"/>
+      <w:numFmt w:val="decimal"/>
+      <w:lvlText w:val="%8."/>
+      <w:lvlJc w:val="left"/>
+      <w:pPr>
+        <w:tabs>
+          <w:tab w:val="num" w:pos="5760"/>
+        </w:tabs>
+        <w:ind w:left="5760" w:hanging="360"/>
+      </w:pPr>
+    </w:lvl>
+    <w:lvl w:ilvl="8" w:tentative="1">
+      <w:start w:val="1"/>
+      <w:numFmt w:val="decimal"/>
+      <w:lvlText w:val="%9."/>
+      <w:lvlJc w:val="left"/>
+      <w:pPr>
+        <w:tabs>
+          <w:tab w:val="num" w:pos="6480"/>
+        </w:tabs>
+        <w:ind w:left="6480" w:hanging="360"/>
+      </w:pPr>
+    </w:lvl>
+  </w:abstractNum>
+  <w:abstractNum w:abstractNumId="11" w15:restartNumberingAfterBreak="0">
     <w:nsid w:val="452C6486"/>
     <w:multiLevelType w:val="multilevel"/>
     <w:tmpl w:val="D03E7BC8"/>
@@ -6700,7 +12082,7 @@
       </w:pPr>
     </w:lvl>
   </w:abstractNum>
-  <w:abstractNum w:abstractNumId="6" w15:restartNumberingAfterBreak="0">
+  <w:abstractNum w:abstractNumId="12" w15:restartNumberingAfterBreak="0">
     <w:nsid w:val="46893E85"/>
     <w:multiLevelType w:val="multilevel"/>
     <w:tmpl w:val="D03E7BC8"/>
@@ -6813,7 +12195,233 @@
       </w:pPr>
     </w:lvl>
   </w:abstractNum>
-  <w:abstractNum w:abstractNumId="7" w15:restartNumberingAfterBreak="0">
+  <w:abstractNum w:abstractNumId="13" w15:restartNumberingAfterBreak="0">
+    <w:nsid w:val="4E3A5F30"/>
+    <w:multiLevelType w:val="multilevel"/>
+    <w:tmpl w:val="D03E7BC8"/>
+    <w:lvl w:ilvl="0">
+      <w:start w:val="1"/>
+      <w:numFmt w:val="decimal"/>
+      <w:lvlText w:val="%1."/>
+      <w:lvlJc w:val="left"/>
+      <w:pPr>
+        <w:tabs>
+          <w:tab w:val="num" w:pos="720"/>
+        </w:tabs>
+        <w:ind w:left="720" w:hanging="360"/>
+      </w:pPr>
+    </w:lvl>
+    <w:lvl w:ilvl="1" w:tentative="1">
+      <w:start w:val="1"/>
+      <w:numFmt w:val="decimal"/>
+      <w:lvlText w:val="%2."/>
+      <w:lvlJc w:val="left"/>
+      <w:pPr>
+        <w:tabs>
+          <w:tab w:val="num" w:pos="1440"/>
+        </w:tabs>
+        <w:ind w:left="1440" w:hanging="360"/>
+      </w:pPr>
+    </w:lvl>
+    <w:lvl w:ilvl="2" w:tentative="1">
+      <w:start w:val="1"/>
+      <w:numFmt w:val="decimal"/>
+      <w:lvlText w:val="%3."/>
+      <w:lvlJc w:val="left"/>
+      <w:pPr>
+        <w:tabs>
+          <w:tab w:val="num" w:pos="2160"/>
+        </w:tabs>
+        <w:ind w:left="2160" w:hanging="360"/>
+      </w:pPr>
+    </w:lvl>
+    <w:lvl w:ilvl="3" w:tentative="1">
+      <w:start w:val="1"/>
+      <w:numFmt w:val="decimal"/>
+      <w:lvlText w:val="%4."/>
+      <w:lvlJc w:val="left"/>
+      <w:pPr>
+        <w:tabs>
+          <w:tab w:val="num" w:pos="2880"/>
+        </w:tabs>
+        <w:ind w:left="2880" w:hanging="360"/>
+      </w:pPr>
+    </w:lvl>
+    <w:lvl w:ilvl="4" w:tentative="1">
+      <w:start w:val="1"/>
+      <w:numFmt w:val="decimal"/>
+      <w:lvlText w:val="%5."/>
+      <w:lvlJc w:val="left"/>
+      <w:pPr>
+        <w:tabs>
+          <w:tab w:val="num" w:pos="3600"/>
+        </w:tabs>
+        <w:ind w:left="3600" w:hanging="360"/>
+      </w:pPr>
+    </w:lvl>
+    <w:lvl w:ilvl="5" w:tentative="1">
+      <w:start w:val="1"/>
+      <w:numFmt w:val="decimal"/>
+      <w:lvlText w:val="%6."/>
+      <w:lvlJc w:val="left"/>
+      <w:pPr>
+        <w:tabs>
+          <w:tab w:val="num" w:pos="4320"/>
+        </w:tabs>
+        <w:ind w:left="4320" w:hanging="360"/>
+      </w:pPr>
+    </w:lvl>
+    <w:lvl w:ilvl="6" w:tentative="1">
+      <w:start w:val="1"/>
+      <w:numFmt w:val="decimal"/>
+      <w:lvlText w:val="%7."/>
+      <w:lvlJc w:val="left"/>
+      <w:pPr>
+        <w:tabs>
+          <w:tab w:val="num" w:pos="5040"/>
+        </w:tabs>
+        <w:ind w:left="5040" w:hanging="360"/>
+      </w:pPr>
+    </w:lvl>
+    <w:lvl w:ilvl="7" w:tentative="1">
+      <w:start w:val="1"/>
+      <w:numFmt w:val="decimal"/>
+      <w:lvlText w:val="%8."/>
+      <w:lvlJc w:val="left"/>
+      <w:pPr>
+        <w:tabs>
+          <w:tab w:val="num" w:pos="5760"/>
+        </w:tabs>
+        <w:ind w:left="5760" w:hanging="360"/>
+      </w:pPr>
+    </w:lvl>
+    <w:lvl w:ilvl="8" w:tentative="1">
+      <w:start w:val="1"/>
+      <w:numFmt w:val="decimal"/>
+      <w:lvlText w:val="%9."/>
+      <w:lvlJc w:val="left"/>
+      <w:pPr>
+        <w:tabs>
+          <w:tab w:val="num" w:pos="6480"/>
+        </w:tabs>
+        <w:ind w:left="6480" w:hanging="360"/>
+      </w:pPr>
+    </w:lvl>
+  </w:abstractNum>
+  <w:abstractNum w:abstractNumId="14" w15:restartNumberingAfterBreak="0">
+    <w:nsid w:val="4FB63D9F"/>
+    <w:multiLevelType w:val="multilevel"/>
+    <w:tmpl w:val="D03E7BC8"/>
+    <w:lvl w:ilvl="0">
+      <w:start w:val="1"/>
+      <w:numFmt w:val="decimal"/>
+      <w:lvlText w:val="%1."/>
+      <w:lvlJc w:val="left"/>
+      <w:pPr>
+        <w:tabs>
+          <w:tab w:val="num" w:pos="720"/>
+        </w:tabs>
+        <w:ind w:left="720" w:hanging="360"/>
+      </w:pPr>
+    </w:lvl>
+    <w:lvl w:ilvl="1" w:tentative="1">
+      <w:start w:val="1"/>
+      <w:numFmt w:val="decimal"/>
+      <w:lvlText w:val="%2."/>
+      <w:lvlJc w:val="left"/>
+      <w:pPr>
+        <w:tabs>
+          <w:tab w:val="num" w:pos="1440"/>
+        </w:tabs>
+        <w:ind w:left="1440" w:hanging="360"/>
+      </w:pPr>
+    </w:lvl>
+    <w:lvl w:ilvl="2" w:tentative="1">
+      <w:start w:val="1"/>
+      <w:numFmt w:val="decimal"/>
+      <w:lvlText w:val="%3."/>
+      <w:lvlJc w:val="left"/>
+      <w:pPr>
+        <w:tabs>
+          <w:tab w:val="num" w:pos="2160"/>
+        </w:tabs>
+        <w:ind w:left="2160" w:hanging="360"/>
+      </w:pPr>
+    </w:lvl>
+    <w:lvl w:ilvl="3" w:tentative="1">
+      <w:start w:val="1"/>
+      <w:numFmt w:val="decimal"/>
+      <w:lvlText w:val="%4."/>
+      <w:lvlJc w:val="left"/>
+      <w:pPr>
+        <w:tabs>
+          <w:tab w:val="num" w:pos="2880"/>
+        </w:tabs>
+        <w:ind w:left="2880" w:hanging="360"/>
+      </w:pPr>
+    </w:lvl>
+    <w:lvl w:ilvl="4" w:tentative="1">
+      <w:start w:val="1"/>
+      <w:numFmt w:val="decimal"/>
+      <w:lvlText w:val="%5."/>
+      <w:lvlJc w:val="left"/>
+      <w:pPr>
+        <w:tabs>
+          <w:tab w:val="num" w:pos="3600"/>
+        </w:tabs>
+        <w:ind w:left="3600" w:hanging="360"/>
+      </w:pPr>
+    </w:lvl>
+    <w:lvl w:ilvl="5" w:tentative="1">
+      <w:start w:val="1"/>
+      <w:numFmt w:val="decimal"/>
+      <w:lvlText w:val="%6."/>
+      <w:lvlJc w:val="left"/>
+      <w:pPr>
+        <w:tabs>
+          <w:tab w:val="num" w:pos="4320"/>
+        </w:tabs>
+        <w:ind w:left="4320" w:hanging="360"/>
+      </w:pPr>
+    </w:lvl>
+    <w:lvl w:ilvl="6" w:tentative="1">
+      <w:start w:val="1"/>
+      <w:numFmt w:val="decimal"/>
+      <w:lvlText w:val="%7."/>
+      <w:lvlJc w:val="left"/>
+      <w:pPr>
+        <w:tabs>
+          <w:tab w:val="num" w:pos="5040"/>
+        </w:tabs>
+        <w:ind w:left="5040" w:hanging="360"/>
+      </w:pPr>
+    </w:lvl>
+    <w:lvl w:ilvl="7" w:tentative="1">
+      <w:start w:val="1"/>
+      <w:numFmt w:val="decimal"/>
+      <w:lvlText w:val="%8."/>
+      <w:lvlJc w:val="left"/>
+      <w:pPr>
+        <w:tabs>
+          <w:tab w:val="num" w:pos="5760"/>
+        </w:tabs>
+        <w:ind w:left="5760" w:hanging="360"/>
+      </w:pPr>
+    </w:lvl>
+    <w:lvl w:ilvl="8" w:tentative="1">
+      <w:start w:val="1"/>
+      <w:numFmt w:val="decimal"/>
+      <w:lvlText w:val="%9."/>
+      <w:lvlJc w:val="left"/>
+      <w:pPr>
+        <w:tabs>
+          <w:tab w:val="num" w:pos="6480"/>
+        </w:tabs>
+        <w:ind w:left="6480" w:hanging="360"/>
+      </w:pPr>
+    </w:lvl>
+  </w:abstractNum>
+  <w:abstractNum w:abstractNumId="15" w15:restartNumberingAfterBreak="0">
     <w:nsid w:val="57E42173"/>
     <w:multiLevelType w:val="multilevel"/>
     <w:tmpl w:val="D03E7BC8"/>
@@ -6926,7 +12534,7 @@
       </w:pPr>
     </w:lvl>
   </w:abstractNum>
-  <w:abstractNum w:abstractNumId="8" w15:restartNumberingAfterBreak="0">
+  <w:abstractNum w:abstractNumId="16" w15:restartNumberingAfterBreak="0">
     <w:nsid w:val="59223C8B"/>
     <w:multiLevelType w:val="multilevel"/>
     <w:tmpl w:val="D03E7BC8"/>
@@ -7039,7 +12647,7 @@
       </w:pPr>
     </w:lvl>
   </w:abstractNum>
-  <w:abstractNum w:abstractNumId="9" w15:restartNumberingAfterBreak="0">
+  <w:abstractNum w:abstractNumId="17" w15:restartNumberingAfterBreak="0">
     <w:nsid w:val="5AA838E7"/>
     <w:multiLevelType w:val="multilevel"/>
     <w:tmpl w:val="D03E7BC8"/>
@@ -7152,7 +12760,120 @@
       </w:pPr>
     </w:lvl>
   </w:abstractNum>
-  <w:abstractNum w:abstractNumId="10" w15:restartNumberingAfterBreak="0">
+  <w:abstractNum w:abstractNumId="18" w15:restartNumberingAfterBreak="0">
+    <w:nsid w:val="5DFA7E6A"/>
+    <w:multiLevelType w:val="multilevel"/>
+    <w:tmpl w:val="D03E7BC8"/>
+    <w:lvl w:ilvl="0">
+      <w:start w:val="1"/>
+      <w:numFmt w:val="decimal"/>
+      <w:lvlText w:val="%1."/>
+      <w:lvlJc w:val="left"/>
+      <w:pPr>
+        <w:tabs>
+          <w:tab w:val="num" w:pos="720"/>
+        </w:tabs>
+        <w:ind w:left="720" w:hanging="360"/>
+      </w:pPr>
+    </w:lvl>
+    <w:lvl w:ilvl="1" w:tentative="1">
+      <w:start w:val="1"/>
+      <w:numFmt w:val="decimal"/>
+      <w:lvlText w:val="%2."/>
+      <w:lvlJc w:val="left"/>
+      <w:pPr>
+        <w:tabs>
+          <w:tab w:val="num" w:pos="1440"/>
+        </w:tabs>
+        <w:ind w:left="1440" w:hanging="360"/>
+      </w:pPr>
+    </w:lvl>
+    <w:lvl w:ilvl="2" w:tentative="1">
+      <w:start w:val="1"/>
+      <w:numFmt w:val="decimal"/>
+      <w:lvlText w:val="%3."/>
+      <w:lvlJc w:val="left"/>
+      <w:pPr>
+        <w:tabs>
+          <w:tab w:val="num" w:pos="2160"/>
+        </w:tabs>
+        <w:ind w:left="2160" w:hanging="360"/>
+      </w:pPr>
+    </w:lvl>
+    <w:lvl w:ilvl="3" w:tentative="1">
+      <w:start w:val="1"/>
+      <w:numFmt w:val="decimal"/>
+      <w:lvlText w:val="%4."/>
+      <w:lvlJc w:val="left"/>
+      <w:pPr>
+        <w:tabs>
+          <w:tab w:val="num" w:pos="2880"/>
+        </w:tabs>
+        <w:ind w:left="2880" w:hanging="360"/>
+      </w:pPr>
+    </w:lvl>
+    <w:lvl w:ilvl="4" w:tentative="1">
+      <w:start w:val="1"/>
+      <w:numFmt w:val="decimal"/>
+      <w:lvlText w:val="%5."/>
+      <w:lvlJc w:val="left"/>
+      <w:pPr>
+        <w:tabs>
+          <w:tab w:val="num" w:pos="3600"/>
+        </w:tabs>
+        <w:ind w:left="3600" w:hanging="360"/>
+      </w:pPr>
+    </w:lvl>
+    <w:lvl w:ilvl="5" w:tentative="1">
+      <w:start w:val="1"/>
+      <w:numFmt w:val="decimal"/>
+      <w:lvlText w:val="%6."/>
+      <w:lvlJc w:val="left"/>
+      <w:pPr>
+        <w:tabs>
+          <w:tab w:val="num" w:pos="4320"/>
+        </w:tabs>
+        <w:ind w:left="4320" w:hanging="360"/>
+      </w:pPr>
+    </w:lvl>
+    <w:lvl w:ilvl="6" w:tentative="1">
+      <w:start w:val="1"/>
+      <w:numFmt w:val="decimal"/>
+      <w:lvlText w:val="%7."/>
+      <w:lvlJc w:val="left"/>
+      <w:pPr>
+        <w:tabs>
+          <w:tab w:val="num" w:pos="5040"/>
+        </w:tabs>
+        <w:ind w:left="5040" w:hanging="360"/>
+      </w:pPr>
+    </w:lvl>
+    <w:lvl w:ilvl="7" w:tentative="1">
+      <w:start w:val="1"/>
+      <w:numFmt w:val="decimal"/>
+      <w:lvlText w:val="%8."/>
+      <w:lvlJc w:val="left"/>
+      <w:pPr>
+        <w:tabs>
+          <w:tab w:val="num" w:pos="5760"/>
+        </w:tabs>
+        <w:ind w:left="5760" w:hanging="360"/>
+      </w:pPr>
+    </w:lvl>
+    <w:lvl w:ilvl="8" w:tentative="1">
+      <w:start w:val="1"/>
+      <w:numFmt w:val="decimal"/>
+      <w:lvlText w:val="%9."/>
+      <w:lvlJc w:val="left"/>
+      <w:pPr>
+        <w:tabs>
+          <w:tab w:val="num" w:pos="6480"/>
+        </w:tabs>
+        <w:ind w:left="6480" w:hanging="360"/>
+      </w:pPr>
+    </w:lvl>
+  </w:abstractNum>
+  <w:abstractNum w:abstractNumId="19" w15:restartNumberingAfterBreak="0">
     <w:nsid w:val="61F82ED0"/>
     <w:multiLevelType w:val="multilevel"/>
     <w:tmpl w:val="D03E7BC8"/>
@@ -7265,7 +12986,7 @@
       </w:pPr>
     </w:lvl>
   </w:abstractNum>
-  <w:abstractNum w:abstractNumId="11" w15:restartNumberingAfterBreak="0">
+  <w:abstractNum w:abstractNumId="20" w15:restartNumberingAfterBreak="0">
     <w:nsid w:val="65605E92"/>
     <w:multiLevelType w:val="multilevel"/>
     <w:tmpl w:val="D03E7BC8"/>
@@ -7378,7 +13099,120 @@
       </w:pPr>
     </w:lvl>
   </w:abstractNum>
-  <w:abstractNum w:abstractNumId="12" w15:restartNumberingAfterBreak="0">
+  <w:abstractNum w:abstractNumId="21" w15:restartNumberingAfterBreak="0">
+    <w:nsid w:val="677C5E20"/>
+    <w:multiLevelType w:val="multilevel"/>
+    <w:tmpl w:val="D03E7BC8"/>
+    <w:lvl w:ilvl="0">
+      <w:start w:val="1"/>
+      <w:numFmt w:val="decimal"/>
+      <w:lvlText w:val="%1."/>
+      <w:lvlJc w:val="left"/>
+      <w:pPr>
+        <w:tabs>
+          <w:tab w:val="num" w:pos="720"/>
+        </w:tabs>
+        <w:ind w:left="720" w:hanging="360"/>
+      </w:pPr>
+    </w:lvl>
+    <w:lvl w:ilvl="1" w:tentative="1">
+      <w:start w:val="1"/>
+      <w:numFmt w:val="decimal"/>
+      <w:lvlText w:val="%2."/>
+      <w:lvlJc w:val="left"/>
+      <w:pPr>
+        <w:tabs>
+          <w:tab w:val="num" w:pos="1440"/>
+        </w:tabs>
+        <w:ind w:left="1440" w:hanging="360"/>
+      </w:pPr>
+    </w:lvl>
+    <w:lvl w:ilvl="2" w:tentative="1">
+      <w:start w:val="1"/>
+      <w:numFmt w:val="decimal"/>
+      <w:lvlText w:val="%3."/>
+      <w:lvlJc w:val="left"/>
+      <w:pPr>
+        <w:tabs>
+          <w:tab w:val="num" w:pos="2160"/>
+        </w:tabs>
+        <w:ind w:left="2160" w:hanging="360"/>
+      </w:pPr>
+    </w:lvl>
+    <w:lvl w:ilvl="3" w:tentative="1">
+      <w:start w:val="1"/>
+      <w:numFmt w:val="decimal"/>
+      <w:lvlText w:val="%4."/>
+      <w:lvlJc w:val="left"/>
+      <w:pPr>
+        <w:tabs>
+          <w:tab w:val="num" w:pos="2880"/>
+        </w:tabs>
+        <w:ind w:left="2880" w:hanging="360"/>
+      </w:pPr>
+    </w:lvl>
+    <w:lvl w:ilvl="4" w:tentative="1">
+      <w:start w:val="1"/>
+      <w:numFmt w:val="decimal"/>
+      <w:lvlText w:val="%5."/>
+      <w:lvlJc w:val="left"/>
+      <w:pPr>
+        <w:tabs>
+          <w:tab w:val="num" w:pos="3600"/>
+        </w:tabs>
+        <w:ind w:left="3600" w:hanging="360"/>
+      </w:pPr>
+    </w:lvl>
+    <w:lvl w:ilvl="5" w:tentative="1">
+      <w:start w:val="1"/>
+      <w:numFmt w:val="decimal"/>
+      <w:lvlText w:val="%6."/>
+      <w:lvlJc w:val="left"/>
+      <w:pPr>
+        <w:tabs>
+          <w:tab w:val="num" w:pos="4320"/>
+        </w:tabs>
+        <w:ind w:left="4320" w:hanging="360"/>
+      </w:pPr>
+    </w:lvl>
+    <w:lvl w:ilvl="6" w:tentative="1">
+      <w:start w:val="1"/>
+      <w:numFmt w:val="decimal"/>
+      <w:lvlText w:val="%7."/>
+      <w:lvlJc w:val="left"/>
+      <w:pPr>
+        <w:tabs>
+          <w:tab w:val="num" w:pos="5040"/>
+        </w:tabs>
+        <w:ind w:left="5040" w:hanging="360"/>
+      </w:pPr>
+    </w:lvl>
+    <w:lvl w:ilvl="7" w:tentative="1">
+      <w:start w:val="1"/>
+      <w:numFmt w:val="decimal"/>
+      <w:lvlText w:val="%8."/>
+      <w:lvlJc w:val="left"/>
+      <w:pPr>
+        <w:tabs>
+          <w:tab w:val="num" w:pos="5760"/>
+        </w:tabs>
+        <w:ind w:left="5760" w:hanging="360"/>
+      </w:pPr>
+    </w:lvl>
+    <w:lvl w:ilvl="8" w:tentative="1">
+      <w:start w:val="1"/>
+      <w:numFmt w:val="decimal"/>
+      <w:lvlText w:val="%9."/>
+      <w:lvlJc w:val="left"/>
+      <w:pPr>
+        <w:tabs>
+          <w:tab w:val="num" w:pos="6480"/>
+        </w:tabs>
+        <w:ind w:left="6480" w:hanging="360"/>
+      </w:pPr>
+    </w:lvl>
+  </w:abstractNum>
+  <w:abstractNum w:abstractNumId="22" w15:restartNumberingAfterBreak="0">
     <w:nsid w:val="6C9E4230"/>
     <w:multiLevelType w:val="multilevel"/>
     <w:tmpl w:val="D03E7BC8"/>
@@ -7491,7 +13325,120 @@
       </w:pPr>
     </w:lvl>
   </w:abstractNum>
-  <w:abstractNum w:abstractNumId="13" w15:restartNumberingAfterBreak="0">
+  <w:abstractNum w:abstractNumId="23" w15:restartNumberingAfterBreak="0">
+    <w:nsid w:val="6D9F3F05"/>
+    <w:multiLevelType w:val="multilevel"/>
+    <w:tmpl w:val="D03E7BC8"/>
+    <w:lvl w:ilvl="0">
+      <w:start w:val="1"/>
+      <w:numFmt w:val="decimal"/>
+      <w:lvlText w:val="%1."/>
+      <w:lvlJc w:val="left"/>
+      <w:pPr>
+        <w:tabs>
+          <w:tab w:val="num" w:pos="720"/>
+        </w:tabs>
+        <w:ind w:left="720" w:hanging="360"/>
+      </w:pPr>
+    </w:lvl>
+    <w:lvl w:ilvl="1" w:tentative="1">
+      <w:start w:val="1"/>
+      <w:numFmt w:val="decimal"/>
+      <w:lvlText w:val="%2."/>
+      <w:lvlJc w:val="left"/>
+      <w:pPr>
+        <w:tabs>
+          <w:tab w:val="num" w:pos="1440"/>
+        </w:tabs>
+        <w:ind w:left="1440" w:hanging="360"/>
+      </w:pPr>
+    </w:lvl>
+    <w:lvl w:ilvl="2" w:tentative="1">
+      <w:start w:val="1"/>
+      <w:numFmt w:val="decimal"/>
+      <w:lvlText w:val="%3."/>
+      <w:lvlJc w:val="left"/>
+      <w:pPr>
+        <w:tabs>
+          <w:tab w:val="num" w:pos="2160"/>
+        </w:tabs>
+        <w:ind w:left="2160" w:hanging="360"/>
+      </w:pPr>
+    </w:lvl>
+    <w:lvl w:ilvl="3" w:tentative="1">
+      <w:start w:val="1"/>
+      <w:numFmt w:val="decimal"/>
+      <w:lvlText w:val="%4."/>
+      <w:lvlJc w:val="left"/>
+      <w:pPr>
+        <w:tabs>
+          <w:tab w:val="num" w:pos="2880"/>
+        </w:tabs>
+        <w:ind w:left="2880" w:hanging="360"/>
+      </w:pPr>
+    </w:lvl>
+    <w:lvl w:ilvl="4" w:tentative="1">
+      <w:start w:val="1"/>
+      <w:numFmt w:val="decimal"/>
+      <w:lvlText w:val="%5."/>
+      <w:lvlJc w:val="left"/>
+      <w:pPr>
+        <w:tabs>
+          <w:tab w:val="num" w:pos="3600"/>
+        </w:tabs>
+        <w:ind w:left="3600" w:hanging="360"/>
+      </w:pPr>
+    </w:lvl>
+    <w:lvl w:ilvl="5" w:tentative="1">
+      <w:start w:val="1"/>
+      <w:numFmt w:val="decimal"/>
+      <w:lvlText w:val="%6."/>
+      <w:lvlJc w:val="left"/>
+      <w:pPr>
+        <w:tabs>
+          <w:tab w:val="num" w:pos="4320"/>
+        </w:tabs>
+        <w:ind w:left="4320" w:hanging="360"/>
+      </w:pPr>
+    </w:lvl>
+    <w:lvl w:ilvl="6" w:tentative="1">
+      <w:start w:val="1"/>
+      <w:numFmt w:val="decimal"/>
+      <w:lvlText w:val="%7."/>
+      <w:lvlJc w:val="left"/>
+      <w:pPr>
+        <w:tabs>
+          <w:tab w:val="num" w:pos="5040"/>
+        </w:tabs>
+        <w:ind w:left="5040" w:hanging="360"/>
+      </w:pPr>
+    </w:lvl>
+    <w:lvl w:ilvl="7" w:tentative="1">
+      <w:start w:val="1"/>
+      <w:numFmt w:val="decimal"/>
+      <w:lvlText w:val="%8."/>
+      <w:lvlJc w:val="left"/>
+      <w:pPr>
+        <w:tabs>
+          <w:tab w:val="num" w:pos="5760"/>
+        </w:tabs>
+        <w:ind w:left="5760" w:hanging="360"/>
+      </w:pPr>
+    </w:lvl>
+    <w:lvl w:ilvl="8" w:tentative="1">
+      <w:start w:val="1"/>
+      <w:numFmt w:val="decimal"/>
+      <w:lvlText w:val="%9."/>
+      <w:lvlJc w:val="left"/>
+      <w:pPr>
+        <w:tabs>
+          <w:tab w:val="num" w:pos="6480"/>
+        </w:tabs>
+        <w:ind w:left="6480" w:hanging="360"/>
+      </w:pPr>
+    </w:lvl>
+  </w:abstractNum>
+  <w:abstractNum w:abstractNumId="24" w15:restartNumberingAfterBreak="0">
     <w:nsid w:val="6EE221B5"/>
     <w:multiLevelType w:val="multilevel"/>
     <w:tmpl w:val="D03E7BC8"/>
@@ -7604,47 +13551,660 @@
       </w:pPr>
     </w:lvl>
   </w:abstractNum>
+  <w:abstractNum w:abstractNumId="25" w15:restartNumberingAfterBreak="0">
+    <w:nsid w:val="705D61C1"/>
+    <w:multiLevelType w:val="multilevel"/>
+    <w:tmpl w:val="D03E7BC8"/>
+    <w:lvl w:ilvl="0">
+      <w:start w:val="1"/>
+      <w:numFmt w:val="decimal"/>
+      <w:lvlText w:val="%1."/>
+      <w:lvlJc w:val="left"/>
+      <w:pPr>
+        <w:tabs>
+          <w:tab w:val="num" w:pos="720"/>
+        </w:tabs>
+        <w:ind w:left="720" w:hanging="360"/>
+      </w:pPr>
+    </w:lvl>
+    <w:lvl w:ilvl="1" w:tentative="1">
+      <w:start w:val="1"/>
+      <w:numFmt w:val="decimal"/>
+      <w:lvlText w:val="%2."/>
+      <w:lvlJc w:val="left"/>
+      <w:pPr>
+        <w:tabs>
+          <w:tab w:val="num" w:pos="1440"/>
+        </w:tabs>
+        <w:ind w:left="1440" w:hanging="360"/>
+      </w:pPr>
+    </w:lvl>
+    <w:lvl w:ilvl="2" w:tentative="1">
+      <w:start w:val="1"/>
+      <w:numFmt w:val="decimal"/>
+      <w:lvlText w:val="%3."/>
+      <w:lvlJc w:val="left"/>
+      <w:pPr>
+        <w:tabs>
+          <w:tab w:val="num" w:pos="2160"/>
+        </w:tabs>
+        <w:ind w:left="2160" w:hanging="360"/>
+      </w:pPr>
+    </w:lvl>
+    <w:lvl w:ilvl="3" w:tentative="1">
+      <w:start w:val="1"/>
+      <w:numFmt w:val="decimal"/>
+      <w:lvlText w:val="%4."/>
+      <w:lvlJc w:val="left"/>
+      <w:pPr>
+        <w:tabs>
+          <w:tab w:val="num" w:pos="2880"/>
+        </w:tabs>
+        <w:ind w:left="2880" w:hanging="360"/>
+      </w:pPr>
+    </w:lvl>
+    <w:lvl w:ilvl="4" w:tentative="1">
+      <w:start w:val="1"/>
+      <w:numFmt w:val="decimal"/>
+      <w:lvlText w:val="%5."/>
+      <w:lvlJc w:val="left"/>
+      <w:pPr>
+        <w:tabs>
+          <w:tab w:val="num" w:pos="3600"/>
+        </w:tabs>
+        <w:ind w:left="3600" w:hanging="360"/>
+      </w:pPr>
+    </w:lvl>
+    <w:lvl w:ilvl="5" w:tentative="1">
+      <w:start w:val="1"/>
+      <w:numFmt w:val="decimal"/>
+      <w:lvlText w:val="%6."/>
+      <w:lvlJc w:val="left"/>
+      <w:pPr>
+        <w:tabs>
+          <w:tab w:val="num" w:pos="4320"/>
+        </w:tabs>
+        <w:ind w:left="4320" w:hanging="360"/>
+      </w:pPr>
+    </w:lvl>
+    <w:lvl w:ilvl="6" w:tentative="1">
+      <w:start w:val="1"/>
+      <w:numFmt w:val="decimal"/>
+      <w:lvlText w:val="%7."/>
+      <w:lvlJc w:val="left"/>
+      <w:pPr>
+        <w:tabs>
+          <w:tab w:val="num" w:pos="5040"/>
+        </w:tabs>
+        <w:ind w:left="5040" w:hanging="360"/>
+      </w:pPr>
+    </w:lvl>
+    <w:lvl w:ilvl="7" w:tentative="1">
+      <w:start w:val="1"/>
+      <w:numFmt w:val="decimal"/>
+      <w:lvlText w:val="%8."/>
+      <w:lvlJc w:val="left"/>
+      <w:pPr>
+        <w:tabs>
+          <w:tab w:val="num" w:pos="5760"/>
+        </w:tabs>
+        <w:ind w:left="5760" w:hanging="360"/>
+      </w:pPr>
+    </w:lvl>
+    <w:lvl w:ilvl="8" w:tentative="1">
+      <w:start w:val="1"/>
+      <w:numFmt w:val="decimal"/>
+      <w:lvlText w:val="%9."/>
+      <w:lvlJc w:val="left"/>
+      <w:pPr>
+        <w:tabs>
+          <w:tab w:val="num" w:pos="6480"/>
+        </w:tabs>
+        <w:ind w:left="6480" w:hanging="360"/>
+      </w:pPr>
+    </w:lvl>
+  </w:abstractNum>
+  <w:abstractNum w:abstractNumId="26" w15:restartNumberingAfterBreak="0">
+    <w:nsid w:val="73F9656E"/>
+    <w:multiLevelType w:val="multilevel"/>
+    <w:tmpl w:val="D03E7BC8"/>
+    <w:lvl w:ilvl="0">
+      <w:start w:val="1"/>
+      <w:numFmt w:val="decimal"/>
+      <w:lvlText w:val="%1."/>
+      <w:lvlJc w:val="left"/>
+      <w:pPr>
+        <w:tabs>
+          <w:tab w:val="num" w:pos="720"/>
+        </w:tabs>
+        <w:ind w:left="720" w:hanging="360"/>
+      </w:pPr>
+    </w:lvl>
+    <w:lvl w:ilvl="1" w:tentative="1">
+      <w:start w:val="1"/>
+      <w:numFmt w:val="decimal"/>
+      <w:lvlText w:val="%2."/>
+      <w:lvlJc w:val="left"/>
+      <w:pPr>
+        <w:tabs>
+          <w:tab w:val="num" w:pos="1440"/>
+        </w:tabs>
+        <w:ind w:left="1440" w:hanging="360"/>
+      </w:pPr>
+    </w:lvl>
+    <w:lvl w:ilvl="2" w:tentative="1">
+      <w:start w:val="1"/>
+      <w:numFmt w:val="decimal"/>
+      <w:lvlText w:val="%3."/>
+      <w:lvlJc w:val="left"/>
+      <w:pPr>
+        <w:tabs>
+          <w:tab w:val="num" w:pos="2160"/>
+        </w:tabs>
+        <w:ind w:left="2160" w:hanging="360"/>
+      </w:pPr>
+    </w:lvl>
+    <w:lvl w:ilvl="3" w:tentative="1">
+      <w:start w:val="1"/>
+      <w:numFmt w:val="decimal"/>
+      <w:lvlText w:val="%4."/>
+      <w:lvlJc w:val="left"/>
+      <w:pPr>
+        <w:tabs>
+          <w:tab w:val="num" w:pos="2880"/>
+        </w:tabs>
+        <w:ind w:left="2880" w:hanging="360"/>
+      </w:pPr>
+    </w:lvl>
+    <w:lvl w:ilvl="4" w:tentative="1">
+      <w:start w:val="1"/>
+      <w:numFmt w:val="decimal"/>
+      <w:lvlText w:val="%5."/>
+      <w:lvlJc w:val="left"/>
+      <w:pPr>
+        <w:tabs>
+          <w:tab w:val="num" w:pos="3600"/>
+        </w:tabs>
+        <w:ind w:left="3600" w:hanging="360"/>
+      </w:pPr>
+    </w:lvl>
+    <w:lvl w:ilvl="5" w:tentative="1">
+      <w:start w:val="1"/>
+      <w:numFmt w:val="decimal"/>
+      <w:lvlText w:val="%6."/>
+      <w:lvlJc w:val="left"/>
+      <w:pPr>
+        <w:tabs>
+          <w:tab w:val="num" w:pos="4320"/>
+        </w:tabs>
+        <w:ind w:left="4320" w:hanging="360"/>
+      </w:pPr>
+    </w:lvl>
+    <w:lvl w:ilvl="6" w:tentative="1">
+      <w:start w:val="1"/>
+      <w:numFmt w:val="decimal"/>
+      <w:lvlText w:val="%7."/>
+      <w:lvlJc w:val="left"/>
+      <w:pPr>
+        <w:tabs>
+          <w:tab w:val="num" w:pos="5040"/>
+        </w:tabs>
+        <w:ind w:left="5040" w:hanging="360"/>
+      </w:pPr>
+    </w:lvl>
+    <w:lvl w:ilvl="7" w:tentative="1">
+      <w:start w:val="1"/>
+      <w:numFmt w:val="decimal"/>
+      <w:lvlText w:val="%8."/>
+      <w:lvlJc w:val="left"/>
+      <w:pPr>
+        <w:tabs>
+          <w:tab w:val="num" w:pos="5760"/>
+        </w:tabs>
+        <w:ind w:left="5760" w:hanging="360"/>
+      </w:pPr>
+    </w:lvl>
+    <w:lvl w:ilvl="8" w:tentative="1">
+      <w:start w:val="1"/>
+      <w:numFmt w:val="decimal"/>
+      <w:lvlText w:val="%9."/>
+      <w:lvlJc w:val="left"/>
+      <w:pPr>
+        <w:tabs>
+          <w:tab w:val="num" w:pos="6480"/>
+        </w:tabs>
+        <w:ind w:left="6480" w:hanging="360"/>
+      </w:pPr>
+    </w:lvl>
+  </w:abstractNum>
+  <w:abstractNum w:abstractNumId="27" w15:restartNumberingAfterBreak="0">
+    <w:nsid w:val="78E953CF"/>
+    <w:multiLevelType w:val="multilevel"/>
+    <w:tmpl w:val="D03E7BC8"/>
+    <w:lvl w:ilvl="0">
+      <w:start w:val="1"/>
+      <w:numFmt w:val="decimal"/>
+      <w:lvlText w:val="%1."/>
+      <w:lvlJc w:val="left"/>
+      <w:pPr>
+        <w:tabs>
+          <w:tab w:val="num" w:pos="720"/>
+        </w:tabs>
+        <w:ind w:left="720" w:hanging="360"/>
+      </w:pPr>
+    </w:lvl>
+    <w:lvl w:ilvl="1" w:tentative="1">
+      <w:start w:val="1"/>
+      <w:numFmt w:val="decimal"/>
+      <w:lvlText w:val="%2."/>
+      <w:lvlJc w:val="left"/>
+      <w:pPr>
+        <w:tabs>
+          <w:tab w:val="num" w:pos="1440"/>
+        </w:tabs>
+        <w:ind w:left="1440" w:hanging="360"/>
+      </w:pPr>
+    </w:lvl>
+    <w:lvl w:ilvl="2" w:tentative="1">
+      <w:start w:val="1"/>
+      <w:numFmt w:val="decimal"/>
+      <w:lvlText w:val="%3."/>
+      <w:lvlJc w:val="left"/>
+      <w:pPr>
+        <w:tabs>
+          <w:tab w:val="num" w:pos="2160"/>
+        </w:tabs>
+        <w:ind w:left="2160" w:hanging="360"/>
+      </w:pPr>
+    </w:lvl>
+    <w:lvl w:ilvl="3" w:tentative="1">
+      <w:start w:val="1"/>
+      <w:numFmt w:val="decimal"/>
+      <w:lvlText w:val="%4."/>
+      <w:lvlJc w:val="left"/>
+      <w:pPr>
+        <w:tabs>
+          <w:tab w:val="num" w:pos="2880"/>
+        </w:tabs>
+        <w:ind w:left="2880" w:hanging="360"/>
+      </w:pPr>
+    </w:lvl>
+    <w:lvl w:ilvl="4" w:tentative="1">
+      <w:start w:val="1"/>
+      <w:numFmt w:val="decimal"/>
+      <w:lvlText w:val="%5."/>
+      <w:lvlJc w:val="left"/>
+      <w:pPr>
+        <w:tabs>
+          <w:tab w:val="num" w:pos="3600"/>
+        </w:tabs>
+        <w:ind w:left="3600" w:hanging="360"/>
+      </w:pPr>
+    </w:lvl>
+    <w:lvl w:ilvl="5" w:tentative="1">
+      <w:start w:val="1"/>
+      <w:numFmt w:val="decimal"/>
+      <w:lvlText w:val="%6."/>
+      <w:lvlJc w:val="left"/>
+      <w:pPr>
+        <w:tabs>
+          <w:tab w:val="num" w:pos="4320"/>
+        </w:tabs>
+        <w:ind w:left="4320" w:hanging="360"/>
+      </w:pPr>
+    </w:lvl>
+    <w:lvl w:ilvl="6" w:tentative="1">
+      <w:start w:val="1"/>
+      <w:numFmt w:val="decimal"/>
+      <w:lvlText w:val="%7."/>
+      <w:lvlJc w:val="left"/>
+      <w:pPr>
+        <w:tabs>
+          <w:tab w:val="num" w:pos="5040"/>
+        </w:tabs>
+        <w:ind w:left="5040" w:hanging="360"/>
+      </w:pPr>
+    </w:lvl>
+    <w:lvl w:ilvl="7" w:tentative="1">
+      <w:start w:val="1"/>
+      <w:numFmt w:val="decimal"/>
+      <w:lvlText w:val="%8."/>
+      <w:lvlJc w:val="left"/>
+      <w:pPr>
+        <w:tabs>
+          <w:tab w:val="num" w:pos="5760"/>
+        </w:tabs>
+        <w:ind w:left="5760" w:hanging="360"/>
+      </w:pPr>
+    </w:lvl>
+    <w:lvl w:ilvl="8" w:tentative="1">
+      <w:start w:val="1"/>
+      <w:numFmt w:val="decimal"/>
+      <w:lvlText w:val="%9."/>
+      <w:lvlJc w:val="left"/>
+      <w:pPr>
+        <w:tabs>
+          <w:tab w:val="num" w:pos="6480"/>
+        </w:tabs>
+        <w:ind w:left="6480" w:hanging="360"/>
+      </w:pPr>
+    </w:lvl>
+  </w:abstractNum>
+  <w:abstractNum w:abstractNumId="28" w15:restartNumberingAfterBreak="0">
+    <w:nsid w:val="79AF072D"/>
+    <w:multiLevelType w:val="multilevel"/>
+    <w:tmpl w:val="D03E7BC8"/>
+    <w:lvl w:ilvl="0">
+      <w:start w:val="1"/>
+      <w:numFmt w:val="decimal"/>
+      <w:lvlText w:val="%1."/>
+      <w:lvlJc w:val="left"/>
+      <w:pPr>
+        <w:tabs>
+          <w:tab w:val="num" w:pos="720"/>
+        </w:tabs>
+        <w:ind w:left="720" w:hanging="360"/>
+      </w:pPr>
+    </w:lvl>
+    <w:lvl w:ilvl="1" w:tentative="1">
+      <w:start w:val="1"/>
+      <w:numFmt w:val="decimal"/>
+      <w:lvlText w:val="%2."/>
+      <w:lvlJc w:val="left"/>
+      <w:pPr>
+        <w:tabs>
+          <w:tab w:val="num" w:pos="1440"/>
+        </w:tabs>
+        <w:ind w:left="1440" w:hanging="360"/>
+      </w:pPr>
+    </w:lvl>
+    <w:lvl w:ilvl="2" w:tentative="1">
+      <w:start w:val="1"/>
+      <w:numFmt w:val="decimal"/>
+      <w:lvlText w:val="%3."/>
+      <w:lvlJc w:val="left"/>
+      <w:pPr>
+        <w:tabs>
+          <w:tab w:val="num" w:pos="2160"/>
+        </w:tabs>
+        <w:ind w:left="2160" w:hanging="360"/>
+      </w:pPr>
+    </w:lvl>
+    <w:lvl w:ilvl="3" w:tentative="1">
+      <w:start w:val="1"/>
+      <w:numFmt w:val="decimal"/>
+      <w:lvlText w:val="%4."/>
+      <w:lvlJc w:val="left"/>
+      <w:pPr>
+        <w:tabs>
+          <w:tab w:val="num" w:pos="2880"/>
+        </w:tabs>
+        <w:ind w:left="2880" w:hanging="360"/>
+      </w:pPr>
+    </w:lvl>
+    <w:lvl w:ilvl="4" w:tentative="1">
+      <w:start w:val="1"/>
+      <w:numFmt w:val="decimal"/>
+      <w:lvlText w:val="%5."/>
+      <w:lvlJc w:val="left"/>
+      <w:pPr>
+        <w:tabs>
+          <w:tab w:val="num" w:pos="3600"/>
+        </w:tabs>
+        <w:ind w:left="3600" w:hanging="360"/>
+      </w:pPr>
+    </w:lvl>
+    <w:lvl w:ilvl="5" w:tentative="1">
+      <w:start w:val="1"/>
+      <w:numFmt w:val="decimal"/>
+      <w:lvlText w:val="%6."/>
+      <w:lvlJc w:val="left"/>
+      <w:pPr>
+        <w:tabs>
+          <w:tab w:val="num" w:pos="4320"/>
+        </w:tabs>
+        <w:ind w:left="4320" w:hanging="360"/>
+      </w:pPr>
+    </w:lvl>
+    <w:lvl w:ilvl="6" w:tentative="1">
+      <w:start w:val="1"/>
+      <w:numFmt w:val="decimal"/>
+      <w:lvlText w:val="%7."/>
+      <w:lvlJc w:val="left"/>
+      <w:pPr>
+        <w:tabs>
+          <w:tab w:val="num" w:pos="5040"/>
+        </w:tabs>
+        <w:ind w:left="5040" w:hanging="360"/>
+      </w:pPr>
+    </w:lvl>
+    <w:lvl w:ilvl="7" w:tentative="1">
+      <w:start w:val="1"/>
+      <w:numFmt w:val="decimal"/>
+      <w:lvlText w:val="%8."/>
+      <w:lvlJc w:val="left"/>
+      <w:pPr>
+        <w:tabs>
+          <w:tab w:val="num" w:pos="5760"/>
+        </w:tabs>
+        <w:ind w:left="5760" w:hanging="360"/>
+      </w:pPr>
+    </w:lvl>
+    <w:lvl w:ilvl="8" w:tentative="1">
+      <w:start w:val="1"/>
+      <w:numFmt w:val="decimal"/>
+      <w:lvlText w:val="%9."/>
+      <w:lvlJc w:val="left"/>
+      <w:pPr>
+        <w:tabs>
+          <w:tab w:val="num" w:pos="6480"/>
+        </w:tabs>
+        <w:ind w:left="6480" w:hanging="360"/>
+      </w:pPr>
+    </w:lvl>
+  </w:abstractNum>
+  <w:abstractNum w:abstractNumId="29" w15:restartNumberingAfterBreak="0">
+    <w:nsid w:val="7D340B94"/>
+    <w:multiLevelType w:val="multilevel"/>
+    <w:tmpl w:val="D03E7BC8"/>
+    <w:lvl w:ilvl="0">
+      <w:start w:val="1"/>
+      <w:numFmt w:val="decimal"/>
+      <w:lvlText w:val="%1."/>
+      <w:lvlJc w:val="left"/>
+      <w:pPr>
+        <w:tabs>
+          <w:tab w:val="num" w:pos="720"/>
+        </w:tabs>
+        <w:ind w:left="720" w:hanging="360"/>
+      </w:pPr>
+    </w:lvl>
+    <w:lvl w:ilvl="1" w:tentative="1">
+      <w:start w:val="1"/>
+      <w:numFmt w:val="decimal"/>
+      <w:lvlText w:val="%2."/>
+      <w:lvlJc w:val="left"/>
+      <w:pPr>
+        <w:tabs>
+          <w:tab w:val="num" w:pos="1440"/>
+        </w:tabs>
+        <w:ind w:left="1440" w:hanging="360"/>
+      </w:pPr>
+    </w:lvl>
+    <w:lvl w:ilvl="2" w:tentative="1">
+      <w:start w:val="1"/>
+      <w:numFmt w:val="decimal"/>
+      <w:lvlText w:val="%3."/>
+      <w:lvlJc w:val="left"/>
+      <w:pPr>
+        <w:tabs>
+          <w:tab w:val="num" w:pos="2160"/>
+        </w:tabs>
+        <w:ind w:left="2160" w:hanging="360"/>
+      </w:pPr>
+    </w:lvl>
+    <w:lvl w:ilvl="3" w:tentative="1">
+      <w:start w:val="1"/>
+      <w:numFmt w:val="decimal"/>
+      <w:lvlText w:val="%4."/>
+      <w:lvlJc w:val="left"/>
+      <w:pPr>
+        <w:tabs>
+          <w:tab w:val="num" w:pos="2880"/>
+        </w:tabs>
+        <w:ind w:left="2880" w:hanging="360"/>
+      </w:pPr>
+    </w:lvl>
+    <w:lvl w:ilvl="4" w:tentative="1">
+      <w:start w:val="1"/>
+      <w:numFmt w:val="decimal"/>
+      <w:lvlText w:val="%5."/>
+      <w:lvlJc w:val="left"/>
+      <w:pPr>
+        <w:tabs>
+          <w:tab w:val="num" w:pos="3600"/>
+        </w:tabs>
+        <w:ind w:left="3600" w:hanging="360"/>
+      </w:pPr>
+    </w:lvl>
+    <w:lvl w:ilvl="5" w:tentative="1">
+      <w:start w:val="1"/>
+      <w:numFmt w:val="decimal"/>
+      <w:lvlText w:val="%6."/>
+      <w:lvlJc w:val="left"/>
+      <w:pPr>
+        <w:tabs>
+          <w:tab w:val="num" w:pos="4320"/>
+        </w:tabs>
+        <w:ind w:left="4320" w:hanging="360"/>
+      </w:pPr>
+    </w:lvl>
+    <w:lvl w:ilvl="6" w:tentative="1">
+      <w:start w:val="1"/>
+      <w:numFmt w:val="decimal"/>
+      <w:lvlText w:val="%7."/>
+      <w:lvlJc w:val="left"/>
+      <w:pPr>
+        <w:tabs>
+          <w:tab w:val="num" w:pos="5040"/>
+        </w:tabs>
+        <w:ind w:left="5040" w:hanging="360"/>
+      </w:pPr>
+    </w:lvl>
+    <w:lvl w:ilvl="7" w:tentative="1">
+      <w:start w:val="1"/>
+      <w:numFmt w:val="decimal"/>
+      <w:lvlText w:val="%8."/>
+      <w:lvlJc w:val="left"/>
+      <w:pPr>
+        <w:tabs>
+          <w:tab w:val="num" w:pos="5760"/>
+        </w:tabs>
+        <w:ind w:left="5760" w:hanging="360"/>
+      </w:pPr>
+    </w:lvl>
+    <w:lvl w:ilvl="8" w:tentative="1">
+      <w:start w:val="1"/>
+      <w:numFmt w:val="decimal"/>
+      <w:lvlText w:val="%9."/>
+      <w:lvlJc w:val="left"/>
+      <w:pPr>
+        <w:tabs>
+          <w:tab w:val="num" w:pos="6480"/>
+        </w:tabs>
+        <w:ind w:left="6480" w:hanging="360"/>
+      </w:pPr>
+    </w:lvl>
+  </w:abstractNum>
   <w:num w:numId="1">
+    <w:abstractNumId w:val="16"/>
+  </w:num>
+  <w:num w:numId="2">
+    <w:abstractNumId w:val="12"/>
+  </w:num>
+  <w:num w:numId="3">
+    <w:abstractNumId w:val="6"/>
+  </w:num>
+  <w:num w:numId="4">
+    <w:abstractNumId w:val="3"/>
+  </w:num>
+  <w:num w:numId="5">
+    <w:abstractNumId w:val="22"/>
+  </w:num>
+  <w:num w:numId="6">
+    <w:abstractNumId w:val="20"/>
+  </w:num>
+  <w:num w:numId="7">
+    <w:abstractNumId w:val="11"/>
+  </w:num>
+  <w:num w:numId="8">
     <w:abstractNumId w:val="8"/>
   </w:num>
-  <w:num w:numId="2">
-    <w:abstractNumId w:val="6"/>
+  <w:num w:numId="9">
+    <w:abstractNumId w:val="19"/>
   </w:num>
-  <w:num w:numId="3">
-    <w:abstractNumId w:val="3"/>
-  </w:num>
-  <w:num w:numId="4">
+  <w:num w:numId="10">
     <w:abstractNumId w:val="2"/>
   </w:num>
-  <w:num w:numId="5">
-    <w:abstractNumId w:val="12"/>
+  <w:num w:numId="11">
+    <w:abstractNumId w:val="15"/>
   </w:num>
-  <w:num w:numId="6">
-    <w:abstractNumId w:val="11"/>
+  <w:num w:numId="12">
+    <w:abstractNumId w:val="24"/>
   </w:num>
-  <w:num w:numId="7">
-    <w:abstractNumId w:val="5"/>
+  <w:num w:numId="13">
+    <w:abstractNumId w:val="1"/>
   </w:num>
-  <w:num w:numId="8">
+  <w:num w:numId="14">
+    <w:abstractNumId w:val="17"/>
+  </w:num>
+  <w:num w:numId="15">
+    <w:abstractNumId w:val="13"/>
+  </w:num>
+  <w:num w:numId="16">
+    <w:abstractNumId w:val="28"/>
+  </w:num>
+  <w:num w:numId="17">
+    <w:abstractNumId w:val="25"/>
+  </w:num>
+  <w:num w:numId="18">
+    <w:abstractNumId w:val="29"/>
+  </w:num>
+  <w:num w:numId="19">
+    <w:abstractNumId w:val="14"/>
+  </w:num>
+  <w:num w:numId="20">
+    <w:abstractNumId w:val="9"/>
+  </w:num>
+  <w:num w:numId="21">
+    <w:abstractNumId w:val="0"/>
+  </w:num>
+  <w:num w:numId="22">
+    <w:abstractNumId w:val="27"/>
+  </w:num>
+  <w:num w:numId="23">
+    <w:abstractNumId w:val="26"/>
+  </w:num>
+  <w:num w:numId="24">
+    <w:abstractNumId w:val="21"/>
+  </w:num>
+  <w:num w:numId="25">
+    <w:abstractNumId w:val="23"/>
+  </w:num>
+  <w:num w:numId="26">
+    <w:abstractNumId w:val="18"/>
+  </w:num>
+  <w:num w:numId="27">
+    <w:abstractNumId w:val="7"/>
+  </w:num>
+  <w:num w:numId="28">
     <w:abstractNumId w:val="4"/>
   </w:num>
-  <w:num w:numId="9">
+  <w:num w:numId="29">
     <w:abstractNumId w:val="10"/>
   </w:num>
-  <w:num w:numId="10">
-    <w:abstractNumId w:val="1"/>
-  </w:num>
-  <w:num w:numId="11">
-    <w:abstractNumId w:val="7"/>
-  </w:num>
-  <w:num w:numId="12">
-    <w:abstractNumId w:val="13"/>
-  </w:num>
-  <w:num w:numId="13">
-    <w:abstractNumId w:val="0"/>
-  </w:num>
-  <w:num w:numId="14">
-    <w:abstractNumId w:val="9"/>
+  <w:num w:numId="30">
+    <w:abstractNumId w:val="5"/>
   </w:num>
 </w:numbering>
 </file>
@@ -8131,6 +14691,47 @@
       <w:contextualSpacing/>
     </w:pPr>
   </w:style>
+  <w:style w:type="paragraph" w:styleId="a7">
+    <w:name w:val="Normal (Web)"/>
+    <w:basedOn w:val="a"/>
+    <w:uiPriority w:val="99"/>
+    <w:semiHidden/>
+    <w:unhideWhenUsed/>
+    <w:rsid w:val="006D522F"/>
+    <w:pPr>
+      <w:spacing w:before="100" w:beforeAutospacing="1" w:after="100" w:afterAutospacing="1" w:line="240" w:lineRule="auto"/>
+    </w:pPr>
+    <w:rPr>
+      <w:rFonts w:ascii="Times New Roman" w:eastAsia="Times New Roman" w:hAnsi="Times New Roman"/>
+      <w:sz w:val="24"/>
+      <w:szCs w:val="24"/>
+      <w:lang w:eastAsia="ru-RU"/>
+    </w:rPr>
+  </w:style>
+  <w:style w:type="character" w:styleId="a8">
+    <w:name w:val="Strong"/>
+    <w:basedOn w:val="a0"/>
+    <w:uiPriority w:val="22"/>
+    <w:qFormat/>
+    <w:rsid w:val="006D522F"/>
+    <w:rPr>
+      <w:b/>
+      <w:bCs/>
+    </w:rPr>
+  </w:style>
+  <w:style w:type="character" w:styleId="HTML">
+    <w:name w:val="HTML Code"/>
+    <w:basedOn w:val="a0"/>
+    <w:uiPriority w:val="99"/>
+    <w:semiHidden/>
+    <w:unhideWhenUsed/>
+    <w:rsid w:val="002B4E2E"/>
+    <w:rPr>
+      <w:rFonts w:ascii="Courier New" w:eastAsia="Times New Roman" w:hAnsi="Courier New" w:cs="Courier New"/>
+      <w:sz w:val="20"/>
+      <w:szCs w:val="20"/>
+    </w:rPr>
+  </w:style>
 </w:styles>
 </file>
 
